--- a/Отчет_по_практике_123.docx
+++ b/Отчет_по_практике_123.docx
@@ -1,6 +1,6 @@
 
 <file path=word/document.xml><?xml version="1.0" encoding="utf-8"?>
-<w:document xmlns:wpc="http://schemas.microsoft.com/office/word/2010/wordprocessingCanvas" xmlns:mc="http://schemas.openxmlformats.org/markup-compatibility/2006" xmlns:o="urn:schemas-microsoft-com:office:office" xmlns:r="http://schemas.openxmlformats.org/officeDocument/2006/relationships" xmlns:m="http://schemas.openxmlformats.org/officeDocument/2006/math" xmlns:v="urn:schemas-microsoft-com:vml" xmlns:wp14="http://schemas.microsoft.com/office/word/2010/wordprocessingDrawing" xmlns:wp="http://schemas.openxmlformats.org/drawingml/2006/wordprocessingDrawing" xmlns:w10="urn:schemas-microsoft-com:office:word" xmlns:w="http://schemas.openxmlformats.org/wordprocessingml/2006/main" xmlns:w14="http://schemas.microsoft.com/office/word/2010/wordml" xmlns:w15="http://schemas.microsoft.com/office/word/2012/wordml" xmlns:wpg="http://schemas.microsoft.com/office/word/2010/wordprocessingGroup" xmlns:wpi="http://schemas.microsoft.com/office/word/2010/wordprocessingInk" xmlns:wne="http://schemas.microsoft.com/office/word/2006/wordml" xmlns:wps="http://schemas.microsoft.com/office/word/2010/wordprocessingShape" mc:Ignorable="w14 w15 wp14">
+<w:document xmlns:wpc="http://schemas.microsoft.com/office/word/2010/wordprocessingCanvas" xmlns:cx="http://schemas.microsoft.com/office/drawing/2014/chartex" xmlns:cx1="http://schemas.microsoft.com/office/drawing/2015/9/8/chartex" xmlns:cx2="http://schemas.microsoft.com/office/drawing/2015/10/21/chartex" xmlns:cx3="http://schemas.microsoft.com/office/drawing/2016/5/9/chartex" xmlns:cx4="http://schemas.microsoft.com/office/drawing/2016/5/10/chartex" xmlns:cx5="http://schemas.microsoft.com/office/drawing/2016/5/11/chartex" xmlns:cx6="http://schemas.microsoft.com/office/drawing/2016/5/12/chartex" xmlns:cx7="http://schemas.microsoft.com/office/drawing/2016/5/13/chartex" xmlns:cx8="http://schemas.microsoft.com/office/drawing/2016/5/14/chartex" xmlns:mc="http://schemas.openxmlformats.org/markup-compatibility/2006" xmlns:aink="http://schemas.microsoft.com/office/drawing/2016/ink" xmlns:am3d="http://schemas.microsoft.com/office/drawing/2017/model3d" xmlns:o="urn:schemas-microsoft-com:office:office" xmlns:r="http://schemas.openxmlformats.org/officeDocument/2006/relationships" xmlns:m="http://schemas.openxmlformats.org/officeDocument/2006/math" xmlns:v="urn:schemas-microsoft-com:vml" xmlns:wp14="http://schemas.microsoft.com/office/word/2010/wordprocessingDrawing" xmlns:wp="http://schemas.openxmlformats.org/drawingml/2006/wordprocessingDrawing" xmlns:w10="urn:schemas-microsoft-com:office:word" xmlns:w="http://schemas.openxmlformats.org/wordprocessingml/2006/main" xmlns:w14="http://schemas.microsoft.com/office/word/2010/wordml" xmlns:w15="http://schemas.microsoft.com/office/word/2012/wordml" xmlns:w16cid="http://schemas.microsoft.com/office/word/2016/wordml/cid" xmlns:w16se="http://schemas.microsoft.com/office/word/2015/wordml/symex" xmlns:wpg="http://schemas.microsoft.com/office/word/2010/wordprocessingGroup" xmlns:wpi="http://schemas.microsoft.com/office/word/2010/wordprocessingInk" xmlns:wne="http://schemas.microsoft.com/office/word/2006/wordml" xmlns:wps="http://schemas.microsoft.com/office/word/2010/wordprocessingShape" mc:Ignorable="w14 w15 w16se w16cid wp14">
   <w:body>
     <w:p>
       <w:pPr>
@@ -162,7 +162,21 @@
         <w:rPr>
           <w:lang w:val="ru-RU"/>
         </w:rPr>
-        <w:t xml:space="preserve">Студент: Антропов А.П., гр </w:t>
+        <w:t xml:space="preserve">Студент: Антропов А.П., </w:t>
+      </w:r>
+      <w:proofErr w:type="spellStart"/>
+      <w:r>
+        <w:rPr>
+          <w:lang w:val="ru-RU"/>
+        </w:rPr>
+        <w:t>гр</w:t>
+      </w:r>
+      <w:proofErr w:type="spellEnd"/>
+      <w:r>
+        <w:rPr>
+          <w:lang w:val="ru-RU"/>
+        </w:rPr>
+        <w:t xml:space="preserve"> </w:t>
       </w:r>
       <w:r>
         <w:rPr>
@@ -192,8 +206,6 @@
         </w:rPr>
         <w:t xml:space="preserve">ь практики: </w:t>
       </w:r>
-      <w:bookmarkStart w:id="0" w:name="_GoBack"/>
-      <w:bookmarkEnd w:id="0"/>
       <w:r>
         <w:rPr>
           <w:lang w:val="ru-RU"/>
@@ -278,6 +290,7 @@
           <w:szCs w:val="28"/>
         </w:rPr>
       </w:pPr>
+      <w:proofErr w:type="spellStart"/>
       <w:r>
         <w:rPr>
           <w:rFonts w:cs="Times New Roman"/>
@@ -285,6 +298,7 @@
         </w:rPr>
         <w:t>Магнитогорск</w:t>
       </w:r>
+      <w:proofErr w:type="spellEnd"/>
       <w:r>
         <w:rPr>
           <w:rFonts w:cs="Times New Roman"/>
@@ -336,7 +350,9 @@
     <w:sdt>
       <w:sdtPr>
         <w:rPr>
-          <w:rFonts w:ascii="Times New Roman" w:hAnsi="Times New Roman" w:cs="Times New Roman"/>
+          <w:rFonts w:ascii="Times New Roman" w:eastAsia="Times New Roman" w:hAnsi="Times New Roman" w:cs="Times New Roman"/>
+          <w:b w:val="0"/>
+          <w:bCs w:val="0"/>
           <w:color w:val="auto"/>
           <w:sz w:val="24"/>
           <w:szCs w:val="24"/>
@@ -350,7 +366,6 @@
       </w:sdtPr>
       <w:sdtEndPr>
         <w:rPr>
-          <w:rFonts w:eastAsia="Times New Roman"/>
           <w:lang w:val="en-US"/>
         </w:rPr>
       </w:sdtEndPr>
@@ -1610,7 +1625,7 @@
           <w:lang w:val="ru-RU"/>
         </w:rPr>
       </w:pPr>
-      <w:bookmarkStart w:id="1" w:name="_Toc232520130"/>
+      <w:bookmarkStart w:id="0" w:name="_Toc232520130"/>
       <w:r>
         <w:rPr>
           <w:rFonts w:ascii="Times New Roman" w:hAnsi="Times New Roman" w:cs="Times New Roman"/>
@@ -1620,7 +1635,7 @@
         <w:lastRenderedPageBreak/>
         <w:t>ВВЕДЕНИЕ</w:t>
       </w:r>
-      <w:bookmarkEnd w:id="1"/>
+      <w:bookmarkEnd w:id="0"/>
     </w:p>
     <w:p>
       <w:pPr>
@@ -1679,7 +1694,7 @@
           <w:lang w:val="ru-RU"/>
         </w:rPr>
       </w:pPr>
-      <w:bookmarkStart w:id="2" w:name="_Toc232520131"/>
+      <w:bookmarkStart w:id="1" w:name="_Toc232520131"/>
       <w:r>
         <w:rPr>
           <w:rFonts w:ascii="Times New Roman" w:hAnsi="Times New Roman" w:cs="Times New Roman"/>
@@ -1688,7 +1703,7 @@
         </w:rPr>
         <w:t>1. ОПИСАНИЕ ПРОЕКТА</w:t>
       </w:r>
-      <w:bookmarkEnd w:id="2"/>
+      <w:bookmarkEnd w:id="1"/>
     </w:p>
     <w:p>
       <w:pPr>
@@ -1822,12 +1837,14 @@
         </w:rPr>
         <w:t xml:space="preserve"> </w:t>
       </w:r>
+      <w:proofErr w:type="spellStart"/>
       <w:r>
         <w:rPr>
           <w:rFonts w:cs="Times New Roman"/>
         </w:rPr>
         <w:t>LocalDB</w:t>
       </w:r>
+      <w:proofErr w:type="spellEnd"/>
       <w:r>
         <w:rPr>
           <w:rFonts w:cs="Times New Roman"/>
@@ -1926,12 +1943,14 @@
         </w:rPr>
         <w:t>/</w:t>
       </w:r>
+      <w:proofErr w:type="spellStart"/>
       <w:r>
         <w:rPr>
           <w:rFonts w:cs="Times New Roman"/>
         </w:rPr>
         <w:t>UploadedFile</w:t>
       </w:r>
+      <w:proofErr w:type="spellEnd"/>
       <w:r>
         <w:rPr>
           <w:rFonts w:cs="Times New Roman"/>
@@ -2021,7 +2040,7 @@
           <w:lang w:val="ru-RU"/>
         </w:rPr>
       </w:pPr>
-      <w:bookmarkStart w:id="3" w:name="_Toc232520132"/>
+      <w:bookmarkStart w:id="2" w:name="_Toc232520132"/>
       <w:r>
         <w:rPr>
           <w:rFonts w:ascii="Times New Roman" w:hAnsi="Times New Roman" w:cs="Times New Roman"/>
@@ -2045,7 +2064,7 @@
         </w:rPr>
         <w:t>ЦЕЛИ И ЗАДАЧИ ПРАКТИКИ</w:t>
       </w:r>
-      <w:bookmarkEnd w:id="3"/>
+      <w:bookmarkEnd w:id="2"/>
     </w:p>
     <w:p>
       <w:pPr>
@@ -2229,7 +2248,7 @@
           <w:lang w:val="ru-RU"/>
         </w:rPr>
       </w:pPr>
-      <w:bookmarkStart w:id="4" w:name="_Toc232520133"/>
+      <w:bookmarkStart w:id="3" w:name="_Toc232520133"/>
       <w:r>
         <w:rPr>
           <w:rFonts w:ascii="Times New Roman" w:hAnsi="Times New Roman" w:cs="Times New Roman"/>
@@ -2238,7 +2257,7 @@
         </w:rPr>
         <w:t>3. ПЛАН РАБОТ ПО ЭТАПАМ</w:t>
       </w:r>
-      <w:bookmarkEnd w:id="4"/>
+      <w:bookmarkEnd w:id="3"/>
     </w:p>
     <w:p>
       <w:pPr>
@@ -2352,12 +2371,14 @@
         </w:rPr>
         <w:t>Этап 2. Выявление несоответствий по чек-листу. При ручной проверке обнаружены критичные проблемы: отсутствовали ограничения размера и типа файлов, не было модели владельца (</w:t>
       </w:r>
+      <w:proofErr w:type="spellStart"/>
       <w:r>
         <w:rPr>
           <w:rFonts w:cs="Times New Roman"/>
         </w:rPr>
         <w:t>OwnerId</w:t>
       </w:r>
+      <w:proofErr w:type="spellEnd"/>
       <w:r>
         <w:rPr>
           <w:rFonts w:cs="Times New Roman"/>
@@ -2393,7 +2414,21 @@
         <w:rPr>
           <w:lang w:val="ru-RU"/>
         </w:rPr>
-        <w:t xml:space="preserve"> полностью, автотесты и покрытие негативных сценариев отсутствовали.</w:t>
+        <w:t xml:space="preserve"> полностью, </w:t>
+      </w:r>
+      <w:proofErr w:type="spellStart"/>
+      <w:r>
+        <w:rPr>
+          <w:lang w:val="ru-RU"/>
+        </w:rPr>
+        <w:t>автотесты</w:t>
+      </w:r>
+      <w:proofErr w:type="spellEnd"/>
+      <w:r>
+        <w:rPr>
+          <w:lang w:val="ru-RU"/>
+        </w:rPr>
+        <w:t xml:space="preserve"> и покрытие негативных сценариев отсутствовали.</w:t>
       </w:r>
     </w:p>
     <w:p>
@@ -2420,18 +2455,30 @@
         </w:rPr>
         <w:t xml:space="preserve">, </w:t>
       </w:r>
+      <w:proofErr w:type="spellStart"/>
       <w:r>
         <w:t>OwnerId</w:t>
       </w:r>
-      <w:r>
-        <w:rPr>
-          <w:lang w:val="ru-RU"/>
-        </w:rPr>
-        <w:t xml:space="preserve"> и проверки владельца для скачивания/удаления, а также скорректировал .</w:t>
-      </w:r>
+      <w:proofErr w:type="spellEnd"/>
+      <w:r>
+        <w:rPr>
+          <w:lang w:val="ru-RU"/>
+        </w:rPr>
+        <w:t xml:space="preserve"> и проверки владельца для скачивания/удаления, а также </w:t>
+      </w:r>
+      <w:proofErr w:type="gramStart"/>
+      <w:r>
+        <w:rPr>
+          <w:lang w:val="ru-RU"/>
+        </w:rPr>
+        <w:t>скорректировал .</w:t>
+      </w:r>
+      <w:proofErr w:type="spellStart"/>
       <w:r>
         <w:t>gitignore</w:t>
       </w:r>
+      <w:proofErr w:type="spellEnd"/>
+      <w:proofErr w:type="gramEnd"/>
       <w:r>
         <w:rPr>
           <w:lang w:val="ru-RU"/>
@@ -2625,7 +2672,21 @@
         <w:rPr>
           <w:lang w:val="ru-RU"/>
         </w:rPr>
-        <w:t xml:space="preserve">Этап 8. Финальная валидация тестами (цикл №7): добавлены интеграционные тесты (включая негативные кейсы), повторная проверка по чек-листу показала выполнение функциональных, безопасностных и </w:t>
+        <w:t xml:space="preserve">Этап 8. Финальная валидация тестами (цикл №7): добавлены интеграционные тесты (включая негативные кейсы), повторная проверка по чек-листу показала выполнение функциональных, </w:t>
+      </w:r>
+      <w:proofErr w:type="spellStart"/>
+      <w:r>
+        <w:rPr>
+          <w:lang w:val="ru-RU"/>
+        </w:rPr>
+        <w:t>безопасностных</w:t>
+      </w:r>
+      <w:proofErr w:type="spellEnd"/>
+      <w:r>
+        <w:rPr>
+          <w:lang w:val="ru-RU"/>
+        </w:rPr>
+        <w:t xml:space="preserve"> и </w:t>
       </w:r>
       <w:r>
         <w:t>UX</w:t>
@@ -2648,7 +2709,7 @@
           <w:lang w:val="ru-RU"/>
         </w:rPr>
       </w:pPr>
-      <w:bookmarkStart w:id="5" w:name="_Toc232520134"/>
+      <w:bookmarkStart w:id="4" w:name="_Toc232520134"/>
       <w:r>
         <w:rPr>
           <w:rFonts w:ascii="Times New Roman" w:hAnsi="Times New Roman" w:cs="Times New Roman"/>
@@ -2657,7 +2718,7 @@
         </w:rPr>
         <w:t>4. ЧЕК-ЛИСТ ВАЛИДАЦИИ</w:t>
       </w:r>
-      <w:bookmarkEnd w:id="5"/>
+      <w:bookmarkEnd w:id="4"/>
     </w:p>
     <w:p>
       <w:pPr>
@@ -2709,18 +2770,22 @@
         </w:rPr>
         <w:t xml:space="preserve">— Ограничение размера загружаемого файла (&gt;10 МБ блокируется): Выполнено. Добавлена проверка </w:t>
       </w:r>
+      <w:proofErr w:type="spellStart"/>
       <w:r>
         <w:t>MaxFileSize</w:t>
       </w:r>
+      <w:proofErr w:type="spellEnd"/>
       <w:r>
         <w:rPr>
           <w:lang w:val="ru-RU"/>
         </w:rPr>
         <w:t>/</w:t>
       </w:r>
+      <w:proofErr w:type="spellStart"/>
       <w:r>
         <w:t>MaxFileSizeBytes</w:t>
       </w:r>
+      <w:proofErr w:type="spellEnd"/>
       <w:r>
         <w:rPr>
           <w:lang w:val="ru-RU"/>
@@ -2774,9 +2839,11 @@
         </w:rPr>
         <w:t xml:space="preserve">— Пользователь не имеет доступа к чужим файлам: Выполнено. Добавлен </w:t>
       </w:r>
+      <w:proofErr w:type="spellStart"/>
       <w:r>
         <w:t>OwnerId</w:t>
       </w:r>
+      <w:proofErr w:type="spellEnd"/>
       <w:r>
         <w:rPr>
           <w:lang w:val="ru-RU"/>
@@ -2898,9 +2965,11 @@
         </w:rPr>
         <w:t xml:space="preserve"> </w:t>
       </w:r>
+      <w:proofErr w:type="spellStart"/>
       <w:r>
         <w:t>gitignore</w:t>
       </w:r>
+      <w:proofErr w:type="spellEnd"/>
       <w:r>
         <w:rPr>
           <w:lang w:val="ru-RU"/>
@@ -2962,7 +3031,7 @@
           <w:lang w:val="ru-RU"/>
         </w:rPr>
       </w:pPr>
-      <w:bookmarkStart w:id="6" w:name="_Toc232520135"/>
+      <w:bookmarkStart w:id="5" w:name="_Toc232520135"/>
       <w:r>
         <w:rPr>
           <w:rFonts w:ascii="Times New Roman" w:hAnsi="Times New Roman" w:cs="Times New Roman"/>
@@ -2971,7 +3040,7 @@
         </w:rPr>
         <w:t>5. ХОД ВЫПОЛНЕНИЯ ПРАКТИКИ</w:t>
       </w:r>
-      <w:bookmarkEnd w:id="6"/>
+      <w:bookmarkEnd w:id="5"/>
     </w:p>
     <w:p>
       <w:pPr>
@@ -3056,9 +3125,11 @@
         </w:rPr>
         <w:t xml:space="preserve">Дальнейшие циклы последовательно закрыли риски: внедрены проверки размера/типа, </w:t>
       </w:r>
+      <w:proofErr w:type="spellStart"/>
       <w:r>
         <w:t>OwnerId</w:t>
       </w:r>
+      <w:proofErr w:type="spellEnd"/>
       <w:r>
         <w:rPr>
           <w:lang w:val="ru-RU"/>
@@ -4243,7 +4314,25 @@
           <w:szCs w:val="28"/>
           <w:lang w:val="ru-RU"/>
         </w:rPr>
-        <w:t>В проекте есть автотесты.</w:t>
+        <w:t xml:space="preserve">В проекте есть </w:t>
+      </w:r>
+      <w:proofErr w:type="spellStart"/>
+      <w:r>
+        <w:rPr>
+          <w:rFonts w:cs="Times New Roman"/>
+          <w:szCs w:val="28"/>
+          <w:lang w:val="ru-RU"/>
+        </w:rPr>
+        <w:t>автотесты</w:t>
+      </w:r>
+      <w:proofErr w:type="spellEnd"/>
+      <w:r>
+        <w:rPr>
+          <w:rFonts w:cs="Times New Roman"/>
+          <w:szCs w:val="28"/>
+          <w:lang w:val="ru-RU"/>
+        </w:rPr>
+        <w:t>.</w:t>
       </w:r>
     </w:p>
     <w:p>
@@ -4343,6 +4432,7 @@
         </w:rPr>
         <w:t xml:space="preserve">Создай в папке </w:t>
       </w:r>
+      <w:proofErr w:type="spellStart"/>
       <w:r>
         <w:rPr>
           <w:rFonts w:cs="Times New Roman"/>
@@ -4350,6 +4440,7 @@
         </w:rPr>
         <w:t>FileShare</w:t>
       </w:r>
+      <w:proofErr w:type="spellEnd"/>
       <w:r>
         <w:rPr>
           <w:rFonts w:cs="Times New Roman"/>
@@ -4514,25 +4605,61 @@
           <w:szCs w:val="28"/>
           <w:lang w:val="ru-RU"/>
         </w:rPr>
-        <w:t>Идея запроса: Получить полностью рабочий базовый прототип за одну попытку, без дополнительных требований по безопасности.</w:t>
-      </w:r>
-    </w:p>
-    <w:p>
-      <w:pPr>
-        <w:spacing w:after="0" w:line="360" w:lineRule="auto"/>
-        <w:jc w:val="both"/>
-        <w:rPr>
-          <w:rFonts w:cs="Times New Roman"/>
-          <w:szCs w:val="28"/>
-        </w:rPr>
-      </w:pPr>
-      <w:r>
-        <w:rPr>
-          <w:rFonts w:cs="Times New Roman"/>
-          <w:szCs w:val="28"/>
-        </w:rPr>
-        <w:t>Коммит: feat: initial app with auth, upload, download, delete, sqlite</w:t>
-      </w:r>
+        <w:t>Идея запроса</w:t>
+      </w:r>
+      <w:proofErr w:type="gramStart"/>
+      <w:r>
+        <w:rPr>
+          <w:rFonts w:cs="Times New Roman"/>
+          <w:szCs w:val="28"/>
+          <w:lang w:val="ru-RU"/>
+        </w:rPr>
+        <w:t>: Получить</w:t>
+      </w:r>
+      <w:proofErr w:type="gramEnd"/>
+      <w:r>
+        <w:rPr>
+          <w:rFonts w:cs="Times New Roman"/>
+          <w:szCs w:val="28"/>
+          <w:lang w:val="ru-RU"/>
+        </w:rPr>
+        <w:t xml:space="preserve"> полностью рабочий базовый прототип за одну попытку, без дополнительных требований по безопасности.</w:t>
+      </w:r>
+    </w:p>
+    <w:p>
+      <w:pPr>
+        <w:spacing w:after="0" w:line="360" w:lineRule="auto"/>
+        <w:jc w:val="both"/>
+        <w:rPr>
+          <w:rFonts w:cs="Times New Roman"/>
+          <w:szCs w:val="28"/>
+        </w:rPr>
+      </w:pPr>
+      <w:proofErr w:type="spellStart"/>
+      <w:r>
+        <w:rPr>
+          <w:rFonts w:cs="Times New Roman"/>
+          <w:szCs w:val="28"/>
+        </w:rPr>
+        <w:t>Коммит</w:t>
+      </w:r>
+      <w:proofErr w:type="spellEnd"/>
+      <w:r>
+        <w:rPr>
+          <w:rFonts w:cs="Times New Roman"/>
+          <w:szCs w:val="28"/>
+        </w:rPr>
+        <w:t xml:space="preserve">: feat: initial app with auth, upload, download, delete, </w:t>
+      </w:r>
+      <w:proofErr w:type="spellStart"/>
+      <w:r>
+        <w:rPr>
+          <w:rFonts w:cs="Times New Roman"/>
+          <w:szCs w:val="28"/>
+        </w:rPr>
+        <w:t>sqlite</w:t>
+      </w:r>
+      <w:proofErr w:type="spellEnd"/>
     </w:p>
     <w:p>
       <w:pPr>
@@ -4647,6 +4774,7 @@
         </w:rPr>
         <w:t xml:space="preserve">В первой версии не было ограничений на размер или тип загружаемых файлов. В </w:t>
       </w:r>
+      <w:proofErr w:type="spellStart"/>
       <w:r>
         <w:rPr>
           <w:rFonts w:cs="Times New Roman"/>
@@ -4654,6 +4782,7 @@
         </w:rPr>
         <w:t>FilesController</w:t>
       </w:r>
+      <w:proofErr w:type="spellEnd"/>
       <w:r>
         <w:rPr>
           <w:rFonts w:cs="Times New Roman"/>
@@ -4677,6 +4806,7 @@
         </w:rPr>
         <w:t xml:space="preserve">() не было проверки </w:t>
       </w:r>
+      <w:proofErr w:type="gramStart"/>
       <w:r>
         <w:rPr>
           <w:rFonts w:cs="Times New Roman"/>
@@ -4699,6 +4829,7 @@
         </w:rPr>
         <w:t>Length</w:t>
       </w:r>
+      <w:proofErr w:type="gramEnd"/>
       <w:r>
         <w:rPr>
           <w:rFonts w:cs="Times New Roman"/>
@@ -4727,6 +4858,7 @@
         <w:lastRenderedPageBreak/>
         <w:t xml:space="preserve">Также не было модели владения файлами. Модель </w:t>
       </w:r>
+      <w:proofErr w:type="spellStart"/>
       <w:r>
         <w:rPr>
           <w:rFonts w:cs="Times New Roman"/>
@@ -4734,6 +4866,7 @@
         </w:rPr>
         <w:t>UploadedFile</w:t>
       </w:r>
+      <w:proofErr w:type="spellEnd"/>
       <w:r>
         <w:rPr>
           <w:rFonts w:cs="Times New Roman"/>
@@ -4834,7 +4967,16 @@
           <w:szCs w:val="28"/>
           <w:lang w:val="ru-RU"/>
         </w:rPr>
-        <w:t>. В</w:t>
+        <w:t xml:space="preserve">. </w:t>
+      </w:r>
+      <w:proofErr w:type="gramStart"/>
+      <w:r>
+        <w:rPr>
+          <w:rFonts w:cs="Times New Roman"/>
+          <w:szCs w:val="28"/>
+          <w:lang w:val="ru-RU"/>
+        </w:rPr>
+        <w:t>В</w:t>
       </w:r>
       <w:r>
         <w:rPr>
@@ -4844,6 +4986,7 @@
         </w:rPr>
         <w:t>.</w:t>
       </w:r>
+      <w:proofErr w:type="spellStart"/>
       <w:r>
         <w:rPr>
           <w:rFonts w:cs="Times New Roman"/>
@@ -4851,6 +4994,8 @@
         </w:rPr>
         <w:t>gitignore</w:t>
       </w:r>
+      <w:proofErr w:type="spellEnd"/>
+      <w:proofErr w:type="gramEnd"/>
       <w:r>
         <w:rPr>
           <w:rFonts w:cs="Times New Roman"/>
@@ -4889,6 +5034,7 @@
         </w:rPr>
         <w:t>/*.</w:t>
       </w:r>
+      <w:proofErr w:type="spellStart"/>
       <w:r>
         <w:rPr>
           <w:rFonts w:cs="Times New Roman"/>
@@ -4896,6 +5042,7 @@
         </w:rPr>
         <w:t>db</w:t>
       </w:r>
+      <w:proofErr w:type="spellEnd"/>
       <w:r>
         <w:rPr>
           <w:rFonts w:cs="Times New Roman"/>
@@ -4966,7 +5113,25 @@
           <w:szCs w:val="28"/>
           <w:lang w:val="ru-RU"/>
         </w:rPr>
-        <w:t xml:space="preserve">Также в проекте не было автотестов. Не было тестового проекта и тестов для авторизации, загрузки, скачивания, удаления, переименования и негативных сценариев: неверный вход, слишком большой файл, несуществующий </w:t>
+        <w:t xml:space="preserve">Также в проекте не было </w:t>
+      </w:r>
+      <w:proofErr w:type="spellStart"/>
+      <w:r>
+        <w:rPr>
+          <w:rFonts w:cs="Times New Roman"/>
+          <w:szCs w:val="28"/>
+          <w:lang w:val="ru-RU"/>
+        </w:rPr>
+        <w:t>автотестов</w:t>
+      </w:r>
+      <w:proofErr w:type="spellEnd"/>
+      <w:r>
+        <w:rPr>
+          <w:rFonts w:cs="Times New Roman"/>
+          <w:szCs w:val="28"/>
+          <w:lang w:val="ru-RU"/>
+        </w:rPr>
+        <w:t xml:space="preserve">. Не было тестового проекта и тестов для авторизации, загрузки, скачивания, удаления, переименования и негативных сценариев: неверный вход, слишком большой файл, несуществующий </w:t>
       </w:r>
       <w:r>
         <w:rPr>
@@ -5497,6 +5662,7 @@
         <w:lastRenderedPageBreak/>
         <w:t xml:space="preserve">9. Ограничение на размер файла — не выполнено. Отсутствует проверка </w:t>
       </w:r>
+      <w:proofErr w:type="gramStart"/>
       <w:r>
         <w:rPr>
           <w:rFonts w:cs="Times New Roman"/>
@@ -5519,6 +5685,7 @@
         </w:rPr>
         <w:t>Length</w:t>
       </w:r>
+      <w:proofErr w:type="gramEnd"/>
       <w:r>
         <w:rPr>
           <w:rFonts w:cs="Times New Roman"/>
@@ -5812,8 +5979,18 @@
           <w:szCs w:val="28"/>
           <w:lang w:val="ru-RU"/>
         </w:rPr>
-        <w:t xml:space="preserve"> — не выполнено. .</w:t>
-      </w:r>
+        <w:t xml:space="preserve"> — не выполнено. </w:t>
+      </w:r>
+      <w:proofErr w:type="gramStart"/>
+      <w:r>
+        <w:rPr>
+          <w:rFonts w:cs="Times New Roman"/>
+          <w:szCs w:val="28"/>
+          <w:lang w:val="ru-RU"/>
+        </w:rPr>
+        <w:t>.</w:t>
+      </w:r>
+      <w:proofErr w:type="spellStart"/>
       <w:r>
         <w:rPr>
           <w:rFonts w:cs="Times New Roman"/>
@@ -5821,6 +5998,8 @@
         </w:rPr>
         <w:t>gitignore</w:t>
       </w:r>
+      <w:proofErr w:type="spellEnd"/>
+      <w:proofErr w:type="gramEnd"/>
       <w:r>
         <w:rPr>
           <w:rFonts w:cs="Times New Roman"/>
@@ -5829,6 +6008,7 @@
         </w:rPr>
         <w:t xml:space="preserve"> игнорирует только *.</w:t>
       </w:r>
+      <w:proofErr w:type="spellStart"/>
       <w:r>
         <w:rPr>
           <w:rFonts w:cs="Times New Roman"/>
@@ -5836,6 +6016,7 @@
         </w:rPr>
         <w:t>db</w:t>
       </w:r>
+      <w:proofErr w:type="spellEnd"/>
       <w:r>
         <w:rPr>
           <w:rFonts w:cs="Times New Roman"/>
@@ -6138,7 +6319,25 @@
           <w:lang w:val="ru-RU"/>
         </w:rPr>
         <w:lastRenderedPageBreak/>
-        <w:t>28. Наличие автотестов — не выполнено. Тестовый проект отсутствует.</w:t>
+        <w:t xml:space="preserve">28. Наличие </w:t>
+      </w:r>
+      <w:proofErr w:type="spellStart"/>
+      <w:r>
+        <w:rPr>
+          <w:rFonts w:cs="Times New Roman"/>
+          <w:szCs w:val="28"/>
+          <w:lang w:val="ru-RU"/>
+        </w:rPr>
+        <w:t>автотестов</w:t>
+      </w:r>
+      <w:proofErr w:type="spellEnd"/>
+      <w:r>
+        <w:rPr>
+          <w:rFonts w:cs="Times New Roman"/>
+          <w:szCs w:val="28"/>
+          <w:lang w:val="ru-RU"/>
+        </w:rPr>
+        <w:t xml:space="preserve"> — не выполнено. Тестовый проект отсутствует.</w:t>
       </w:r>
     </w:p>
     <w:p>
@@ -6271,8 +6470,18 @@
           <w:szCs w:val="28"/>
           <w:lang w:val="ru-RU"/>
         </w:rPr>
-        <w:t>Решение: перейти к циклу №2 и исправить проблемы безопасности, владельца файлов, .</w:t>
-      </w:r>
+        <w:t>Решение: перейти к циклу №2 и исправить проблемы безопасности, владельца файлов</w:t>
+      </w:r>
+      <w:proofErr w:type="gramStart"/>
+      <w:r>
+        <w:rPr>
+          <w:rFonts w:cs="Times New Roman"/>
+          <w:szCs w:val="28"/>
+          <w:lang w:val="ru-RU"/>
+        </w:rPr>
+        <w:t>, .</w:t>
+      </w:r>
+      <w:proofErr w:type="spellStart"/>
       <w:r>
         <w:rPr>
           <w:rFonts w:cs="Times New Roman"/>
@@ -6280,6 +6489,8 @@
         </w:rPr>
         <w:t>gitignore</w:t>
       </w:r>
+      <w:proofErr w:type="spellEnd"/>
+      <w:proofErr w:type="gramEnd"/>
       <w:r>
         <w:rPr>
           <w:rFonts w:cs="Times New Roman"/>
@@ -6337,13 +6548,23 @@
           <w:lang w:val="ru-RU"/>
         </w:rPr>
       </w:pPr>
-      <w:r>
-        <w:rPr>
-          <w:rFonts w:cs="Times New Roman"/>
-          <w:szCs w:val="28"/>
-          <w:lang w:val="ru-RU"/>
-        </w:rPr>
-        <w:t xml:space="preserve">Пофикси следующие неточности в коде: отсутствуют ограничения на размер/тип файлов, отсутствует модель владения файлами, загруженные файлы не исключены из </w:t>
+      <w:proofErr w:type="spellStart"/>
+      <w:r>
+        <w:rPr>
+          <w:rFonts w:cs="Times New Roman"/>
+          <w:szCs w:val="28"/>
+          <w:lang w:val="ru-RU"/>
+        </w:rPr>
+        <w:t>Пофикси</w:t>
+      </w:r>
+      <w:proofErr w:type="spellEnd"/>
+      <w:r>
+        <w:rPr>
+          <w:rFonts w:cs="Times New Roman"/>
+          <w:szCs w:val="28"/>
+          <w:lang w:val="ru-RU"/>
+        </w:rPr>
+        <w:t xml:space="preserve"> следующие неточности в коде: отсутствуют ограничения на размер/тип файлов, отсутствует модель владения файлами, загруженные файлы не исключены из </w:t>
       </w:r>
       <w:r>
         <w:rPr>
@@ -6358,7 +6579,25 @@
           <w:szCs w:val="28"/>
           <w:lang w:val="ru-RU"/>
         </w:rPr>
-        <w:t>, отсутствуют автотесты. Функционал никак не изменился, при этом код стал значительно лучше.</w:t>
+        <w:t xml:space="preserve">, отсутствуют </w:t>
+      </w:r>
+      <w:proofErr w:type="spellStart"/>
+      <w:r>
+        <w:rPr>
+          <w:rFonts w:cs="Times New Roman"/>
+          <w:szCs w:val="28"/>
+          <w:lang w:val="ru-RU"/>
+        </w:rPr>
+        <w:t>автотесты</w:t>
+      </w:r>
+      <w:proofErr w:type="spellEnd"/>
+      <w:r>
+        <w:rPr>
+          <w:rFonts w:cs="Times New Roman"/>
+          <w:szCs w:val="28"/>
+          <w:lang w:val="ru-RU"/>
+        </w:rPr>
+        <w:t>. Функционал никак не изменился, при этом код стал значительно лучше.</w:t>
       </w:r>
     </w:p>
     <w:p>
@@ -6398,6 +6637,7 @@
         </w:rPr>
         <w:t xml:space="preserve">ИИ добавил ограничение на размер файла, проверку расширений, модель владельца файла </w:t>
       </w:r>
+      <w:proofErr w:type="spellStart"/>
       <w:r>
         <w:rPr>
           <w:rFonts w:cs="Times New Roman"/>
@@ -6405,14 +6645,25 @@
         </w:rPr>
         <w:t>OwnerId</w:t>
       </w:r>
-      <w:r>
-        <w:rPr>
-          <w:rFonts w:cs="Times New Roman"/>
-          <w:szCs w:val="28"/>
-          <w:lang w:val="ru-RU"/>
-        </w:rPr>
-        <w:t>, проверки доступа при скачивании и удалении, а также поправил .</w:t>
-      </w:r>
+      <w:proofErr w:type="spellEnd"/>
+      <w:r>
+        <w:rPr>
+          <w:rFonts w:cs="Times New Roman"/>
+          <w:szCs w:val="28"/>
+          <w:lang w:val="ru-RU"/>
+        </w:rPr>
+        <w:t xml:space="preserve">, проверки доступа при скачивании и удалении, а также </w:t>
+      </w:r>
+      <w:proofErr w:type="gramStart"/>
+      <w:r>
+        <w:rPr>
+          <w:rFonts w:cs="Times New Roman"/>
+          <w:szCs w:val="28"/>
+          <w:lang w:val="ru-RU"/>
+        </w:rPr>
+        <w:t>поправил .</w:t>
+      </w:r>
+      <w:proofErr w:type="spellStart"/>
       <w:r>
         <w:rPr>
           <w:rFonts w:cs="Times New Roman"/>
@@ -6420,6 +6671,8 @@
         </w:rPr>
         <w:t>gitignore</w:t>
       </w:r>
+      <w:proofErr w:type="spellEnd"/>
+      <w:proofErr w:type="gramEnd"/>
       <w:r>
         <w:rPr>
           <w:rFonts w:cs="Times New Roman"/>
@@ -6628,8 +6881,18 @@
           <w:szCs w:val="28"/>
           <w:lang w:val="ru-RU"/>
         </w:rPr>
-        <w:t>18 — исправлено, папка загрузок добавлена в .</w:t>
-      </w:r>
+        <w:t xml:space="preserve">18 — исправлено, папка загрузок добавлена </w:t>
+      </w:r>
+      <w:proofErr w:type="gramStart"/>
+      <w:r>
+        <w:rPr>
+          <w:rFonts w:cs="Times New Roman"/>
+          <w:szCs w:val="28"/>
+          <w:lang w:val="ru-RU"/>
+        </w:rPr>
+        <w:t>в .</w:t>
+      </w:r>
+      <w:proofErr w:type="spellStart"/>
       <w:r>
         <w:rPr>
           <w:rFonts w:cs="Times New Roman"/>
@@ -6637,6 +6900,8 @@
         </w:rPr>
         <w:t>gitignore</w:t>
       </w:r>
+      <w:proofErr w:type="spellEnd"/>
+      <w:proofErr w:type="gramEnd"/>
       <w:r>
         <w:rPr>
           <w:rFonts w:cs="Times New Roman"/>
@@ -6901,6 +7166,7 @@
         </w:rPr>
         <w:t xml:space="preserve">9. Ограничение на размер файла — исправлено. Добавлена проверка </w:t>
       </w:r>
+      <w:proofErr w:type="spellStart"/>
       <w:r>
         <w:rPr>
           <w:rFonts w:cs="Times New Roman"/>
@@ -6908,6 +7174,7 @@
         </w:rPr>
         <w:t>MaxFileSize</w:t>
       </w:r>
+      <w:proofErr w:type="spellEnd"/>
       <w:r>
         <w:rPr>
           <w:rFonts w:cs="Times New Roman"/>
@@ -6935,6 +7202,7 @@
         </w:rPr>
         <w:t xml:space="preserve">10. Ограничение на тип файла — исправлено. Добавлен </w:t>
       </w:r>
+      <w:proofErr w:type="spellStart"/>
       <w:r>
         <w:rPr>
           <w:rFonts w:cs="Times New Roman"/>
@@ -6942,6 +7210,7 @@
         </w:rPr>
         <w:t>allowedExtensions</w:t>
       </w:r>
+      <w:proofErr w:type="spellEnd"/>
       <w:r>
         <w:rPr>
           <w:rFonts w:cs="Times New Roman"/>
@@ -6999,6 +7268,7 @@
         </w:rPr>
         <w:t xml:space="preserve"> — исправлено. Добавлен </w:t>
       </w:r>
+      <w:proofErr w:type="spellStart"/>
       <w:r>
         <w:rPr>
           <w:rFonts w:cs="Times New Roman"/>
@@ -7006,6 +7276,7 @@
         </w:rPr>
         <w:t>OwnerId</w:t>
       </w:r>
+      <w:proofErr w:type="spellEnd"/>
       <w:r>
         <w:rPr>
           <w:rFonts w:cs="Times New Roman"/>
@@ -7201,8 +7472,18 @@
           <w:szCs w:val="28"/>
           <w:lang w:val="ru-RU"/>
         </w:rPr>
-        <w:t xml:space="preserve"> — исправлено. Добавлена папка загрузок в .</w:t>
-      </w:r>
+        <w:t xml:space="preserve"> — исправлено. Добавлена папка загрузок </w:t>
+      </w:r>
+      <w:proofErr w:type="gramStart"/>
+      <w:r>
+        <w:rPr>
+          <w:rFonts w:cs="Times New Roman"/>
+          <w:szCs w:val="28"/>
+          <w:lang w:val="ru-RU"/>
+        </w:rPr>
+        <w:t>в .</w:t>
+      </w:r>
+      <w:proofErr w:type="spellStart"/>
       <w:r>
         <w:rPr>
           <w:rFonts w:cs="Times New Roman"/>
@@ -7210,6 +7491,8 @@
         </w:rPr>
         <w:t>gitignore</w:t>
       </w:r>
+      <w:proofErr w:type="spellEnd"/>
+      <w:proofErr w:type="gramEnd"/>
       <w:r>
         <w:rPr>
           <w:rFonts w:cs="Times New Roman"/>
@@ -7250,7 +7533,25 @@
           <w:szCs w:val="28"/>
           <w:lang w:val="ru-RU"/>
         </w:rPr>
-        <w:t>-улучшения — не выполнены. Не требовалось в этом промпте.</w:t>
+        <w:t xml:space="preserve">-улучшения — не выполнены. Не требовалось в этом </w:t>
+      </w:r>
+      <w:proofErr w:type="spellStart"/>
+      <w:r>
+        <w:rPr>
+          <w:rFonts w:cs="Times New Roman"/>
+          <w:szCs w:val="28"/>
+          <w:lang w:val="ru-RU"/>
+        </w:rPr>
+        <w:t>промпте</w:t>
+      </w:r>
+      <w:proofErr w:type="spellEnd"/>
+      <w:r>
+        <w:rPr>
+          <w:rFonts w:cs="Times New Roman"/>
+          <w:szCs w:val="28"/>
+          <w:lang w:val="ru-RU"/>
+        </w:rPr>
+        <w:t>.</w:t>
       </w:r>
     </w:p>
     <w:p>
@@ -7348,7 +7649,25 @@
           <w:szCs w:val="28"/>
           <w:lang w:val="ru-RU"/>
         </w:rPr>
-        <w:t>26. Константы вынесены — не выполнено. Размер и типы файлов захардкожены.</w:t>
+        <w:t xml:space="preserve">26. Константы вынесены — не выполнено. Размер и типы файлов </w:t>
+      </w:r>
+      <w:proofErr w:type="spellStart"/>
+      <w:r>
+        <w:rPr>
+          <w:rFonts w:cs="Times New Roman"/>
+          <w:szCs w:val="28"/>
+          <w:lang w:val="ru-RU"/>
+        </w:rPr>
+        <w:t>захардкожены</w:t>
+      </w:r>
+      <w:proofErr w:type="spellEnd"/>
+      <w:r>
+        <w:rPr>
+          <w:rFonts w:cs="Times New Roman"/>
+          <w:szCs w:val="28"/>
+          <w:lang w:val="ru-RU"/>
+        </w:rPr>
+        <w:t>.</w:t>
       </w:r>
     </w:p>
     <w:p>
@@ -7387,7 +7706,25 @@
           <w:lang w:val="ru-RU"/>
         </w:rPr>
         <w:lastRenderedPageBreak/>
-        <w:t>28. Наличие автотестов — выполнено частично. Тесты добавлены, но только позитивные.</w:t>
+        <w:t xml:space="preserve">28. Наличие </w:t>
+      </w:r>
+      <w:proofErr w:type="spellStart"/>
+      <w:r>
+        <w:rPr>
+          <w:rFonts w:cs="Times New Roman"/>
+          <w:szCs w:val="28"/>
+          <w:lang w:val="ru-RU"/>
+        </w:rPr>
+        <w:t>автотестов</w:t>
+      </w:r>
+      <w:proofErr w:type="spellEnd"/>
+      <w:r>
+        <w:rPr>
+          <w:rFonts w:cs="Times New Roman"/>
+          <w:szCs w:val="28"/>
+          <w:lang w:val="ru-RU"/>
+        </w:rPr>
+        <w:t xml:space="preserve"> — выполнено частично. Тесты добавлены, но только позитивные.</w:t>
       </w:r>
     </w:p>
     <w:p>
@@ -7436,7 +7773,25 @@
           <w:szCs w:val="28"/>
           <w:lang w:val="ru-RU"/>
         </w:rPr>
-        <w:t xml:space="preserve">, невалидный вход, </w:t>
+        <w:t xml:space="preserve">, </w:t>
+      </w:r>
+      <w:proofErr w:type="spellStart"/>
+      <w:r>
+        <w:rPr>
+          <w:rFonts w:cs="Times New Roman"/>
+          <w:szCs w:val="28"/>
+          <w:lang w:val="ru-RU"/>
+        </w:rPr>
+        <w:t>невалидный</w:t>
+      </w:r>
+      <w:proofErr w:type="spellEnd"/>
+      <w:r>
+        <w:rPr>
+          <w:rFonts w:cs="Times New Roman"/>
+          <w:szCs w:val="28"/>
+          <w:lang w:val="ru-RU"/>
+        </w:rPr>
+        <w:t xml:space="preserve"> вход, </w:t>
       </w:r>
       <w:r>
         <w:rPr>
@@ -8267,6 +8622,7 @@
         </w:rPr>
         <w:t xml:space="preserve">, </w:t>
       </w:r>
+      <w:proofErr w:type="spellStart"/>
       <w:r>
         <w:rPr>
           <w:rFonts w:cs="Times New Roman"/>
@@ -8274,6 +8630,7 @@
         </w:rPr>
         <w:t>ServiceExtensions</w:t>
       </w:r>
+      <w:proofErr w:type="spellEnd"/>
       <w:r>
         <w:rPr>
           <w:rFonts w:cs="Times New Roman"/>
@@ -8574,8 +8931,143 @@
           <w:szCs w:val="28"/>
           <w:lang w:val="ru-RU"/>
         </w:rPr>
+        <w:t xml:space="preserve">25 — </w:t>
+      </w:r>
+      <w:r>
+        <w:rPr>
+          <w:rFonts w:cs="Times New Roman"/>
+          <w:szCs w:val="28"/>
+        </w:rPr>
+        <w:t>Program</w:t>
+      </w:r>
+      <w:r>
+        <w:rPr>
+          <w:rFonts w:cs="Times New Roman"/>
+          <w:szCs w:val="28"/>
+          <w:lang w:val="ru-RU"/>
+        </w:rPr>
+        <w:t>.</w:t>
+      </w:r>
+      <w:r>
+        <w:rPr>
+          <w:rFonts w:cs="Times New Roman"/>
+          <w:szCs w:val="28"/>
+        </w:rPr>
+        <w:t>cs</w:t>
+      </w:r>
+      <w:r>
+        <w:rPr>
+          <w:rFonts w:cs="Times New Roman"/>
+          <w:szCs w:val="28"/>
+          <w:lang w:val="ru-RU"/>
+        </w:rPr>
+        <w:t xml:space="preserve"> разбит.</w:t>
+      </w:r>
+    </w:p>
+    <w:p>
+      <w:pPr>
+        <w:spacing w:after="0" w:line="360" w:lineRule="auto"/>
+        <w:jc w:val="both"/>
+        <w:rPr>
+          <w:rFonts w:cs="Times New Roman"/>
+          <w:szCs w:val="28"/>
+          <w:lang w:val="ru-RU"/>
+        </w:rPr>
+      </w:pPr>
+      <w:r>
+        <w:rPr>
+          <w:rFonts w:cs="Times New Roman"/>
+          <w:szCs w:val="28"/>
+          <w:lang w:val="ru-RU"/>
+        </w:rPr>
+        <w:t>26 — константы вынесены.</w:t>
+      </w:r>
+    </w:p>
+    <w:p>
+      <w:pPr>
+        <w:spacing w:after="0" w:line="360" w:lineRule="auto"/>
+        <w:jc w:val="both"/>
+        <w:rPr>
+          <w:rFonts w:cs="Times New Roman"/>
+          <w:szCs w:val="28"/>
+          <w:lang w:val="ru-RU"/>
+        </w:rPr>
+      </w:pPr>
+      <w:r>
+        <w:rPr>
+          <w:rFonts w:cs="Times New Roman"/>
+          <w:szCs w:val="28"/>
+          <w:lang w:val="ru-RU"/>
+        </w:rPr>
         <w:lastRenderedPageBreak/>
-        <w:t xml:space="preserve">25 — </w:t>
+        <w:t>27 — код разбит на функции.</w:t>
+      </w:r>
+    </w:p>
+    <w:p>
+      <w:pPr>
+        <w:spacing w:after="0" w:line="360" w:lineRule="auto"/>
+        <w:jc w:val="both"/>
+        <w:rPr>
+          <w:rFonts w:cs="Times New Roman"/>
+          <w:szCs w:val="28"/>
+          <w:lang w:val="ru-RU"/>
+        </w:rPr>
+      </w:pPr>
+      <w:r>
+        <w:rPr>
+          <w:rFonts w:cs="Times New Roman"/>
+          <w:szCs w:val="28"/>
+        </w:rPr>
+        <w:t>BUGS</w:t>
+      </w:r>
+      <w:r>
+        <w:rPr>
+          <w:rFonts w:cs="Times New Roman"/>
+          <w:szCs w:val="28"/>
+          <w:lang w:val="ru-RU"/>
+        </w:rPr>
+        <w:t>_</w:t>
+      </w:r>
+      <w:r>
+        <w:rPr>
+          <w:rFonts w:cs="Times New Roman"/>
+          <w:szCs w:val="28"/>
+        </w:rPr>
+        <w:t>V</w:t>
+      </w:r>
+      <w:r>
+        <w:rPr>
+          <w:rFonts w:cs="Times New Roman"/>
+          <w:szCs w:val="28"/>
+          <w:lang w:val="ru-RU"/>
+        </w:rPr>
+        <w:t>4.</w:t>
+      </w:r>
+      <w:r>
+        <w:rPr>
+          <w:rFonts w:cs="Times New Roman"/>
+          <w:szCs w:val="28"/>
+        </w:rPr>
+        <w:t>md</w:t>
+      </w:r>
+    </w:p>
+    <w:p>
+      <w:pPr>
+        <w:spacing w:after="0" w:line="360" w:lineRule="auto"/>
+        <w:jc w:val="both"/>
+        <w:rPr>
+          <w:rFonts w:cs="Times New Roman"/>
+          <w:szCs w:val="28"/>
+          <w:lang w:val="ru-RU"/>
+        </w:rPr>
+      </w:pPr>
+      <w:r>
+        <w:rPr>
+          <w:rFonts w:cs="Times New Roman"/>
+          <w:szCs w:val="28"/>
+          <w:lang w:val="ru-RU"/>
+        </w:rPr>
+        <w:t xml:space="preserve">25. </w:t>
       </w:r>
       <w:r>
         <w:rPr>
@@ -8605,45 +9097,713 @@
           <w:szCs w:val="28"/>
           <w:lang w:val="ru-RU"/>
         </w:rPr>
-        <w:t xml:space="preserve"> разбит.</w:t>
-      </w:r>
-    </w:p>
-    <w:p>
-      <w:pPr>
-        <w:spacing w:after="0" w:line="360" w:lineRule="auto"/>
-        <w:jc w:val="both"/>
-        <w:rPr>
-          <w:rFonts w:cs="Times New Roman"/>
-          <w:szCs w:val="28"/>
-          <w:lang w:val="ru-RU"/>
-        </w:rPr>
-      </w:pPr>
-      <w:r>
-        <w:rPr>
-          <w:rFonts w:cs="Times New Roman"/>
-          <w:szCs w:val="28"/>
-          <w:lang w:val="ru-RU"/>
-        </w:rPr>
-        <w:t>26 — константы вынесены.</w:t>
-      </w:r>
-    </w:p>
-    <w:p>
-      <w:pPr>
-        <w:spacing w:after="0" w:line="360" w:lineRule="auto"/>
-        <w:jc w:val="both"/>
-        <w:rPr>
-          <w:rFonts w:cs="Times New Roman"/>
-          <w:szCs w:val="28"/>
-          <w:lang w:val="ru-RU"/>
-        </w:rPr>
-      </w:pPr>
-      <w:r>
-        <w:rPr>
-          <w:rFonts w:cs="Times New Roman"/>
-          <w:szCs w:val="28"/>
-          <w:lang w:val="ru-RU"/>
-        </w:rPr>
-        <w:t>27 — код разбит на функции.</w:t>
+        <w:t xml:space="preserve"> разбит — исправлено. Разбит на </w:t>
+      </w:r>
+      <w:r>
+        <w:rPr>
+          <w:rFonts w:cs="Times New Roman"/>
+          <w:szCs w:val="28"/>
+        </w:rPr>
+        <w:t>Program</w:t>
+      </w:r>
+      <w:r>
+        <w:rPr>
+          <w:rFonts w:cs="Times New Roman"/>
+          <w:szCs w:val="28"/>
+          <w:lang w:val="ru-RU"/>
+        </w:rPr>
+        <w:t>.</w:t>
+      </w:r>
+      <w:r>
+        <w:rPr>
+          <w:rFonts w:cs="Times New Roman"/>
+          <w:szCs w:val="28"/>
+        </w:rPr>
+        <w:t>cs</w:t>
+      </w:r>
+      <w:r>
+        <w:rPr>
+          <w:rFonts w:cs="Times New Roman"/>
+          <w:szCs w:val="28"/>
+          <w:lang w:val="ru-RU"/>
+        </w:rPr>
+        <w:t xml:space="preserve">, </w:t>
+      </w:r>
+      <w:proofErr w:type="spellStart"/>
+      <w:r>
+        <w:rPr>
+          <w:rFonts w:cs="Times New Roman"/>
+          <w:szCs w:val="28"/>
+        </w:rPr>
+        <w:t>ServiceExtensions</w:t>
+      </w:r>
+      <w:proofErr w:type="spellEnd"/>
+      <w:r>
+        <w:rPr>
+          <w:rFonts w:cs="Times New Roman"/>
+          <w:szCs w:val="28"/>
+          <w:lang w:val="ru-RU"/>
+        </w:rPr>
+        <w:t>.</w:t>
+      </w:r>
+      <w:r>
+        <w:rPr>
+          <w:rFonts w:cs="Times New Roman"/>
+          <w:szCs w:val="28"/>
+        </w:rPr>
+        <w:t>cs</w:t>
+      </w:r>
+      <w:r>
+        <w:rPr>
+          <w:rFonts w:cs="Times New Roman"/>
+          <w:szCs w:val="28"/>
+          <w:lang w:val="ru-RU"/>
+        </w:rPr>
+        <w:t xml:space="preserve">, </w:t>
+      </w:r>
+      <w:r>
+        <w:rPr>
+          <w:rFonts w:cs="Times New Roman"/>
+          <w:szCs w:val="28"/>
+        </w:rPr>
+        <w:t>Middleware</w:t>
+      </w:r>
+      <w:r>
+        <w:rPr>
+          <w:rFonts w:cs="Times New Roman"/>
+          <w:szCs w:val="28"/>
+          <w:lang w:val="ru-RU"/>
+        </w:rPr>
+        <w:t>/.</w:t>
+      </w:r>
+    </w:p>
+    <w:p>
+      <w:pPr>
+        <w:spacing w:after="0" w:line="360" w:lineRule="auto"/>
+        <w:jc w:val="both"/>
+        <w:rPr>
+          <w:rFonts w:cs="Times New Roman"/>
+          <w:szCs w:val="28"/>
+          <w:lang w:val="ru-RU"/>
+        </w:rPr>
+      </w:pPr>
+      <w:r>
+        <w:rPr>
+          <w:rFonts w:cs="Times New Roman"/>
+          <w:szCs w:val="28"/>
+          <w:lang w:val="ru-RU"/>
+        </w:rPr>
+        <w:t xml:space="preserve">26. Константы вынесены — исправлено. Вынесены в </w:t>
+      </w:r>
+      <w:r>
+        <w:rPr>
+          <w:rFonts w:cs="Times New Roman"/>
+          <w:szCs w:val="28"/>
+        </w:rPr>
+        <w:t>Constants</w:t>
+      </w:r>
+      <w:r>
+        <w:rPr>
+          <w:rFonts w:cs="Times New Roman"/>
+          <w:szCs w:val="28"/>
+          <w:lang w:val="ru-RU"/>
+        </w:rPr>
+        <w:t>.</w:t>
+      </w:r>
+      <w:r>
+        <w:rPr>
+          <w:rFonts w:cs="Times New Roman"/>
+          <w:szCs w:val="28"/>
+        </w:rPr>
+        <w:t>cs</w:t>
+      </w:r>
+      <w:r>
+        <w:rPr>
+          <w:rFonts w:cs="Times New Roman"/>
+          <w:szCs w:val="28"/>
+          <w:lang w:val="ru-RU"/>
+        </w:rPr>
+        <w:t xml:space="preserve"> и </w:t>
+      </w:r>
+      <w:proofErr w:type="spellStart"/>
+      <w:proofErr w:type="gramStart"/>
+      <w:r>
+        <w:rPr>
+          <w:rFonts w:cs="Times New Roman"/>
+          <w:szCs w:val="28"/>
+        </w:rPr>
+        <w:t>appsettings</w:t>
+      </w:r>
+      <w:proofErr w:type="spellEnd"/>
+      <w:r>
+        <w:rPr>
+          <w:rFonts w:cs="Times New Roman"/>
+          <w:szCs w:val="28"/>
+          <w:lang w:val="ru-RU"/>
+        </w:rPr>
+        <w:t>.</w:t>
+      </w:r>
+      <w:r>
+        <w:rPr>
+          <w:rFonts w:cs="Times New Roman"/>
+          <w:szCs w:val="28"/>
+        </w:rPr>
+        <w:t>json</w:t>
+      </w:r>
+      <w:proofErr w:type="gramEnd"/>
+      <w:r>
+        <w:rPr>
+          <w:rFonts w:cs="Times New Roman"/>
+          <w:szCs w:val="28"/>
+          <w:lang w:val="ru-RU"/>
+        </w:rPr>
+        <w:t>.</w:t>
+      </w:r>
+    </w:p>
+    <w:p>
+      <w:pPr>
+        <w:spacing w:after="0" w:line="360" w:lineRule="auto"/>
+        <w:jc w:val="both"/>
+        <w:rPr>
+          <w:rFonts w:cs="Times New Roman"/>
+          <w:szCs w:val="28"/>
+          <w:lang w:val="ru-RU"/>
+        </w:rPr>
+      </w:pPr>
+      <w:r>
+        <w:rPr>
+          <w:rFonts w:cs="Times New Roman"/>
+          <w:szCs w:val="28"/>
+          <w:lang w:val="ru-RU"/>
+        </w:rPr>
+        <w:t>27. Разбиение на функции — исправлено. Методы короткие, имена говорящие.</w:t>
+      </w:r>
+    </w:p>
+    <w:p>
+      <w:pPr>
+        <w:spacing w:after="0" w:line="360" w:lineRule="auto"/>
+        <w:jc w:val="both"/>
+        <w:rPr>
+          <w:rFonts w:cs="Times New Roman"/>
+          <w:szCs w:val="28"/>
+          <w:lang w:val="ru-RU"/>
+        </w:rPr>
+      </w:pPr>
+      <w:r>
+        <w:rPr>
+          <w:rFonts w:cs="Times New Roman"/>
+          <w:szCs w:val="28"/>
+          <w:lang w:val="ru-RU"/>
+        </w:rPr>
+        <w:t xml:space="preserve">17. </w:t>
+      </w:r>
+      <w:r>
+        <w:rPr>
+          <w:rFonts w:cs="Times New Roman"/>
+          <w:szCs w:val="28"/>
+        </w:rPr>
+        <w:t>SQL</w:t>
+      </w:r>
+      <w:r>
+        <w:rPr>
+          <w:rFonts w:cs="Times New Roman"/>
+          <w:szCs w:val="28"/>
+          <w:lang w:val="ru-RU"/>
+        </w:rPr>
+        <w:t xml:space="preserve">-инъекции — безопасно. Используется </w:t>
+      </w:r>
+      <w:r>
+        <w:rPr>
+          <w:rFonts w:cs="Times New Roman"/>
+          <w:szCs w:val="28"/>
+        </w:rPr>
+        <w:t>EF</w:t>
+      </w:r>
+      <w:r>
+        <w:rPr>
+          <w:rFonts w:cs="Times New Roman"/>
+          <w:szCs w:val="28"/>
+          <w:lang w:val="ru-RU"/>
+        </w:rPr>
+        <w:t xml:space="preserve"> </w:t>
+      </w:r>
+      <w:r>
+        <w:rPr>
+          <w:rFonts w:cs="Times New Roman"/>
+          <w:szCs w:val="28"/>
+        </w:rPr>
+        <w:t>Core</w:t>
+      </w:r>
+      <w:r>
+        <w:rPr>
+          <w:rFonts w:cs="Times New Roman"/>
+          <w:szCs w:val="28"/>
+          <w:lang w:val="ru-RU"/>
+        </w:rPr>
+        <w:t>.</w:t>
+      </w:r>
+    </w:p>
+    <w:p>
+      <w:pPr>
+        <w:spacing w:after="0" w:line="360" w:lineRule="auto"/>
+        <w:jc w:val="both"/>
+        <w:rPr>
+          <w:rFonts w:cs="Times New Roman"/>
+          <w:szCs w:val="28"/>
+          <w:lang w:val="ru-RU"/>
+        </w:rPr>
+      </w:pPr>
+      <w:r>
+        <w:rPr>
+          <w:rFonts w:cs="Times New Roman"/>
+          <w:szCs w:val="28"/>
+          <w:lang w:val="ru-RU"/>
+        </w:rPr>
+        <w:t xml:space="preserve">19–24. </w:t>
+      </w:r>
+      <w:r>
+        <w:rPr>
+          <w:rFonts w:cs="Times New Roman"/>
+          <w:szCs w:val="28"/>
+        </w:rPr>
+        <w:t>UI</w:t>
+      </w:r>
+      <w:r>
+        <w:rPr>
+          <w:rFonts w:cs="Times New Roman"/>
+          <w:szCs w:val="28"/>
+          <w:lang w:val="ru-RU"/>
+        </w:rPr>
+        <w:t>-улучшения — не выполнены. Не требовалось.</w:t>
+      </w:r>
+    </w:p>
+    <w:p>
+      <w:pPr>
+        <w:spacing w:after="0" w:line="360" w:lineRule="auto"/>
+        <w:jc w:val="both"/>
+        <w:rPr>
+          <w:rFonts w:cs="Times New Roman"/>
+          <w:szCs w:val="28"/>
+          <w:lang w:val="ru-RU"/>
+        </w:rPr>
+      </w:pPr>
+      <w:r>
+        <w:rPr>
+          <w:rFonts w:cs="Times New Roman"/>
+          <w:szCs w:val="28"/>
+          <w:lang w:val="ru-RU"/>
+        </w:rPr>
+        <w:t>28–29. Тесты — не выполнены. Всё ещё слабые.</w:t>
+      </w:r>
+    </w:p>
+    <w:p>
+      <w:pPr>
+        <w:spacing w:after="0" w:line="360" w:lineRule="auto"/>
+        <w:jc w:val="both"/>
+        <w:rPr>
+          <w:rFonts w:cs="Times New Roman"/>
+          <w:szCs w:val="28"/>
+          <w:lang w:val="ru-RU"/>
+        </w:rPr>
+      </w:pPr>
+      <w:r>
+        <w:rPr>
+          <w:rFonts w:cs="Times New Roman"/>
+          <w:szCs w:val="28"/>
+          <w:lang w:val="ru-RU"/>
+        </w:rPr>
+        <w:t>Замечаний по заявленным пунктам нет.</w:t>
+      </w:r>
+    </w:p>
+    <w:p>
+      <w:pPr>
+        <w:spacing w:after="0" w:line="360" w:lineRule="auto"/>
+        <w:jc w:val="both"/>
+        <w:rPr>
+          <w:rFonts w:cs="Times New Roman"/>
+          <w:szCs w:val="28"/>
+          <w:lang w:val="ru-RU"/>
+        </w:rPr>
+      </w:pPr>
+      <w:r>
+        <w:rPr>
+          <w:rFonts w:cs="Times New Roman"/>
+          <w:szCs w:val="28"/>
+          <w:lang w:val="ru-RU"/>
+        </w:rPr>
+        <w:t xml:space="preserve">Решение: перейти к циклу №5 и улучшить </w:t>
+      </w:r>
+      <w:r>
+        <w:rPr>
+          <w:rFonts w:cs="Times New Roman"/>
+          <w:szCs w:val="28"/>
+        </w:rPr>
+        <w:t>UI</w:t>
+      </w:r>
+      <w:r>
+        <w:rPr>
+          <w:rFonts w:cs="Times New Roman"/>
+          <w:szCs w:val="28"/>
+          <w:lang w:val="ru-RU"/>
+        </w:rPr>
+        <w:t>.</w:t>
+      </w:r>
+    </w:p>
+    <w:p>
+      <w:pPr>
+        <w:spacing w:after="0" w:line="360" w:lineRule="auto"/>
+        <w:jc w:val="both"/>
+        <w:rPr>
+          <w:rFonts w:cs="Times New Roman"/>
+          <w:szCs w:val="28"/>
+          <w:lang w:val="ru-RU"/>
+        </w:rPr>
+      </w:pPr>
+      <w:r>
+        <w:rPr>
+          <w:rFonts w:cs="Times New Roman"/>
+          <w:szCs w:val="28"/>
+          <w:lang w:val="ru-RU"/>
+        </w:rPr>
+        <w:t xml:space="preserve">Цикл №5. Улучшение </w:t>
+      </w:r>
+      <w:r>
+        <w:rPr>
+          <w:rFonts w:cs="Times New Roman"/>
+          <w:szCs w:val="28"/>
+        </w:rPr>
+        <w:t>UI</w:t>
+      </w:r>
+    </w:p>
+    <w:p>
+      <w:pPr>
+        <w:spacing w:after="0" w:line="360" w:lineRule="auto"/>
+        <w:jc w:val="both"/>
+        <w:rPr>
+          <w:rFonts w:cs="Times New Roman"/>
+          <w:szCs w:val="28"/>
+          <w:lang w:val="ru-RU"/>
+        </w:rPr>
+      </w:pPr>
+      <w:r>
+        <w:rPr>
+          <w:rFonts w:cs="Times New Roman"/>
+          <w:szCs w:val="28"/>
+          <w:lang w:val="ru-RU"/>
+        </w:rPr>
+        <w:t>Запросы:</w:t>
+      </w:r>
+    </w:p>
+    <w:p>
+      <w:pPr>
+        <w:spacing w:after="0" w:line="360" w:lineRule="auto"/>
+        <w:jc w:val="both"/>
+        <w:rPr>
+          <w:rFonts w:cs="Times New Roman"/>
+          <w:szCs w:val="28"/>
+          <w:lang w:val="ru-RU"/>
+        </w:rPr>
+      </w:pPr>
+      <w:r>
+        <w:rPr>
+          <w:rFonts w:cs="Times New Roman"/>
+          <w:szCs w:val="28"/>
+          <w:lang w:val="ru-RU"/>
+        </w:rPr>
+        <w:t xml:space="preserve">Разбей </w:t>
+      </w:r>
+      <w:r>
+        <w:rPr>
+          <w:rFonts w:cs="Times New Roman"/>
+          <w:szCs w:val="28"/>
+        </w:rPr>
+        <w:t>UI</w:t>
+      </w:r>
+      <w:r>
+        <w:rPr>
+          <w:rFonts w:cs="Times New Roman"/>
+          <w:szCs w:val="28"/>
+          <w:lang w:val="ru-RU"/>
+        </w:rPr>
+        <w:t xml:space="preserve"> на несколько вкладок.</w:t>
+      </w:r>
+    </w:p>
+    <w:p>
+      <w:pPr>
+        <w:spacing w:after="0" w:line="360" w:lineRule="auto"/>
+        <w:jc w:val="both"/>
+        <w:rPr>
+          <w:rFonts w:cs="Times New Roman"/>
+          <w:szCs w:val="28"/>
+          <w:lang w:val="ru-RU"/>
+        </w:rPr>
+      </w:pPr>
+      <w:r>
+        <w:rPr>
+          <w:rFonts w:cs="Times New Roman"/>
+          <w:szCs w:val="28"/>
+          <w:lang w:val="ru-RU"/>
+        </w:rPr>
+        <w:t xml:space="preserve">Сделай </w:t>
+      </w:r>
+      <w:r>
+        <w:rPr>
+          <w:rFonts w:cs="Times New Roman"/>
+          <w:szCs w:val="28"/>
+        </w:rPr>
+        <w:t>UI</w:t>
+      </w:r>
+      <w:r>
+        <w:rPr>
+          <w:rFonts w:cs="Times New Roman"/>
+          <w:szCs w:val="28"/>
+          <w:lang w:val="ru-RU"/>
+        </w:rPr>
+        <w:t xml:space="preserve"> более отзывчивым, например, после каждой успешной операции оповести пользователя об этом.</w:t>
+      </w:r>
+    </w:p>
+    <w:p>
+      <w:pPr>
+        <w:spacing w:after="0" w:line="360" w:lineRule="auto"/>
+        <w:jc w:val="both"/>
+        <w:rPr>
+          <w:rFonts w:cs="Times New Roman"/>
+          <w:szCs w:val="28"/>
+          <w:lang w:val="ru-RU"/>
+        </w:rPr>
+      </w:pPr>
+      <w:r>
+        <w:rPr>
+          <w:rFonts w:cs="Times New Roman"/>
+          <w:szCs w:val="28"/>
+          <w:lang w:val="ru-RU"/>
+        </w:rPr>
+        <w:t>Переделай вкладку «Файлы»: отобрази файлы значками и добавь всплывающие окна для каждого поля и маленькую кнопку для каждого поля.</w:t>
+      </w:r>
+    </w:p>
+    <w:p>
+      <w:pPr>
+        <w:spacing w:after="0" w:line="360" w:lineRule="auto"/>
+        <w:jc w:val="both"/>
+        <w:rPr>
+          <w:rFonts w:cs="Times New Roman"/>
+          <w:szCs w:val="28"/>
+          <w:lang w:val="ru-RU"/>
+        </w:rPr>
+      </w:pPr>
+      <w:r>
+        <w:rPr>
+          <w:rFonts w:cs="Times New Roman"/>
+          <w:szCs w:val="28"/>
+          <w:lang w:val="ru-RU"/>
+        </w:rPr>
+        <w:t>Результат:</w:t>
+      </w:r>
+    </w:p>
+    <w:p>
+      <w:pPr>
+        <w:spacing w:after="0" w:line="360" w:lineRule="auto"/>
+        <w:jc w:val="both"/>
+        <w:rPr>
+          <w:rFonts w:cs="Times New Roman"/>
+          <w:szCs w:val="28"/>
+          <w:lang w:val="ru-RU"/>
+        </w:rPr>
+      </w:pPr>
+      <w:r>
+        <w:rPr>
+          <w:rFonts w:cs="Times New Roman"/>
+          <w:szCs w:val="28"/>
+          <w:lang w:val="ru-RU"/>
+        </w:rPr>
+        <w:t>ИИ разделил интерфейс на вкладки. Появились разделы вроде «Мои файлы», «Общий доступ» и «Профиль».</w:t>
+      </w:r>
+    </w:p>
+    <w:p>
+      <w:pPr>
+        <w:spacing w:after="0" w:line="360" w:lineRule="auto"/>
+        <w:jc w:val="both"/>
+        <w:rPr>
+          <w:rFonts w:cs="Times New Roman"/>
+          <w:szCs w:val="28"/>
+          <w:lang w:val="ru-RU"/>
+        </w:rPr>
+      </w:pPr>
+      <w:r>
+        <w:rPr>
+          <w:rFonts w:cs="Times New Roman"/>
+          <w:szCs w:val="28"/>
+          <w:lang w:val="ru-RU"/>
+        </w:rPr>
+        <w:t>Также были добавлены уведомления после успешных операций: загрузки, удаления, копирования ссылки и других действий.</w:t>
+      </w:r>
+    </w:p>
+    <w:p>
+      <w:pPr>
+        <w:spacing w:after="0" w:line="360" w:lineRule="auto"/>
+        <w:jc w:val="both"/>
+        <w:rPr>
+          <w:rFonts w:cs="Times New Roman"/>
+          <w:szCs w:val="28"/>
+          <w:lang w:val="ru-RU"/>
+        </w:rPr>
+      </w:pPr>
+      <w:r>
+        <w:rPr>
+          <w:rFonts w:cs="Times New Roman"/>
+          <w:szCs w:val="28"/>
+          <w:lang w:val="ru-RU"/>
+        </w:rPr>
+        <w:t>Файлы стали отображаться значками. Для полей появились всплывающие подсказки, а у каждого файла появились маленькие кнопки действий.</w:t>
+      </w:r>
+    </w:p>
+    <w:p>
+      <w:pPr>
+        <w:spacing w:after="0" w:line="360" w:lineRule="auto"/>
+        <w:jc w:val="both"/>
+        <w:rPr>
+          <w:rFonts w:cs="Times New Roman"/>
+          <w:szCs w:val="28"/>
+          <w:lang w:val="ru-RU"/>
+        </w:rPr>
+      </w:pPr>
+      <w:r>
+        <w:rPr>
+          <w:rFonts w:cs="Times New Roman"/>
+          <w:szCs w:val="28"/>
+          <w:lang w:val="ru-RU"/>
+        </w:rPr>
+        <w:t>После этого интерфейс стал понятнее и удобнее для пользователя.</w:t>
+      </w:r>
+    </w:p>
+    <w:p>
+      <w:pPr>
+        <w:spacing w:after="0" w:line="360" w:lineRule="auto"/>
+        <w:jc w:val="both"/>
+        <w:rPr>
+          <w:rFonts w:cs="Times New Roman"/>
+          <w:szCs w:val="28"/>
+          <w:lang w:val="ru-RU"/>
+        </w:rPr>
+      </w:pPr>
+      <w:r>
+        <w:rPr>
+          <w:rFonts w:cs="Times New Roman"/>
+          <w:szCs w:val="28"/>
+          <w:lang w:val="ru-RU"/>
+        </w:rPr>
+        <w:t>Валидация по чек-листу</w:t>
+      </w:r>
+    </w:p>
+    <w:p>
+      <w:pPr>
+        <w:spacing w:after="0" w:line="360" w:lineRule="auto"/>
+        <w:jc w:val="both"/>
+        <w:rPr>
+          <w:rFonts w:cs="Times New Roman"/>
+          <w:szCs w:val="28"/>
+          <w:lang w:val="ru-RU"/>
+        </w:rPr>
+      </w:pPr>
+      <w:r>
+        <w:rPr>
+          <w:rFonts w:cs="Times New Roman"/>
+          <w:szCs w:val="28"/>
+          <w:lang w:val="ru-RU"/>
+        </w:rPr>
+        <w:t xml:space="preserve">19 — </w:t>
+      </w:r>
+      <w:r>
+        <w:rPr>
+          <w:rFonts w:cs="Times New Roman"/>
+          <w:szCs w:val="28"/>
+        </w:rPr>
+        <w:t>UI</w:t>
+      </w:r>
+      <w:r>
+        <w:rPr>
+          <w:rFonts w:cs="Times New Roman"/>
+          <w:szCs w:val="28"/>
+          <w:lang w:val="ru-RU"/>
+        </w:rPr>
+        <w:t xml:space="preserve"> разделён на вкладки.</w:t>
+      </w:r>
+    </w:p>
+    <w:p>
+      <w:pPr>
+        <w:spacing w:after="0" w:line="360" w:lineRule="auto"/>
+        <w:jc w:val="both"/>
+        <w:rPr>
+          <w:rFonts w:cs="Times New Roman"/>
+          <w:szCs w:val="28"/>
+          <w:lang w:val="ru-RU"/>
+        </w:rPr>
+      </w:pPr>
+      <w:r>
+        <w:rPr>
+          <w:rFonts w:cs="Times New Roman"/>
+          <w:szCs w:val="28"/>
+          <w:lang w:val="ru-RU"/>
+        </w:rPr>
+        <w:lastRenderedPageBreak/>
+        <w:t>20 — добавлены оповещения.</w:t>
+      </w:r>
+    </w:p>
+    <w:p>
+      <w:pPr>
+        <w:spacing w:after="0" w:line="360" w:lineRule="auto"/>
+        <w:jc w:val="both"/>
+        <w:rPr>
+          <w:rFonts w:cs="Times New Roman"/>
+          <w:szCs w:val="28"/>
+          <w:lang w:val="ru-RU"/>
+        </w:rPr>
+      </w:pPr>
+      <w:r>
+        <w:rPr>
+          <w:rFonts w:cs="Times New Roman"/>
+          <w:szCs w:val="28"/>
+          <w:lang w:val="ru-RU"/>
+        </w:rPr>
+        <w:t>22 — файлы отображаются значками.</w:t>
+      </w:r>
+    </w:p>
+    <w:p>
+      <w:pPr>
+        <w:spacing w:after="0" w:line="360" w:lineRule="auto"/>
+        <w:jc w:val="both"/>
+        <w:rPr>
+          <w:rFonts w:cs="Times New Roman"/>
+          <w:szCs w:val="28"/>
+          <w:lang w:val="ru-RU"/>
+        </w:rPr>
+      </w:pPr>
+      <w:r>
+        <w:rPr>
+          <w:rFonts w:cs="Times New Roman"/>
+          <w:szCs w:val="28"/>
+          <w:lang w:val="ru-RU"/>
+        </w:rPr>
+        <w:t>23 — добавлены всплывающие подсказки.</w:t>
+      </w:r>
+    </w:p>
+    <w:p>
+      <w:pPr>
+        <w:spacing w:after="0" w:line="360" w:lineRule="auto"/>
+        <w:jc w:val="both"/>
+        <w:rPr>
+          <w:rFonts w:cs="Times New Roman"/>
+          <w:szCs w:val="28"/>
+          <w:lang w:val="ru-RU"/>
+        </w:rPr>
+      </w:pPr>
+      <w:r>
+        <w:rPr>
+          <w:rFonts w:cs="Times New Roman"/>
+          <w:szCs w:val="28"/>
+          <w:lang w:val="ru-RU"/>
+        </w:rPr>
+        <w:t>24 — добавлены кнопки действий у каждого файла.</w:t>
       </w:r>
     </w:p>
     <w:p>
@@ -8684,7 +9844,7 @@
           <w:szCs w:val="28"/>
           <w:lang w:val="ru-RU"/>
         </w:rPr>
-        <w:t>4.</w:t>
+        <w:t>5.</w:t>
       </w:r>
       <w:r>
         <w:rPr>
@@ -8710,15 +9870,143 @@
           <w:szCs w:val="28"/>
           <w:lang w:val="ru-RU"/>
         </w:rPr>
-        <w:t xml:space="preserve">25. </w:t>
-      </w:r>
-      <w:r>
-        <w:rPr>
-          <w:rFonts w:cs="Times New Roman"/>
-          <w:szCs w:val="28"/>
-        </w:rPr>
-        <w:t>Program</w:t>
-      </w:r>
+        <w:t>19. Разделение на вкладки — выполнено. Вкладки: «Мои файлы», «Общий доступ», «Профиль».</w:t>
+      </w:r>
+    </w:p>
+    <w:p>
+      <w:pPr>
+        <w:spacing w:after="0" w:line="360" w:lineRule="auto"/>
+        <w:jc w:val="both"/>
+        <w:rPr>
+          <w:rFonts w:cs="Times New Roman"/>
+          <w:szCs w:val="28"/>
+          <w:lang w:val="ru-RU"/>
+        </w:rPr>
+      </w:pPr>
+      <w:r>
+        <w:rPr>
+          <w:rFonts w:cs="Times New Roman"/>
+          <w:szCs w:val="28"/>
+          <w:lang w:val="ru-RU"/>
+        </w:rPr>
+        <w:t xml:space="preserve">20. Оповещения об операциях — выполнено. </w:t>
+      </w:r>
+      <w:r>
+        <w:rPr>
+          <w:rFonts w:cs="Times New Roman"/>
+          <w:szCs w:val="28"/>
+        </w:rPr>
+        <w:t>Toast</w:t>
+      </w:r>
+      <w:r>
+        <w:rPr>
+          <w:rFonts w:cs="Times New Roman"/>
+          <w:szCs w:val="28"/>
+          <w:lang w:val="ru-RU"/>
+        </w:rPr>
+        <w:t>-уведомления после загрузки, удаления, копирования ссылки.</w:t>
+      </w:r>
+    </w:p>
+    <w:p>
+      <w:pPr>
+        <w:spacing w:after="0" w:line="360" w:lineRule="auto"/>
+        <w:jc w:val="both"/>
+        <w:rPr>
+          <w:rFonts w:cs="Times New Roman"/>
+          <w:szCs w:val="28"/>
+          <w:lang w:val="ru-RU"/>
+        </w:rPr>
+      </w:pPr>
+      <w:r>
+        <w:rPr>
+          <w:rFonts w:cs="Times New Roman"/>
+          <w:szCs w:val="28"/>
+          <w:lang w:val="ru-RU"/>
+        </w:rPr>
+        <w:t>22. Отображение файлов значками — выполнено. Иконки в зависимости от расширения.</w:t>
+      </w:r>
+    </w:p>
+    <w:p>
+      <w:pPr>
+        <w:spacing w:after="0" w:line="360" w:lineRule="auto"/>
+        <w:jc w:val="both"/>
+        <w:rPr>
+          <w:rFonts w:cs="Times New Roman"/>
+          <w:szCs w:val="28"/>
+          <w:lang w:val="ru-RU"/>
+        </w:rPr>
+      </w:pPr>
+      <w:r>
+        <w:rPr>
+          <w:rFonts w:cs="Times New Roman"/>
+          <w:szCs w:val="28"/>
+          <w:lang w:val="ru-RU"/>
+        </w:rPr>
+        <w:t xml:space="preserve">23. Всплывающие подсказки — выполнено. </w:t>
+      </w:r>
+      <w:r>
+        <w:rPr>
+          <w:rFonts w:cs="Times New Roman"/>
+          <w:szCs w:val="28"/>
+        </w:rPr>
+        <w:t>Tooltip</w:t>
+      </w:r>
+      <w:r>
+        <w:rPr>
+          <w:rFonts w:cs="Times New Roman"/>
+          <w:szCs w:val="28"/>
+          <w:lang w:val="ru-RU"/>
+        </w:rPr>
+        <w:t xml:space="preserve"> при наведении на имя, размер, дату.</w:t>
+      </w:r>
+    </w:p>
+    <w:p>
+      <w:pPr>
+        <w:spacing w:after="0" w:line="360" w:lineRule="auto"/>
+        <w:jc w:val="both"/>
+        <w:rPr>
+          <w:rFonts w:cs="Times New Roman"/>
+          <w:szCs w:val="28"/>
+          <w:lang w:val="ru-RU"/>
+        </w:rPr>
+      </w:pPr>
+      <w:r>
+        <w:rPr>
+          <w:rFonts w:cs="Times New Roman"/>
+          <w:szCs w:val="28"/>
+          <w:lang w:val="ru-RU"/>
+        </w:rPr>
+        <w:t>24. Кнопка действий у каждого файла — выполнено. Удалить, поделиться, скопировать ссылку.</w:t>
+      </w:r>
+    </w:p>
+    <w:p>
+      <w:pPr>
+        <w:spacing w:after="0" w:line="360" w:lineRule="auto"/>
+        <w:jc w:val="both"/>
+        <w:rPr>
+          <w:rFonts w:cs="Times New Roman"/>
+          <w:szCs w:val="28"/>
+          <w:lang w:val="ru-RU"/>
+        </w:rPr>
+      </w:pPr>
+      <w:r>
+        <w:rPr>
+          <w:rFonts w:cs="Times New Roman"/>
+          <w:szCs w:val="28"/>
+          <w:lang w:val="ru-RU"/>
+        </w:rPr>
+        <w:t xml:space="preserve">21. Понятная ошибка при большом файле — выполнено частично. Есть, но не всегда </w:t>
+      </w:r>
+      <w:proofErr w:type="spellStart"/>
+      <w:r>
+        <w:rPr>
+          <w:rFonts w:cs="Times New Roman"/>
+          <w:szCs w:val="28"/>
+          <w:lang w:val="ru-RU"/>
+        </w:rPr>
+        <w:t>кастомная</w:t>
+      </w:r>
+      <w:proofErr w:type="spellEnd"/>
       <w:r>
         <w:rPr>
           <w:rFonts w:cs="Times New Roman"/>
@@ -8727,27 +10015,572 @@
         </w:rPr>
         <w:t>.</w:t>
       </w:r>
-      <w:r>
-        <w:rPr>
-          <w:rFonts w:cs="Times New Roman"/>
-          <w:szCs w:val="28"/>
-        </w:rPr>
-        <w:t>cs</w:t>
-      </w:r>
-      <w:r>
-        <w:rPr>
-          <w:rFonts w:cs="Times New Roman"/>
-          <w:szCs w:val="28"/>
-          <w:lang w:val="ru-RU"/>
-        </w:rPr>
-        <w:t xml:space="preserve"> разбит — исправлено. Разбит на </w:t>
-      </w:r>
-      <w:r>
-        <w:rPr>
-          <w:rFonts w:cs="Times New Roman"/>
-          <w:szCs w:val="28"/>
-        </w:rPr>
-        <w:t>Program</w:t>
+    </w:p>
+    <w:p>
+      <w:pPr>
+        <w:spacing w:after="0" w:line="360" w:lineRule="auto"/>
+        <w:jc w:val="both"/>
+        <w:rPr>
+          <w:rFonts w:cs="Times New Roman"/>
+          <w:szCs w:val="28"/>
+          <w:lang w:val="ru-RU"/>
+        </w:rPr>
+      </w:pPr>
+      <w:r>
+        <w:rPr>
+          <w:rFonts w:cs="Times New Roman"/>
+          <w:szCs w:val="28"/>
+          <w:lang w:val="ru-RU"/>
+        </w:rPr>
+        <w:t xml:space="preserve">4. Повторный вход </w:t>
+      </w:r>
+      <w:r>
+        <w:rPr>
+          <w:rFonts w:cs="Times New Roman"/>
+          <w:szCs w:val="28"/>
+        </w:rPr>
+        <w:t>HTTP</w:t>
+      </w:r>
+      <w:r>
+        <w:rPr>
+          <w:rFonts w:cs="Times New Roman"/>
+          <w:szCs w:val="28"/>
+          <w:lang w:val="ru-RU"/>
+        </w:rPr>
+        <w:t xml:space="preserve"> 401 — выполнено частично. Не исправлено на этом этапе.</w:t>
+      </w:r>
+    </w:p>
+    <w:p>
+      <w:pPr>
+        <w:spacing w:after="0" w:line="360" w:lineRule="auto"/>
+        <w:jc w:val="both"/>
+        <w:rPr>
+          <w:rFonts w:cs="Times New Roman"/>
+          <w:szCs w:val="28"/>
+          <w:lang w:val="ru-RU"/>
+        </w:rPr>
+      </w:pPr>
+      <w:r>
+        <w:rPr>
+          <w:rFonts w:cs="Times New Roman"/>
+          <w:szCs w:val="28"/>
+          <w:lang w:val="ru-RU"/>
+        </w:rPr>
+        <w:t>Итого</w:t>
+      </w:r>
+    </w:p>
+    <w:p>
+      <w:pPr>
+        <w:spacing w:after="0" w:line="360" w:lineRule="auto"/>
+        <w:jc w:val="both"/>
+        <w:rPr>
+          <w:rFonts w:cs="Times New Roman"/>
+          <w:szCs w:val="28"/>
+          <w:lang w:val="ru-RU"/>
+        </w:rPr>
+      </w:pPr>
+      <w:r>
+        <w:rPr>
+          <w:rFonts w:cs="Times New Roman"/>
+          <w:szCs w:val="28"/>
+        </w:rPr>
+        <w:t>UI</w:t>
+      </w:r>
+      <w:r>
+        <w:rPr>
+          <w:rFonts w:cs="Times New Roman"/>
+          <w:szCs w:val="28"/>
+          <w:lang w:val="ru-RU"/>
+        </w:rPr>
+        <w:t xml:space="preserve">-пункты выполнены. Остались ошибки с большим файлом, </w:t>
+      </w:r>
+      <w:r>
+        <w:rPr>
+          <w:rFonts w:cs="Times New Roman"/>
+          <w:szCs w:val="28"/>
+        </w:rPr>
+        <w:t>HTTP</w:t>
+      </w:r>
+      <w:r>
+        <w:rPr>
+          <w:rFonts w:cs="Times New Roman"/>
+          <w:szCs w:val="28"/>
+          <w:lang w:val="ru-RU"/>
+        </w:rPr>
+        <w:t xml:space="preserve"> 401 и тестами.</w:t>
+      </w:r>
+    </w:p>
+    <w:p>
+      <w:pPr>
+        <w:spacing w:after="0" w:line="360" w:lineRule="auto"/>
+        <w:jc w:val="both"/>
+        <w:rPr>
+          <w:rFonts w:cs="Times New Roman"/>
+          <w:szCs w:val="28"/>
+          <w:lang w:val="ru-RU"/>
+        </w:rPr>
+      </w:pPr>
+      <w:r>
+        <w:rPr>
+          <w:rFonts w:cs="Times New Roman"/>
+          <w:szCs w:val="28"/>
+          <w:lang w:val="ru-RU"/>
+        </w:rPr>
+        <w:t>Решение: перейти к циклу №6.</w:t>
+      </w:r>
+    </w:p>
+    <w:p>
+      <w:pPr>
+        <w:spacing w:after="0" w:line="360" w:lineRule="auto"/>
+        <w:jc w:val="both"/>
+        <w:rPr>
+          <w:rFonts w:cs="Times New Roman"/>
+          <w:szCs w:val="28"/>
+          <w:lang w:val="ru-RU"/>
+        </w:rPr>
+      </w:pPr>
+      <w:r>
+        <w:rPr>
+          <w:rFonts w:cs="Times New Roman"/>
+          <w:szCs w:val="28"/>
+          <w:lang w:val="ru-RU"/>
+        </w:rPr>
+        <w:t xml:space="preserve">Цикл №6. Исправление ошибок </w:t>
+      </w:r>
+      <w:r>
+        <w:rPr>
+          <w:rFonts w:cs="Times New Roman"/>
+          <w:szCs w:val="28"/>
+        </w:rPr>
+        <w:t>Failed</w:t>
+      </w:r>
+      <w:r>
+        <w:rPr>
+          <w:rFonts w:cs="Times New Roman"/>
+          <w:szCs w:val="28"/>
+          <w:lang w:val="ru-RU"/>
+        </w:rPr>
+        <w:t xml:space="preserve"> </w:t>
+      </w:r>
+      <w:r>
+        <w:rPr>
+          <w:rFonts w:cs="Times New Roman"/>
+          <w:szCs w:val="28"/>
+        </w:rPr>
+        <w:t>to</w:t>
+      </w:r>
+      <w:r>
+        <w:rPr>
+          <w:rFonts w:cs="Times New Roman"/>
+          <w:szCs w:val="28"/>
+          <w:lang w:val="ru-RU"/>
+        </w:rPr>
+        <w:t xml:space="preserve"> </w:t>
+      </w:r>
+      <w:r>
+        <w:rPr>
+          <w:rFonts w:cs="Times New Roman"/>
+          <w:szCs w:val="28"/>
+        </w:rPr>
+        <w:t>fetch</w:t>
+      </w:r>
+      <w:r>
+        <w:rPr>
+          <w:rFonts w:cs="Times New Roman"/>
+          <w:szCs w:val="28"/>
+          <w:lang w:val="ru-RU"/>
+        </w:rPr>
+        <w:t xml:space="preserve"> и </w:t>
+      </w:r>
+      <w:r>
+        <w:rPr>
+          <w:rFonts w:cs="Times New Roman"/>
+          <w:szCs w:val="28"/>
+        </w:rPr>
+        <w:t>HTTP</w:t>
+      </w:r>
+      <w:r>
+        <w:rPr>
+          <w:rFonts w:cs="Times New Roman"/>
+          <w:szCs w:val="28"/>
+          <w:lang w:val="ru-RU"/>
+        </w:rPr>
+        <w:t xml:space="preserve"> 401</w:t>
+      </w:r>
+    </w:p>
+    <w:p>
+      <w:pPr>
+        <w:spacing w:after="0" w:line="360" w:lineRule="auto"/>
+        <w:jc w:val="both"/>
+        <w:rPr>
+          <w:rFonts w:cs="Times New Roman"/>
+          <w:szCs w:val="28"/>
+          <w:lang w:val="ru-RU"/>
+        </w:rPr>
+      </w:pPr>
+      <w:r>
+        <w:rPr>
+          <w:rFonts w:cs="Times New Roman"/>
+          <w:szCs w:val="28"/>
+          <w:lang w:val="ru-RU"/>
+        </w:rPr>
+        <w:t>Запросы:</w:t>
+      </w:r>
+    </w:p>
+    <w:p>
+      <w:pPr>
+        <w:spacing w:after="0" w:line="360" w:lineRule="auto"/>
+        <w:jc w:val="both"/>
+        <w:rPr>
+          <w:rFonts w:cs="Times New Roman"/>
+          <w:szCs w:val="28"/>
+          <w:lang w:val="ru-RU"/>
+        </w:rPr>
+      </w:pPr>
+      <w:r>
+        <w:rPr>
+          <w:rFonts w:cs="Times New Roman"/>
+          <w:szCs w:val="28"/>
+          <w:lang w:val="ru-RU"/>
+        </w:rPr>
+        <w:t xml:space="preserve">Исправь ошибку </w:t>
+      </w:r>
+      <w:r>
+        <w:rPr>
+          <w:rFonts w:cs="Times New Roman"/>
+          <w:szCs w:val="28"/>
+        </w:rPr>
+        <w:t>Failed</w:t>
+      </w:r>
+      <w:r>
+        <w:rPr>
+          <w:rFonts w:cs="Times New Roman"/>
+          <w:szCs w:val="28"/>
+          <w:lang w:val="ru-RU"/>
+        </w:rPr>
+        <w:t xml:space="preserve"> </w:t>
+      </w:r>
+      <w:r>
+        <w:rPr>
+          <w:rFonts w:cs="Times New Roman"/>
+          <w:szCs w:val="28"/>
+        </w:rPr>
+        <w:t>to</w:t>
+      </w:r>
+      <w:r>
+        <w:rPr>
+          <w:rFonts w:cs="Times New Roman"/>
+          <w:szCs w:val="28"/>
+          <w:lang w:val="ru-RU"/>
+        </w:rPr>
+        <w:t xml:space="preserve"> </w:t>
+      </w:r>
+      <w:r>
+        <w:rPr>
+          <w:rFonts w:cs="Times New Roman"/>
+          <w:szCs w:val="28"/>
+        </w:rPr>
+        <w:t>fetch</w:t>
+      </w:r>
+      <w:r>
+        <w:rPr>
+          <w:rFonts w:cs="Times New Roman"/>
+          <w:szCs w:val="28"/>
+          <w:lang w:val="ru-RU"/>
+        </w:rPr>
+        <w:t>, когда я хочу загрузить большой файл.</w:t>
+      </w:r>
+    </w:p>
+    <w:p>
+      <w:pPr>
+        <w:spacing w:after="0" w:line="360" w:lineRule="auto"/>
+        <w:jc w:val="both"/>
+        <w:rPr>
+          <w:rFonts w:cs="Times New Roman"/>
+          <w:szCs w:val="28"/>
+          <w:lang w:val="ru-RU"/>
+        </w:rPr>
+      </w:pPr>
+      <w:r>
+        <w:rPr>
+          <w:rFonts w:cs="Times New Roman"/>
+          <w:szCs w:val="28"/>
+          <w:lang w:val="ru-RU"/>
+        </w:rPr>
+        <w:t xml:space="preserve">Исправь ошибку, когда повторно вхожу, пишет </w:t>
+      </w:r>
+      <w:r>
+        <w:rPr>
+          <w:rFonts w:cs="Times New Roman"/>
+          <w:szCs w:val="28"/>
+        </w:rPr>
+        <w:t>HTTP</w:t>
+      </w:r>
+      <w:r>
+        <w:rPr>
+          <w:rFonts w:cs="Times New Roman"/>
+          <w:szCs w:val="28"/>
+          <w:lang w:val="ru-RU"/>
+        </w:rPr>
+        <w:t xml:space="preserve"> 401. Сделай подобные ошибки более понятными пользователю.</w:t>
+      </w:r>
+    </w:p>
+    <w:p>
+      <w:pPr>
+        <w:spacing w:after="0" w:line="360" w:lineRule="auto"/>
+        <w:jc w:val="both"/>
+        <w:rPr>
+          <w:rFonts w:cs="Times New Roman"/>
+          <w:szCs w:val="28"/>
+          <w:lang w:val="ru-RU"/>
+        </w:rPr>
+      </w:pPr>
+      <w:r>
+        <w:rPr>
+          <w:rFonts w:cs="Times New Roman"/>
+          <w:szCs w:val="28"/>
+          <w:lang w:val="ru-RU"/>
+        </w:rPr>
+        <w:t>Стандартизируй ответы на нелегальные действия при авторизации, например повторная авторизация, повторный выход, вход, если уже был выполнен.</w:t>
+      </w:r>
+    </w:p>
+    <w:p>
+      <w:pPr>
+        <w:spacing w:after="0" w:line="360" w:lineRule="auto"/>
+        <w:jc w:val="both"/>
+        <w:rPr>
+          <w:rFonts w:cs="Times New Roman"/>
+          <w:szCs w:val="28"/>
+          <w:lang w:val="ru-RU"/>
+        </w:rPr>
+      </w:pPr>
+      <w:r>
+        <w:rPr>
+          <w:rFonts w:cs="Times New Roman"/>
+          <w:szCs w:val="28"/>
+          <w:lang w:val="ru-RU"/>
+        </w:rPr>
+        <w:lastRenderedPageBreak/>
+        <w:t>Результат:</w:t>
+      </w:r>
+    </w:p>
+    <w:p>
+      <w:pPr>
+        <w:spacing w:after="0" w:line="360" w:lineRule="auto"/>
+        <w:jc w:val="both"/>
+        <w:rPr>
+          <w:rFonts w:cs="Times New Roman"/>
+          <w:szCs w:val="28"/>
+          <w:lang w:val="ru-RU"/>
+        </w:rPr>
+      </w:pPr>
+      <w:r>
+        <w:rPr>
+          <w:rFonts w:cs="Times New Roman"/>
+          <w:szCs w:val="28"/>
+          <w:lang w:val="ru-RU"/>
+        </w:rPr>
+        <w:t xml:space="preserve">Во время ручного тестирования выяснилось, что при загрузке большого файла приложение показывает ошибку </w:t>
+      </w:r>
+      <w:r>
+        <w:rPr>
+          <w:rFonts w:cs="Times New Roman"/>
+          <w:szCs w:val="28"/>
+        </w:rPr>
+        <w:t>Failed</w:t>
+      </w:r>
+      <w:r>
+        <w:rPr>
+          <w:rFonts w:cs="Times New Roman"/>
+          <w:szCs w:val="28"/>
+          <w:lang w:val="ru-RU"/>
+        </w:rPr>
+        <w:t xml:space="preserve"> </w:t>
+      </w:r>
+      <w:r>
+        <w:rPr>
+          <w:rFonts w:cs="Times New Roman"/>
+          <w:szCs w:val="28"/>
+        </w:rPr>
+        <w:t>to</w:t>
+      </w:r>
+      <w:r>
+        <w:rPr>
+          <w:rFonts w:cs="Times New Roman"/>
+          <w:szCs w:val="28"/>
+          <w:lang w:val="ru-RU"/>
+        </w:rPr>
+        <w:t xml:space="preserve"> </w:t>
+      </w:r>
+      <w:r>
+        <w:rPr>
+          <w:rFonts w:cs="Times New Roman"/>
+          <w:szCs w:val="28"/>
+        </w:rPr>
+        <w:t>fetch</w:t>
+      </w:r>
+      <w:r>
+        <w:rPr>
+          <w:rFonts w:cs="Times New Roman"/>
+          <w:szCs w:val="28"/>
+          <w:lang w:val="ru-RU"/>
+        </w:rPr>
+        <w:t>. Для обычного пользователя такое сообщение непонятно.</w:t>
+      </w:r>
+    </w:p>
+    <w:p>
+      <w:pPr>
+        <w:spacing w:after="0" w:line="360" w:lineRule="auto"/>
+        <w:jc w:val="both"/>
+        <w:rPr>
+          <w:rFonts w:cs="Times New Roman"/>
+          <w:szCs w:val="28"/>
+          <w:lang w:val="ru-RU"/>
+        </w:rPr>
+      </w:pPr>
+      <w:r>
+        <w:rPr>
+          <w:rFonts w:cs="Times New Roman"/>
+          <w:szCs w:val="28"/>
+          <w:lang w:val="ru-RU"/>
+        </w:rPr>
+        <w:t xml:space="preserve">Также при повторном входе иногда появлялась ошибка </w:t>
+      </w:r>
+      <w:r>
+        <w:rPr>
+          <w:rFonts w:cs="Times New Roman"/>
+          <w:szCs w:val="28"/>
+        </w:rPr>
+        <w:t>HTTP</w:t>
+      </w:r>
+      <w:r>
+        <w:rPr>
+          <w:rFonts w:cs="Times New Roman"/>
+          <w:szCs w:val="28"/>
+          <w:lang w:val="ru-RU"/>
+        </w:rPr>
+        <w:t xml:space="preserve"> 401. Она тоже выглядела слишком технически.</w:t>
+      </w:r>
+    </w:p>
+    <w:p>
+      <w:pPr>
+        <w:spacing w:after="0" w:line="360" w:lineRule="auto"/>
+        <w:jc w:val="both"/>
+        <w:rPr>
+          <w:rFonts w:cs="Times New Roman"/>
+          <w:szCs w:val="28"/>
+          <w:lang w:val="ru-RU"/>
+        </w:rPr>
+      </w:pPr>
+      <w:r>
+        <w:rPr>
+          <w:rFonts w:cs="Times New Roman"/>
+          <w:szCs w:val="28"/>
+          <w:lang w:val="ru-RU"/>
+        </w:rPr>
+        <w:t xml:space="preserve">ИИ исправил эти проблемы. Были увеличены лимиты загрузки через </w:t>
+      </w:r>
+      <w:proofErr w:type="spellStart"/>
+      <w:r>
+        <w:rPr>
+          <w:rFonts w:cs="Times New Roman"/>
+          <w:szCs w:val="28"/>
+        </w:rPr>
+        <w:t>FormOptions</w:t>
+      </w:r>
+      <w:proofErr w:type="spellEnd"/>
+      <w:r>
+        <w:rPr>
+          <w:rFonts w:cs="Times New Roman"/>
+          <w:szCs w:val="28"/>
+          <w:lang w:val="ru-RU"/>
+        </w:rPr>
+        <w:t xml:space="preserve"> и </w:t>
+      </w:r>
+      <w:proofErr w:type="spellStart"/>
+      <w:r>
+        <w:rPr>
+          <w:rFonts w:cs="Times New Roman"/>
+          <w:szCs w:val="28"/>
+        </w:rPr>
+        <w:t>MaxRequestBodySize</w:t>
+      </w:r>
+      <w:proofErr w:type="spellEnd"/>
+      <w:r>
+        <w:rPr>
+          <w:rFonts w:cs="Times New Roman"/>
+          <w:szCs w:val="28"/>
+          <w:lang w:val="ru-RU"/>
+        </w:rPr>
+        <w:t xml:space="preserve">. Также была добавлена проверка размера файла в </w:t>
+      </w:r>
+      <w:proofErr w:type="gramStart"/>
+      <w:r>
+        <w:rPr>
+          <w:rFonts w:cs="Times New Roman"/>
+          <w:szCs w:val="28"/>
+        </w:rPr>
+        <w:t>Upload</w:t>
+      </w:r>
+      <w:r>
+        <w:rPr>
+          <w:rFonts w:cs="Times New Roman"/>
+          <w:szCs w:val="28"/>
+          <w:lang w:val="ru-RU"/>
+        </w:rPr>
+        <w:t>(</w:t>
+      </w:r>
+      <w:proofErr w:type="gramEnd"/>
+      <w:r>
+        <w:rPr>
+          <w:rFonts w:cs="Times New Roman"/>
+          <w:szCs w:val="28"/>
+          <w:lang w:val="ru-RU"/>
+        </w:rPr>
+        <w:t xml:space="preserve">) с понятным сообщением, например </w:t>
+      </w:r>
+      <w:proofErr w:type="spellStart"/>
+      <w:r>
+        <w:rPr>
+          <w:rFonts w:cs="Times New Roman"/>
+          <w:szCs w:val="28"/>
+        </w:rPr>
+        <w:t>BadRequest</w:t>
+      </w:r>
+      <w:proofErr w:type="spellEnd"/>
+      <w:r>
+        <w:rPr>
+          <w:rFonts w:cs="Times New Roman"/>
+          <w:szCs w:val="28"/>
+          <w:lang w:val="ru-RU"/>
+        </w:rPr>
+        <w:t>("Файл слишком большой").</w:t>
+      </w:r>
+    </w:p>
+    <w:p>
+      <w:pPr>
+        <w:spacing w:after="0" w:line="360" w:lineRule="auto"/>
+        <w:jc w:val="both"/>
+        <w:rPr>
+          <w:rFonts w:cs="Times New Roman"/>
+          <w:szCs w:val="28"/>
+          <w:lang w:val="ru-RU"/>
+        </w:rPr>
+      </w:pPr>
+      <w:r>
+        <w:rPr>
+          <w:rFonts w:cs="Times New Roman"/>
+          <w:szCs w:val="28"/>
+          <w:lang w:val="ru-RU"/>
+        </w:rPr>
+        <w:t xml:space="preserve">Для повторного входа была добавлена проверка </w:t>
+      </w:r>
+      <w:r>
+        <w:rPr>
+          <w:rFonts w:cs="Times New Roman"/>
+          <w:szCs w:val="28"/>
+        </w:rPr>
+        <w:t>User</w:t>
       </w:r>
       <w:r>
         <w:rPr>
@@ -8762,87 +10595,897 @@
           <w:rFonts w:cs="Times New Roman"/>
           <w:szCs w:val="28"/>
         </w:rPr>
-        <w:t>cs</w:t>
-      </w:r>
-      <w:r>
-        <w:rPr>
-          <w:rFonts w:cs="Times New Roman"/>
-          <w:szCs w:val="28"/>
-          <w:lang w:val="ru-RU"/>
+        <w:t>Identity</w:t>
+      </w:r>
+      <w:r>
+        <w:rPr>
+          <w:rFonts w:cs="Times New Roman"/>
+          <w:szCs w:val="28"/>
+          <w:lang w:val="ru-RU"/>
+        </w:rPr>
+        <w:t>.</w:t>
+      </w:r>
+      <w:proofErr w:type="spellStart"/>
+      <w:r>
+        <w:rPr>
+          <w:rFonts w:cs="Times New Roman"/>
+          <w:szCs w:val="28"/>
+        </w:rPr>
+        <w:t>IsAuthenticated</w:t>
+      </w:r>
+      <w:proofErr w:type="spellEnd"/>
+      <w:r>
+        <w:rPr>
+          <w:rFonts w:cs="Times New Roman"/>
+          <w:szCs w:val="28"/>
+          <w:lang w:val="ru-RU"/>
+        </w:rPr>
+        <w:t xml:space="preserve">. Если пользователь уже вошёл, приложение делает </w:t>
+      </w:r>
+      <w:proofErr w:type="spellStart"/>
+      <w:r>
+        <w:rPr>
+          <w:rFonts w:cs="Times New Roman"/>
+          <w:szCs w:val="28"/>
+          <w:lang w:val="ru-RU"/>
+        </w:rPr>
+        <w:t>редирект</w:t>
+      </w:r>
+      <w:proofErr w:type="spellEnd"/>
+      <w:r>
+        <w:rPr>
+          <w:rFonts w:cs="Times New Roman"/>
+          <w:szCs w:val="28"/>
+          <w:lang w:val="ru-RU"/>
+        </w:rPr>
+        <w:t xml:space="preserve"> или показывает понятное сообщение. Повторный выход тоже больше не вызывает непонятную ошибку.</w:t>
+      </w:r>
+    </w:p>
+    <w:p>
+      <w:pPr>
+        <w:spacing w:after="0" w:line="360" w:lineRule="auto"/>
+        <w:jc w:val="both"/>
+        <w:rPr>
+          <w:rFonts w:cs="Times New Roman"/>
+          <w:szCs w:val="28"/>
+          <w:lang w:val="ru-RU"/>
+        </w:rPr>
+      </w:pPr>
+      <w:r>
+        <w:rPr>
+          <w:rFonts w:cs="Times New Roman"/>
+          <w:szCs w:val="28"/>
+          <w:lang w:val="ru-RU"/>
+        </w:rPr>
+        <w:t>После этого приложение стало показывать нормальные сообщения вместо технических ошибок.</w:t>
+      </w:r>
+    </w:p>
+    <w:p>
+      <w:pPr>
+        <w:spacing w:after="0" w:line="360" w:lineRule="auto"/>
+        <w:jc w:val="both"/>
+        <w:rPr>
+          <w:rFonts w:cs="Times New Roman"/>
+          <w:szCs w:val="28"/>
+          <w:lang w:val="ru-RU"/>
+        </w:rPr>
+      </w:pPr>
+      <w:r>
+        <w:rPr>
+          <w:rFonts w:cs="Times New Roman"/>
+          <w:szCs w:val="28"/>
+          <w:lang w:val="ru-RU"/>
+        </w:rPr>
+        <w:t>Валидация по чек-листу</w:t>
+      </w:r>
+    </w:p>
+    <w:p>
+      <w:pPr>
+        <w:spacing w:after="0" w:line="360" w:lineRule="auto"/>
+        <w:jc w:val="both"/>
+        <w:rPr>
+          <w:rFonts w:cs="Times New Roman"/>
+          <w:szCs w:val="28"/>
+          <w:lang w:val="ru-RU"/>
+        </w:rPr>
+      </w:pPr>
+      <w:r>
+        <w:rPr>
+          <w:rFonts w:cs="Times New Roman"/>
+          <w:szCs w:val="28"/>
+          <w:lang w:val="ru-RU"/>
+        </w:rPr>
+        <w:t>21 — понятная ошибка при большом файле исправлена.</w:t>
+      </w:r>
+    </w:p>
+    <w:p>
+      <w:pPr>
+        <w:spacing w:after="0" w:line="360" w:lineRule="auto"/>
+        <w:jc w:val="both"/>
+        <w:rPr>
+          <w:rFonts w:cs="Times New Roman"/>
+          <w:szCs w:val="28"/>
+          <w:lang w:val="ru-RU"/>
+        </w:rPr>
+      </w:pPr>
+      <w:r>
+        <w:rPr>
+          <w:rFonts w:cs="Times New Roman"/>
+          <w:szCs w:val="28"/>
+          <w:lang w:val="ru-RU"/>
+        </w:rPr>
+        <w:t xml:space="preserve">4 — повторный вход больше не вызывает </w:t>
+      </w:r>
+      <w:r>
+        <w:rPr>
+          <w:rFonts w:cs="Times New Roman"/>
+          <w:szCs w:val="28"/>
+        </w:rPr>
+        <w:t>HTTP</w:t>
+      </w:r>
+      <w:r>
+        <w:rPr>
+          <w:rFonts w:cs="Times New Roman"/>
+          <w:szCs w:val="28"/>
+          <w:lang w:val="ru-RU"/>
+        </w:rPr>
+        <w:t xml:space="preserve"> 401.</w:t>
+      </w:r>
+    </w:p>
+    <w:p>
+      <w:pPr>
+        <w:spacing w:after="0" w:line="360" w:lineRule="auto"/>
+        <w:jc w:val="both"/>
+        <w:rPr>
+          <w:rFonts w:cs="Times New Roman"/>
+          <w:szCs w:val="28"/>
+          <w:lang w:val="ru-RU"/>
+        </w:rPr>
+      </w:pPr>
+      <w:r>
+        <w:rPr>
+          <w:rFonts w:cs="Times New Roman"/>
+          <w:szCs w:val="28"/>
+          <w:lang w:val="ru-RU"/>
+        </w:rPr>
+        <w:t>3 — вход с неверным паролем работает корректно.</w:t>
+      </w:r>
+    </w:p>
+    <w:p>
+      <w:pPr>
+        <w:spacing w:after="0" w:line="360" w:lineRule="auto"/>
+        <w:jc w:val="both"/>
+        <w:rPr>
+          <w:rFonts w:cs="Times New Roman"/>
+          <w:szCs w:val="28"/>
+          <w:lang w:val="ru-RU"/>
+        </w:rPr>
+      </w:pPr>
+      <w:r>
+        <w:rPr>
+          <w:rFonts w:cs="Times New Roman"/>
+          <w:szCs w:val="28"/>
+          <w:lang w:val="ru-RU"/>
+        </w:rPr>
+        <w:t xml:space="preserve">17 — </w:t>
+      </w:r>
+      <w:r>
+        <w:rPr>
+          <w:rFonts w:cs="Times New Roman"/>
+          <w:szCs w:val="28"/>
+        </w:rPr>
+        <w:t>SQL</w:t>
+      </w:r>
+      <w:r>
+        <w:rPr>
+          <w:rFonts w:cs="Times New Roman"/>
+          <w:szCs w:val="28"/>
+          <w:lang w:val="ru-RU"/>
+        </w:rPr>
+        <w:t>-безопасность сохранилась.</w:t>
+      </w:r>
+    </w:p>
+    <w:p>
+      <w:pPr>
+        <w:spacing w:after="0" w:line="360" w:lineRule="auto"/>
+        <w:jc w:val="both"/>
+        <w:rPr>
+          <w:rFonts w:cs="Times New Roman"/>
+          <w:szCs w:val="28"/>
+          <w:lang w:val="ru-RU"/>
+        </w:rPr>
+      </w:pPr>
+      <w:r>
+        <w:rPr>
+          <w:rFonts w:cs="Times New Roman"/>
+          <w:szCs w:val="28"/>
+        </w:rPr>
+        <w:t>BUGS</w:t>
+      </w:r>
+      <w:r>
+        <w:rPr>
+          <w:rFonts w:cs="Times New Roman"/>
+          <w:szCs w:val="28"/>
+          <w:lang w:val="ru-RU"/>
+        </w:rPr>
+        <w:t>_</w:t>
+      </w:r>
+      <w:r>
+        <w:rPr>
+          <w:rFonts w:cs="Times New Roman"/>
+          <w:szCs w:val="28"/>
+        </w:rPr>
+        <w:t>V</w:t>
+      </w:r>
+      <w:r>
+        <w:rPr>
+          <w:rFonts w:cs="Times New Roman"/>
+          <w:szCs w:val="28"/>
+          <w:lang w:val="ru-RU"/>
+        </w:rPr>
+        <w:t>6.</w:t>
+      </w:r>
+      <w:r>
+        <w:rPr>
+          <w:rFonts w:cs="Times New Roman"/>
+          <w:szCs w:val="28"/>
+        </w:rPr>
+        <w:t>md</w:t>
+      </w:r>
+    </w:p>
+    <w:p>
+      <w:pPr>
+        <w:spacing w:after="0" w:line="360" w:lineRule="auto"/>
+        <w:jc w:val="both"/>
+        <w:rPr>
+          <w:rFonts w:cs="Times New Roman"/>
+          <w:szCs w:val="28"/>
+          <w:lang w:val="ru-RU"/>
+        </w:rPr>
+      </w:pPr>
+      <w:r>
+        <w:rPr>
+          <w:rFonts w:cs="Times New Roman"/>
+          <w:szCs w:val="28"/>
+          <w:lang w:val="ru-RU"/>
+        </w:rPr>
+        <w:t xml:space="preserve">21. Понятная ошибка при большом файле: до цикла — частично, после цикла — исправлено, добавлено </w:t>
+      </w:r>
+      <w:proofErr w:type="spellStart"/>
+      <w:r>
+        <w:rPr>
+          <w:rFonts w:cs="Times New Roman"/>
+          <w:szCs w:val="28"/>
+          <w:lang w:val="ru-RU"/>
+        </w:rPr>
+        <w:t>кастомное</w:t>
+      </w:r>
+      <w:proofErr w:type="spellEnd"/>
+      <w:r>
+        <w:rPr>
+          <w:rFonts w:cs="Times New Roman"/>
+          <w:szCs w:val="28"/>
+          <w:lang w:val="ru-RU"/>
+        </w:rPr>
+        <w:t xml:space="preserve"> сообщение.</w:t>
+      </w:r>
+    </w:p>
+    <w:p>
+      <w:pPr>
+        <w:spacing w:after="0" w:line="360" w:lineRule="auto"/>
+        <w:jc w:val="both"/>
+        <w:rPr>
+          <w:rFonts w:cs="Times New Roman"/>
+          <w:szCs w:val="28"/>
+          <w:lang w:val="ru-RU"/>
+        </w:rPr>
+      </w:pPr>
+      <w:r>
+        <w:rPr>
+          <w:rFonts w:cs="Times New Roman"/>
+          <w:szCs w:val="28"/>
+          <w:lang w:val="ru-RU"/>
+        </w:rPr>
+        <w:t xml:space="preserve">4. Повторный вход не вызывает 401: до цикла — не выполнено, после цикла — исправлено, добавлен </w:t>
+      </w:r>
+      <w:proofErr w:type="spellStart"/>
+      <w:r>
+        <w:rPr>
+          <w:rFonts w:cs="Times New Roman"/>
+          <w:szCs w:val="28"/>
+          <w:lang w:val="ru-RU"/>
+        </w:rPr>
+        <w:t>редирект</w:t>
+      </w:r>
+      <w:proofErr w:type="spellEnd"/>
+      <w:r>
+        <w:rPr>
+          <w:rFonts w:cs="Times New Roman"/>
+          <w:szCs w:val="28"/>
+          <w:lang w:val="ru-RU"/>
+        </w:rPr>
+        <w:t xml:space="preserve"> или сообщение.</w:t>
+      </w:r>
+    </w:p>
+    <w:p>
+      <w:pPr>
+        <w:spacing w:after="0" w:line="360" w:lineRule="auto"/>
+        <w:jc w:val="both"/>
+        <w:rPr>
+          <w:rFonts w:cs="Times New Roman"/>
+          <w:szCs w:val="28"/>
+          <w:lang w:val="ru-RU"/>
+        </w:rPr>
+      </w:pPr>
+      <w:r>
+        <w:rPr>
+          <w:rFonts w:cs="Times New Roman"/>
+          <w:szCs w:val="28"/>
+          <w:lang w:val="ru-RU"/>
+        </w:rPr>
+        <w:t>3. Вход с неверным паролем: до цикла — было выполнено, после цикла — осталось выполнено.</w:t>
+      </w:r>
+    </w:p>
+    <w:p>
+      <w:pPr>
+        <w:spacing w:after="0" w:line="360" w:lineRule="auto"/>
+        <w:jc w:val="both"/>
+        <w:rPr>
+          <w:rFonts w:cs="Times New Roman"/>
+          <w:szCs w:val="28"/>
+          <w:lang w:val="ru-RU"/>
+        </w:rPr>
+      </w:pPr>
+      <w:r>
+        <w:rPr>
+          <w:rFonts w:cs="Times New Roman"/>
+          <w:szCs w:val="28"/>
+          <w:lang w:val="ru-RU"/>
+        </w:rPr>
+        <w:t xml:space="preserve">17. </w:t>
+      </w:r>
+      <w:r>
+        <w:rPr>
+          <w:rFonts w:cs="Times New Roman"/>
+          <w:szCs w:val="28"/>
+        </w:rPr>
+        <w:t>SQL</w:t>
+      </w:r>
+      <w:r>
+        <w:rPr>
+          <w:rFonts w:cs="Times New Roman"/>
+          <w:szCs w:val="28"/>
+          <w:lang w:val="ru-RU"/>
+        </w:rPr>
+        <w:t>-инъекции: до цикла — было безопасно, после цикла — осталось безопасно.</w:t>
+      </w:r>
+    </w:p>
+    <w:p>
+      <w:pPr>
+        <w:spacing w:after="0" w:line="360" w:lineRule="auto"/>
+        <w:jc w:val="both"/>
+        <w:rPr>
+          <w:rFonts w:cs="Times New Roman"/>
+          <w:szCs w:val="28"/>
+          <w:lang w:val="ru-RU"/>
+        </w:rPr>
+      </w:pPr>
+      <w:r>
+        <w:rPr>
+          <w:rFonts w:cs="Times New Roman"/>
+          <w:szCs w:val="28"/>
+          <w:lang w:val="ru-RU"/>
+        </w:rPr>
+        <w:t>Детали исправлений</w:t>
+      </w:r>
+    </w:p>
+    <w:p>
+      <w:pPr>
+        <w:spacing w:after="0" w:line="360" w:lineRule="auto"/>
+        <w:jc w:val="both"/>
+        <w:rPr>
+          <w:rFonts w:cs="Times New Roman"/>
+          <w:szCs w:val="28"/>
+          <w:lang w:val="ru-RU"/>
+        </w:rPr>
+      </w:pPr>
+      <w:r>
+        <w:rPr>
+          <w:rFonts w:cs="Times New Roman"/>
+          <w:szCs w:val="28"/>
+          <w:lang w:val="ru-RU"/>
+        </w:rPr>
+        <w:lastRenderedPageBreak/>
+        <w:t>1. Большой файл:</w:t>
+      </w:r>
+    </w:p>
+    <w:p>
+      <w:pPr>
+        <w:spacing w:after="0" w:line="360" w:lineRule="auto"/>
+        <w:jc w:val="both"/>
+        <w:rPr>
+          <w:rFonts w:cs="Times New Roman"/>
+          <w:szCs w:val="28"/>
+          <w:lang w:val="ru-RU"/>
+        </w:rPr>
+      </w:pPr>
+      <w:r>
+        <w:rPr>
+          <w:rFonts w:cs="Times New Roman"/>
+          <w:szCs w:val="28"/>
+          <w:lang w:val="ru-RU"/>
+        </w:rPr>
+        <w:t xml:space="preserve">увеличен </w:t>
+      </w:r>
+      <w:proofErr w:type="spellStart"/>
+      <w:r>
+        <w:rPr>
+          <w:rFonts w:cs="Times New Roman"/>
+          <w:szCs w:val="28"/>
+        </w:rPr>
+        <w:t>MaxRequestBodySize</w:t>
+      </w:r>
+      <w:proofErr w:type="spellEnd"/>
+      <w:r>
+        <w:rPr>
+          <w:rFonts w:cs="Times New Roman"/>
+          <w:szCs w:val="28"/>
+          <w:lang w:val="ru-RU"/>
+        </w:rPr>
+        <w:t>;</w:t>
+      </w:r>
+    </w:p>
+    <w:p>
+      <w:pPr>
+        <w:spacing w:after="0" w:line="360" w:lineRule="auto"/>
+        <w:jc w:val="both"/>
+        <w:rPr>
+          <w:rFonts w:cs="Times New Roman"/>
+          <w:szCs w:val="28"/>
+          <w:lang w:val="ru-RU"/>
+        </w:rPr>
+      </w:pPr>
+      <w:r>
+        <w:rPr>
+          <w:rFonts w:cs="Times New Roman"/>
+          <w:szCs w:val="28"/>
+          <w:lang w:val="ru-RU"/>
+        </w:rPr>
+        <w:t xml:space="preserve">добавлена проверка в </w:t>
+      </w:r>
+      <w:proofErr w:type="gramStart"/>
+      <w:r>
+        <w:rPr>
+          <w:rFonts w:cs="Times New Roman"/>
+          <w:szCs w:val="28"/>
+        </w:rPr>
+        <w:t>Upload</w:t>
+      </w:r>
+      <w:r>
+        <w:rPr>
+          <w:rFonts w:cs="Times New Roman"/>
+          <w:szCs w:val="28"/>
+          <w:lang w:val="ru-RU"/>
+        </w:rPr>
+        <w:t>(</w:t>
+      </w:r>
+      <w:proofErr w:type="gramEnd"/>
+      <w:r>
+        <w:rPr>
+          <w:rFonts w:cs="Times New Roman"/>
+          <w:szCs w:val="28"/>
+          <w:lang w:val="ru-RU"/>
+        </w:rPr>
+        <w:t>);</w:t>
+      </w:r>
+    </w:p>
+    <w:p>
+      <w:pPr>
+        <w:spacing w:after="0" w:line="360" w:lineRule="auto"/>
+        <w:jc w:val="both"/>
+        <w:rPr>
+          <w:rFonts w:cs="Times New Roman"/>
+          <w:szCs w:val="28"/>
+          <w:lang w:val="ru-RU"/>
+        </w:rPr>
+      </w:pPr>
+      <w:r>
+        <w:rPr>
+          <w:rFonts w:cs="Times New Roman"/>
+          <w:szCs w:val="28"/>
+          <w:lang w:val="ru-RU"/>
+        </w:rPr>
+        <w:t>добавлено понятное сообщение об ошибке.</w:t>
+      </w:r>
+    </w:p>
+    <w:p>
+      <w:pPr>
+        <w:spacing w:after="0" w:line="360" w:lineRule="auto"/>
+        <w:jc w:val="both"/>
+        <w:rPr>
+          <w:rFonts w:cs="Times New Roman"/>
+          <w:szCs w:val="28"/>
+          <w:lang w:val="ru-RU"/>
+        </w:rPr>
+      </w:pPr>
+      <w:r>
+        <w:rPr>
+          <w:rFonts w:cs="Times New Roman"/>
+          <w:szCs w:val="28"/>
+          <w:lang w:val="ru-RU"/>
+        </w:rPr>
+        <w:t>2. Повторный вход:</w:t>
+      </w:r>
+    </w:p>
+    <w:p>
+      <w:pPr>
+        <w:spacing w:after="0" w:line="360" w:lineRule="auto"/>
+        <w:jc w:val="both"/>
+        <w:rPr>
+          <w:rFonts w:cs="Times New Roman"/>
+          <w:szCs w:val="28"/>
+          <w:lang w:val="ru-RU"/>
+        </w:rPr>
+      </w:pPr>
+      <w:r>
+        <w:rPr>
+          <w:rFonts w:cs="Times New Roman"/>
+          <w:szCs w:val="28"/>
+          <w:lang w:val="ru-RU"/>
+        </w:rPr>
+        <w:t>добавлена проверка авторизованного пользователя;</w:t>
+      </w:r>
+    </w:p>
+    <w:p>
+      <w:pPr>
+        <w:spacing w:after="0" w:line="360" w:lineRule="auto"/>
+        <w:jc w:val="both"/>
+        <w:rPr>
+          <w:rFonts w:cs="Times New Roman"/>
+          <w:szCs w:val="28"/>
+          <w:lang w:val="ru-RU"/>
+        </w:rPr>
+      </w:pPr>
+      <w:r>
+        <w:rPr>
+          <w:rFonts w:cs="Times New Roman"/>
+          <w:szCs w:val="28"/>
+          <w:lang w:val="ru-RU"/>
+        </w:rPr>
+        <w:t xml:space="preserve">повторный вход больше не вызывает </w:t>
+      </w:r>
+      <w:r>
+        <w:rPr>
+          <w:rFonts w:cs="Times New Roman"/>
+          <w:szCs w:val="28"/>
+        </w:rPr>
+        <w:t>HTTP</w:t>
+      </w:r>
+      <w:r>
+        <w:rPr>
+          <w:rFonts w:cs="Times New Roman"/>
+          <w:szCs w:val="28"/>
+          <w:lang w:val="ru-RU"/>
+        </w:rPr>
+        <w:t xml:space="preserve"> 401.</w:t>
+      </w:r>
+    </w:p>
+    <w:p>
+      <w:pPr>
+        <w:spacing w:after="0" w:line="360" w:lineRule="auto"/>
+        <w:jc w:val="both"/>
+        <w:rPr>
+          <w:rFonts w:cs="Times New Roman"/>
+          <w:szCs w:val="28"/>
+          <w:lang w:val="ru-RU"/>
+        </w:rPr>
+      </w:pPr>
+      <w:r>
+        <w:rPr>
+          <w:rFonts w:cs="Times New Roman"/>
+          <w:szCs w:val="28"/>
+          <w:lang w:val="ru-RU"/>
+        </w:rPr>
+        <w:t>3. Стандартизация:</w:t>
+      </w:r>
+    </w:p>
+    <w:p>
+      <w:pPr>
+        <w:spacing w:after="0" w:line="360" w:lineRule="auto"/>
+        <w:jc w:val="both"/>
+        <w:rPr>
+          <w:rFonts w:cs="Times New Roman"/>
+          <w:szCs w:val="28"/>
+          <w:lang w:val="ru-RU"/>
+        </w:rPr>
+      </w:pPr>
+      <w:r>
+        <w:rPr>
+          <w:rFonts w:cs="Times New Roman"/>
+          <w:szCs w:val="28"/>
+          <w:lang w:val="ru-RU"/>
+        </w:rPr>
+        <w:t>ошибки авторизации стали возвращаться в более понятном виде.</w:t>
+      </w:r>
+    </w:p>
+    <w:p>
+      <w:pPr>
+        <w:spacing w:after="0" w:line="360" w:lineRule="auto"/>
+        <w:jc w:val="both"/>
+        <w:rPr>
+          <w:rFonts w:cs="Times New Roman"/>
+          <w:szCs w:val="28"/>
+          <w:lang w:val="ru-RU"/>
+        </w:rPr>
+      </w:pPr>
+      <w:r>
+        <w:rPr>
+          <w:rFonts w:cs="Times New Roman"/>
+          <w:szCs w:val="28"/>
+          <w:lang w:val="ru-RU"/>
+        </w:rPr>
+        <w:t>Оставшееся замечание: тесты всё ещё не покрывали все новые исправления.</w:t>
+      </w:r>
+    </w:p>
+    <w:p>
+      <w:pPr>
+        <w:spacing w:after="0" w:line="360" w:lineRule="auto"/>
+        <w:jc w:val="both"/>
+        <w:rPr>
+          <w:rFonts w:cs="Times New Roman"/>
+          <w:szCs w:val="28"/>
+          <w:lang w:val="ru-RU"/>
+        </w:rPr>
+      </w:pPr>
+      <w:r>
+        <w:rPr>
+          <w:rFonts w:cs="Times New Roman"/>
+          <w:szCs w:val="28"/>
+          <w:lang w:val="ru-RU"/>
+        </w:rPr>
+        <w:t>Решение: перейти к циклу №7 и добавить надёжные тесты.</w:t>
+      </w:r>
+    </w:p>
+    <w:p>
+      <w:pPr>
+        <w:spacing w:after="0" w:line="360" w:lineRule="auto"/>
+        <w:jc w:val="both"/>
+        <w:rPr>
+          <w:rFonts w:cs="Times New Roman"/>
+          <w:szCs w:val="28"/>
+          <w:lang w:val="ru-RU"/>
+        </w:rPr>
+      </w:pPr>
+      <w:r>
+        <w:rPr>
+          <w:rFonts w:cs="Times New Roman"/>
+          <w:szCs w:val="28"/>
+          <w:lang w:val="ru-RU"/>
+        </w:rPr>
+        <w:t>Цикл №7. Добавление надёжных тестов</w:t>
+      </w:r>
+    </w:p>
+    <w:p>
+      <w:pPr>
+        <w:spacing w:after="0" w:line="360" w:lineRule="auto"/>
+        <w:jc w:val="both"/>
+        <w:rPr>
+          <w:rFonts w:cs="Times New Roman"/>
+          <w:szCs w:val="28"/>
+          <w:lang w:val="ru-RU"/>
+        </w:rPr>
+      </w:pPr>
+      <w:r>
+        <w:rPr>
+          <w:rFonts w:cs="Times New Roman"/>
+          <w:szCs w:val="28"/>
+          <w:lang w:val="ru-RU"/>
+        </w:rPr>
+        <w:t>Запрос:</w:t>
+      </w:r>
+    </w:p>
+    <w:p>
+      <w:pPr>
+        <w:spacing w:after="0" w:line="360" w:lineRule="auto"/>
+        <w:jc w:val="both"/>
+        <w:rPr>
+          <w:rFonts w:cs="Times New Roman"/>
+          <w:szCs w:val="28"/>
+        </w:rPr>
+      </w:pPr>
+      <w:r>
+        <w:rPr>
+          <w:rFonts w:cs="Times New Roman"/>
+          <w:szCs w:val="28"/>
+          <w:lang w:val="ru-RU"/>
+        </w:rPr>
+        <w:t xml:space="preserve">Добавь тесты. Нужно протестировать как можно больше основных функций. </w:t>
+      </w:r>
+      <w:proofErr w:type="spellStart"/>
+      <w:r>
+        <w:rPr>
+          <w:rFonts w:cs="Times New Roman"/>
+          <w:szCs w:val="28"/>
+        </w:rPr>
+        <w:t>Ошибок</w:t>
+      </w:r>
+      <w:proofErr w:type="spellEnd"/>
+      <w:r>
+        <w:rPr>
+          <w:rFonts w:cs="Times New Roman"/>
+          <w:szCs w:val="28"/>
+        </w:rPr>
+        <w:t xml:space="preserve"> </w:t>
+      </w:r>
+      <w:proofErr w:type="spellStart"/>
+      <w:r>
+        <w:rPr>
+          <w:rFonts w:cs="Times New Roman"/>
+          <w:szCs w:val="28"/>
+        </w:rPr>
+        <w:t>нет</w:t>
+      </w:r>
+      <w:proofErr w:type="spellEnd"/>
+      <w:r>
+        <w:rPr>
+          <w:rFonts w:cs="Times New Roman"/>
+          <w:szCs w:val="28"/>
         </w:rPr>
         <w:t xml:space="preserve">, </w:t>
       </w:r>
-      <w:r>
-        <w:rPr>
-          <w:rFonts w:cs="Times New Roman"/>
-          <w:szCs w:val="28"/>
-        </w:rPr>
-        <w:t>ServiceExtensions</w:t>
-      </w:r>
-      <w:r>
-        <w:rPr>
-          <w:rFonts w:cs="Times New Roman"/>
-          <w:szCs w:val="28"/>
-          <w:lang w:val="ru-RU"/>
+      <w:proofErr w:type="spellStart"/>
+      <w:r>
+        <w:rPr>
+          <w:rFonts w:cs="Times New Roman"/>
+          <w:szCs w:val="28"/>
+        </w:rPr>
+        <w:t>но</w:t>
+      </w:r>
+      <w:proofErr w:type="spellEnd"/>
+      <w:r>
+        <w:rPr>
+          <w:rFonts w:cs="Times New Roman"/>
+          <w:szCs w:val="28"/>
+        </w:rPr>
+        <w:t xml:space="preserve"> </w:t>
+      </w:r>
+      <w:proofErr w:type="spellStart"/>
+      <w:r>
+        <w:rPr>
+          <w:rFonts w:cs="Times New Roman"/>
+          <w:szCs w:val="28"/>
+        </w:rPr>
+        <w:t>тестов</w:t>
+      </w:r>
+      <w:proofErr w:type="spellEnd"/>
+      <w:r>
+        <w:rPr>
+          <w:rFonts w:cs="Times New Roman"/>
+          <w:szCs w:val="28"/>
+        </w:rPr>
+        <w:t xml:space="preserve"> </w:t>
+      </w:r>
+      <w:proofErr w:type="spellStart"/>
+      <w:r>
+        <w:rPr>
+          <w:rFonts w:cs="Times New Roman"/>
+          <w:szCs w:val="28"/>
+        </w:rPr>
+        <w:t>мало</w:t>
+      </w:r>
+      <w:proofErr w:type="spellEnd"/>
+      <w:r>
+        <w:rPr>
+          <w:rFonts w:cs="Times New Roman"/>
+          <w:szCs w:val="28"/>
+        </w:rPr>
+        <w:t xml:space="preserve"> и </w:t>
+      </w:r>
+      <w:proofErr w:type="spellStart"/>
+      <w:r>
+        <w:rPr>
+          <w:rFonts w:cs="Times New Roman"/>
+          <w:szCs w:val="28"/>
+        </w:rPr>
+        <w:t>они</w:t>
+      </w:r>
+      <w:proofErr w:type="spellEnd"/>
+      <w:r>
+        <w:rPr>
+          <w:rFonts w:cs="Times New Roman"/>
+          <w:szCs w:val="28"/>
+        </w:rPr>
+        <w:t xml:space="preserve"> </w:t>
+      </w:r>
+      <w:proofErr w:type="spellStart"/>
+      <w:r>
+        <w:rPr>
+          <w:rFonts w:cs="Times New Roman"/>
+          <w:szCs w:val="28"/>
+        </w:rPr>
+        <w:t>ненадёжные</w:t>
+      </w:r>
+      <w:proofErr w:type="spellEnd"/>
+      <w:r>
+        <w:rPr>
+          <w:rFonts w:cs="Times New Roman"/>
+          <w:szCs w:val="28"/>
         </w:rPr>
         <w:t>.</w:t>
       </w:r>
-      <w:r>
-        <w:rPr>
-          <w:rFonts w:cs="Times New Roman"/>
-          <w:szCs w:val="28"/>
-        </w:rPr>
-        <w:t>cs</w:t>
-      </w:r>
-      <w:r>
-        <w:rPr>
-          <w:rFonts w:cs="Times New Roman"/>
-          <w:szCs w:val="28"/>
-          <w:lang w:val="ru-RU"/>
-        </w:rPr>
-        <w:t xml:space="preserve">, </w:t>
-      </w:r>
-      <w:r>
-        <w:rPr>
-          <w:rFonts w:cs="Times New Roman"/>
-          <w:szCs w:val="28"/>
-        </w:rPr>
-        <w:t>Middleware</w:t>
-      </w:r>
-      <w:r>
-        <w:rPr>
-          <w:rFonts w:cs="Times New Roman"/>
-          <w:szCs w:val="28"/>
-          <w:lang w:val="ru-RU"/>
-        </w:rPr>
-        <w:t>/.</w:t>
-      </w:r>
-    </w:p>
-    <w:p>
-      <w:pPr>
-        <w:spacing w:after="0" w:line="360" w:lineRule="auto"/>
-        <w:jc w:val="both"/>
-        <w:rPr>
-          <w:rFonts w:cs="Times New Roman"/>
-          <w:szCs w:val="28"/>
-          <w:lang w:val="ru-RU"/>
-        </w:rPr>
-      </w:pPr>
-      <w:r>
-        <w:rPr>
-          <w:rFonts w:cs="Times New Roman"/>
-          <w:szCs w:val="28"/>
-          <w:lang w:val="ru-RU"/>
-        </w:rPr>
-        <w:t xml:space="preserve">26. Константы вынесены — исправлено. Вынесены в </w:t>
-      </w:r>
-      <w:r>
-        <w:rPr>
-          <w:rFonts w:cs="Times New Roman"/>
-          <w:szCs w:val="28"/>
-        </w:rPr>
-        <w:t>Constants</w:t>
-      </w:r>
+    </w:p>
+    <w:p>
+      <w:pPr>
+        <w:spacing w:after="0" w:line="360" w:lineRule="auto"/>
+        <w:jc w:val="both"/>
+        <w:rPr>
+          <w:rFonts w:cs="Times New Roman"/>
+          <w:szCs w:val="28"/>
+        </w:rPr>
+      </w:pPr>
+      <w:proofErr w:type="spellStart"/>
+      <w:r>
+        <w:rPr>
+          <w:rFonts w:cs="Times New Roman"/>
+          <w:szCs w:val="28"/>
+        </w:rPr>
+        <w:t>Коммит</w:t>
+      </w:r>
+      <w:proofErr w:type="spellEnd"/>
+      <w:r>
+        <w:rPr>
+          <w:rFonts w:cs="Times New Roman"/>
+          <w:szCs w:val="28"/>
+        </w:rPr>
+        <w:t>: test: add integration tests for upload, download, delete, access control, oversized file, invalid id</w:t>
+      </w:r>
+    </w:p>
+    <w:p>
+      <w:pPr>
+        <w:spacing w:after="0" w:line="360" w:lineRule="auto"/>
+        <w:jc w:val="both"/>
+        <w:rPr>
+          <w:rFonts w:cs="Times New Roman"/>
+          <w:szCs w:val="28"/>
+          <w:lang w:val="ru-RU"/>
+        </w:rPr>
+      </w:pPr>
+      <w:r>
+        <w:rPr>
+          <w:rFonts w:cs="Times New Roman"/>
+          <w:szCs w:val="28"/>
+          <w:lang w:val="ru-RU"/>
+        </w:rPr>
+        <w:t>Результат:</w:t>
+      </w:r>
+    </w:p>
+    <w:p>
+      <w:pPr>
+        <w:spacing w:after="0" w:line="360" w:lineRule="auto"/>
+        <w:jc w:val="both"/>
+        <w:rPr>
+          <w:rFonts w:cs="Times New Roman"/>
+          <w:szCs w:val="28"/>
+          <w:lang w:val="ru-RU"/>
+        </w:rPr>
+      </w:pPr>
+      <w:r>
+        <w:rPr>
+          <w:rFonts w:cs="Times New Roman"/>
+          <w:szCs w:val="28"/>
+          <w:lang w:val="ru-RU"/>
+        </w:rPr>
+        <w:t xml:space="preserve">ИИ добавил интеграционные тесты с использованием </w:t>
+      </w:r>
+      <w:proofErr w:type="spellStart"/>
+      <w:r>
+        <w:rPr>
+          <w:rFonts w:cs="Times New Roman"/>
+          <w:szCs w:val="28"/>
+        </w:rPr>
+        <w:t>WebApplicationFactory</w:t>
+      </w:r>
+      <w:proofErr w:type="spellEnd"/>
       <w:r>
         <w:rPr>
           <w:rFonts w:cs="Times New Roman"/>
@@ -8851,28 +11494,290 @@
         </w:rPr>
         <w:t>.</w:t>
       </w:r>
-      <w:r>
-        <w:rPr>
-          <w:rFonts w:cs="Times New Roman"/>
-          <w:szCs w:val="28"/>
-        </w:rPr>
-        <w:t>cs</w:t>
-      </w:r>
-      <w:r>
-        <w:rPr>
-          <w:rFonts w:cs="Times New Roman"/>
-          <w:szCs w:val="28"/>
-          <w:lang w:val="ru-RU"/>
-        </w:rPr>
-        <w:t xml:space="preserve"> и </w:t>
-      </w:r>
-      <w:r>
-        <w:rPr>
-          <w:rFonts w:cs="Times New Roman"/>
-          <w:szCs w:val="28"/>
-        </w:rPr>
-        <w:t>appsettings</w:t>
-      </w:r>
+    </w:p>
+    <w:p>
+      <w:pPr>
+        <w:spacing w:after="0" w:line="360" w:lineRule="auto"/>
+        <w:jc w:val="both"/>
+        <w:rPr>
+          <w:rFonts w:cs="Times New Roman"/>
+          <w:szCs w:val="28"/>
+          <w:lang w:val="ru-RU"/>
+        </w:rPr>
+      </w:pPr>
+      <w:r>
+        <w:rPr>
+          <w:rFonts w:cs="Times New Roman"/>
+          <w:szCs w:val="28"/>
+          <w:lang w:val="ru-RU"/>
+        </w:rPr>
+        <w:t>Появились тесты на загрузку валидного файла, загрузку слишком большого файла, запрещённые расширения, скачивание своих и чужих файлов, удаление с проверкой прав, публичную ссылку, отключение публичной ссылки, регистрацию, повторный вход и белый список.</w:t>
+      </w:r>
+    </w:p>
+    <w:p>
+      <w:pPr>
+        <w:spacing w:after="0" w:line="360" w:lineRule="auto"/>
+        <w:jc w:val="both"/>
+        <w:rPr>
+          <w:rFonts w:cs="Times New Roman"/>
+          <w:szCs w:val="28"/>
+          <w:lang w:val="ru-RU"/>
+        </w:rPr>
+      </w:pPr>
+      <w:r>
+        <w:rPr>
+          <w:rFonts w:cs="Times New Roman"/>
+          <w:szCs w:val="28"/>
+          <w:lang w:val="ru-RU"/>
+        </w:rPr>
+        <w:t>После этого проверять приложение стало проще. Если после изменений что-то сломается, тесты смогут быстрее показать проблему.</w:t>
+      </w:r>
+    </w:p>
+    <w:p>
+      <w:pPr>
+        <w:spacing w:after="0" w:line="360" w:lineRule="auto"/>
+        <w:jc w:val="both"/>
+        <w:rPr>
+          <w:rFonts w:cs="Times New Roman"/>
+          <w:szCs w:val="28"/>
+          <w:lang w:val="ru-RU"/>
+        </w:rPr>
+      </w:pPr>
+      <w:r>
+        <w:rPr>
+          <w:rFonts w:cs="Times New Roman"/>
+          <w:szCs w:val="28"/>
+          <w:lang w:val="ru-RU"/>
+        </w:rPr>
+        <w:t>Валидация по чек-листу</w:t>
+      </w:r>
+    </w:p>
+    <w:p>
+      <w:pPr>
+        <w:spacing w:after="0" w:line="360" w:lineRule="auto"/>
+        <w:jc w:val="both"/>
+        <w:rPr>
+          <w:rFonts w:cs="Times New Roman"/>
+          <w:szCs w:val="28"/>
+          <w:lang w:val="ru-RU"/>
+        </w:rPr>
+      </w:pPr>
+      <w:r>
+        <w:rPr>
+          <w:rFonts w:cs="Times New Roman"/>
+          <w:szCs w:val="28"/>
+          <w:lang w:val="ru-RU"/>
+        </w:rPr>
+        <w:t xml:space="preserve">28 — </w:t>
+      </w:r>
+      <w:proofErr w:type="spellStart"/>
+      <w:r>
+        <w:rPr>
+          <w:rFonts w:cs="Times New Roman"/>
+          <w:szCs w:val="28"/>
+          <w:lang w:val="ru-RU"/>
+        </w:rPr>
+        <w:t>автотесты</w:t>
+      </w:r>
+      <w:proofErr w:type="spellEnd"/>
+      <w:r>
+        <w:rPr>
+          <w:rFonts w:cs="Times New Roman"/>
+          <w:szCs w:val="28"/>
+          <w:lang w:val="ru-RU"/>
+        </w:rPr>
+        <w:t xml:space="preserve"> добавлены.</w:t>
+      </w:r>
+    </w:p>
+    <w:p>
+      <w:pPr>
+        <w:spacing w:after="0" w:line="360" w:lineRule="auto"/>
+        <w:jc w:val="both"/>
+        <w:rPr>
+          <w:rFonts w:cs="Times New Roman"/>
+          <w:szCs w:val="28"/>
+          <w:lang w:val="ru-RU"/>
+        </w:rPr>
+      </w:pPr>
+      <w:r>
+        <w:rPr>
+          <w:rFonts w:cs="Times New Roman"/>
+          <w:szCs w:val="28"/>
+          <w:lang w:val="ru-RU"/>
+        </w:rPr>
+        <w:t>29 — негативные кейсы покрыты.</w:t>
+      </w:r>
+    </w:p>
+    <w:p>
+      <w:pPr>
+        <w:spacing w:after="0" w:line="360" w:lineRule="auto"/>
+        <w:jc w:val="both"/>
+        <w:rPr>
+          <w:rFonts w:cs="Times New Roman"/>
+          <w:szCs w:val="28"/>
+          <w:lang w:val="ru-RU"/>
+        </w:rPr>
+      </w:pPr>
+      <w:r>
+        <w:rPr>
+          <w:rFonts w:cs="Times New Roman"/>
+          <w:szCs w:val="28"/>
+        </w:rPr>
+        <w:lastRenderedPageBreak/>
+        <w:t>BUGS</w:t>
+      </w:r>
+      <w:r>
+        <w:rPr>
+          <w:rFonts w:cs="Times New Roman"/>
+          <w:szCs w:val="28"/>
+          <w:lang w:val="ru-RU"/>
+        </w:rPr>
+        <w:t>_</w:t>
+      </w:r>
+      <w:r>
+        <w:rPr>
+          <w:rFonts w:cs="Times New Roman"/>
+          <w:szCs w:val="28"/>
+        </w:rPr>
+        <w:t>V</w:t>
+      </w:r>
+      <w:r>
+        <w:rPr>
+          <w:rFonts w:cs="Times New Roman"/>
+          <w:szCs w:val="28"/>
+          <w:lang w:val="ru-RU"/>
+        </w:rPr>
+        <w:t>7.</w:t>
+      </w:r>
+      <w:r>
+        <w:rPr>
+          <w:rFonts w:cs="Times New Roman"/>
+          <w:szCs w:val="28"/>
+        </w:rPr>
+        <w:t>md</w:t>
+      </w:r>
+    </w:p>
+    <w:p>
+      <w:pPr>
+        <w:spacing w:after="0" w:line="360" w:lineRule="auto"/>
+        <w:jc w:val="both"/>
+        <w:rPr>
+          <w:rFonts w:cs="Times New Roman"/>
+          <w:szCs w:val="28"/>
+          <w:lang w:val="ru-RU"/>
+        </w:rPr>
+      </w:pPr>
+      <w:r>
+        <w:rPr>
+          <w:rFonts w:cs="Times New Roman"/>
+          <w:szCs w:val="28"/>
+          <w:lang w:val="ru-RU"/>
+        </w:rPr>
+        <w:t xml:space="preserve">28. Наличие </w:t>
+      </w:r>
+      <w:proofErr w:type="spellStart"/>
+      <w:r>
+        <w:rPr>
+          <w:rFonts w:cs="Times New Roman"/>
+          <w:szCs w:val="28"/>
+          <w:lang w:val="ru-RU"/>
+        </w:rPr>
+        <w:t>автотестов</w:t>
+      </w:r>
+      <w:proofErr w:type="spellEnd"/>
+      <w:r>
+        <w:rPr>
+          <w:rFonts w:cs="Times New Roman"/>
+          <w:szCs w:val="28"/>
+          <w:lang w:val="ru-RU"/>
+        </w:rPr>
+        <w:t>: до цикла — частично, после цикла — выполнено.</w:t>
+      </w:r>
+    </w:p>
+    <w:p>
+      <w:pPr>
+        <w:spacing w:after="0" w:line="360" w:lineRule="auto"/>
+        <w:jc w:val="both"/>
+        <w:rPr>
+          <w:rFonts w:cs="Times New Roman"/>
+          <w:szCs w:val="28"/>
+          <w:lang w:val="ru-RU"/>
+        </w:rPr>
+      </w:pPr>
+      <w:r>
+        <w:rPr>
+          <w:rFonts w:cs="Times New Roman"/>
+          <w:szCs w:val="28"/>
+          <w:lang w:val="ru-RU"/>
+        </w:rPr>
+        <w:t>29. Тесты на негативные кейсы: до цикла — не выполнено, после цикла — выполнено.</w:t>
+      </w:r>
+    </w:p>
+    <w:p>
+      <w:pPr>
+        <w:spacing w:after="0" w:line="360" w:lineRule="auto"/>
+        <w:jc w:val="both"/>
+        <w:rPr>
+          <w:rFonts w:cs="Times New Roman"/>
+          <w:szCs w:val="28"/>
+          <w:lang w:val="ru-RU"/>
+        </w:rPr>
+      </w:pPr>
+      <w:r>
+        <w:rPr>
+          <w:rFonts w:cs="Times New Roman"/>
+          <w:szCs w:val="28"/>
+          <w:lang w:val="ru-RU"/>
+        </w:rPr>
+        <w:t>Добавленные тесты</w:t>
+      </w:r>
+    </w:p>
+    <w:p>
+      <w:pPr>
+        <w:spacing w:after="0" w:line="360" w:lineRule="auto"/>
+        <w:jc w:val="both"/>
+        <w:rPr>
+          <w:rFonts w:cs="Times New Roman"/>
+          <w:szCs w:val="28"/>
+          <w:lang w:val="ru-RU"/>
+        </w:rPr>
+      </w:pPr>
+      <w:r>
+        <w:rPr>
+          <w:rFonts w:cs="Times New Roman"/>
+          <w:szCs w:val="28"/>
+          <w:lang w:val="ru-RU"/>
+        </w:rPr>
+        <w:t>Загрузка валидного файла — успех.</w:t>
+      </w:r>
+    </w:p>
+    <w:p>
+      <w:pPr>
+        <w:spacing w:after="0" w:line="360" w:lineRule="auto"/>
+        <w:jc w:val="both"/>
+        <w:rPr>
+          <w:rFonts w:cs="Times New Roman"/>
+          <w:szCs w:val="28"/>
+          <w:lang w:val="ru-RU"/>
+        </w:rPr>
+      </w:pPr>
+      <w:r>
+        <w:rPr>
+          <w:rFonts w:cs="Times New Roman"/>
+          <w:szCs w:val="28"/>
+          <w:lang w:val="ru-RU"/>
+        </w:rPr>
+        <w:t xml:space="preserve">Загрузка файла больше лимита — </w:t>
+      </w:r>
+      <w:proofErr w:type="spellStart"/>
+      <w:r>
+        <w:rPr>
+          <w:rFonts w:cs="Times New Roman"/>
+          <w:szCs w:val="28"/>
+        </w:rPr>
+        <w:t>BadRequest</w:t>
+      </w:r>
+      <w:proofErr w:type="spellEnd"/>
       <w:r>
         <w:rPr>
           <w:rFonts w:cs="Times New Roman"/>
@@ -8881,13 +11786,34 @@
         </w:rPr>
         <w:t>.</w:t>
       </w:r>
-      <w:r>
-        <w:rPr>
-          <w:rFonts w:cs="Times New Roman"/>
-          <w:szCs w:val="28"/>
-        </w:rPr>
-        <w:t>json</w:t>
-      </w:r>
+    </w:p>
+    <w:p>
+      <w:pPr>
+        <w:spacing w:after="0" w:line="360" w:lineRule="auto"/>
+        <w:jc w:val="both"/>
+        <w:rPr>
+          <w:rFonts w:cs="Times New Roman"/>
+          <w:szCs w:val="28"/>
+          <w:lang w:val="ru-RU"/>
+        </w:rPr>
+      </w:pPr>
+      <w:r>
+        <w:rPr>
+          <w:rFonts w:cs="Times New Roman"/>
+          <w:szCs w:val="28"/>
+          <w:lang w:val="ru-RU"/>
+        </w:rPr>
+        <w:t xml:space="preserve">Загрузка запрещённого расширения — </w:t>
+      </w:r>
+      <w:proofErr w:type="spellStart"/>
+      <w:r>
+        <w:rPr>
+          <w:rFonts w:cs="Times New Roman"/>
+          <w:szCs w:val="28"/>
+        </w:rPr>
+        <w:t>BadRequest</w:t>
+      </w:r>
+      <w:proofErr w:type="spellEnd"/>
       <w:r>
         <w:rPr>
           <w:rFonts w:cs="Times New Roman"/>
@@ -8913,63 +11839,14 @@
           <w:szCs w:val="28"/>
           <w:lang w:val="ru-RU"/>
         </w:rPr>
-        <w:t>27. Разбиение на функции — исправлено. Методы короткие, имена говорящие.</w:t>
-      </w:r>
-    </w:p>
-    <w:p>
-      <w:pPr>
-        <w:spacing w:after="0" w:line="360" w:lineRule="auto"/>
-        <w:jc w:val="both"/>
-        <w:rPr>
-          <w:rFonts w:cs="Times New Roman"/>
-          <w:szCs w:val="28"/>
-          <w:lang w:val="ru-RU"/>
-        </w:rPr>
-      </w:pPr>
-      <w:r>
-        <w:rPr>
-          <w:rFonts w:cs="Times New Roman"/>
-          <w:szCs w:val="28"/>
-          <w:lang w:val="ru-RU"/>
-        </w:rPr>
-        <w:t xml:space="preserve">17. </w:t>
-      </w:r>
-      <w:r>
-        <w:rPr>
-          <w:rFonts w:cs="Times New Roman"/>
-          <w:szCs w:val="28"/>
-        </w:rPr>
-        <w:t>SQL</w:t>
-      </w:r>
-      <w:r>
-        <w:rPr>
-          <w:rFonts w:cs="Times New Roman"/>
-          <w:szCs w:val="28"/>
-          <w:lang w:val="ru-RU"/>
-        </w:rPr>
-        <w:t xml:space="preserve">-инъекции — безопасно. Используется </w:t>
-      </w:r>
-      <w:r>
-        <w:rPr>
-          <w:rFonts w:cs="Times New Roman"/>
-          <w:szCs w:val="28"/>
-        </w:rPr>
-        <w:t>EF</w:t>
-      </w:r>
-      <w:r>
-        <w:rPr>
-          <w:rFonts w:cs="Times New Roman"/>
-          <w:szCs w:val="28"/>
-          <w:lang w:val="ru-RU"/>
-        </w:rPr>
-        <w:t xml:space="preserve"> </w:t>
-      </w:r>
-      <w:r>
-        <w:rPr>
-          <w:rFonts w:cs="Times New Roman"/>
-          <w:szCs w:val="28"/>
-        </w:rPr>
-        <w:t>Core</w:t>
+        <w:t xml:space="preserve">Попытка скачать чужой файл — </w:t>
+      </w:r>
+      <w:r>
+        <w:rPr>
+          <w:rFonts w:cs="Times New Roman"/>
+          <w:szCs w:val="28"/>
+        </w:rPr>
+        <w:t>Forbidden</w:t>
       </w:r>
       <w:r>
         <w:rPr>
@@ -8996,8 +11873,251 @@
           <w:szCs w:val="28"/>
           <w:lang w:val="ru-RU"/>
         </w:rPr>
-        <w:t xml:space="preserve">19–24. </w:t>
-      </w:r>
+        <w:t xml:space="preserve">Попытка удалить чужой файл — </w:t>
+      </w:r>
+      <w:r>
+        <w:rPr>
+          <w:rFonts w:cs="Times New Roman"/>
+          <w:szCs w:val="28"/>
+        </w:rPr>
+        <w:t>Forbidden</w:t>
+      </w:r>
+      <w:r>
+        <w:rPr>
+          <w:rFonts w:cs="Times New Roman"/>
+          <w:szCs w:val="28"/>
+          <w:lang w:val="ru-RU"/>
+        </w:rPr>
+        <w:t>.</w:t>
+      </w:r>
+    </w:p>
+    <w:p>
+      <w:pPr>
+        <w:spacing w:after="0" w:line="360" w:lineRule="auto"/>
+        <w:jc w:val="both"/>
+        <w:rPr>
+          <w:rFonts w:cs="Times New Roman"/>
+          <w:szCs w:val="28"/>
+          <w:lang w:val="ru-RU"/>
+        </w:rPr>
+      </w:pPr>
+      <w:r>
+        <w:rPr>
+          <w:rFonts w:cs="Times New Roman"/>
+          <w:szCs w:val="28"/>
+          <w:lang w:val="ru-RU"/>
+        </w:rPr>
+        <w:t>Вход с неверным паролем — ошибка.</w:t>
+      </w:r>
+    </w:p>
+    <w:p>
+      <w:pPr>
+        <w:spacing w:after="0" w:line="360" w:lineRule="auto"/>
+        <w:jc w:val="both"/>
+        <w:rPr>
+          <w:rFonts w:cs="Times New Roman"/>
+          <w:szCs w:val="28"/>
+          <w:lang w:val="ru-RU"/>
+        </w:rPr>
+      </w:pPr>
+      <w:r>
+        <w:rPr>
+          <w:rFonts w:cs="Times New Roman"/>
+          <w:szCs w:val="28"/>
+          <w:lang w:val="ru-RU"/>
+        </w:rPr>
+        <w:t xml:space="preserve">Повторный вход — </w:t>
+      </w:r>
+      <w:proofErr w:type="spellStart"/>
+      <w:r>
+        <w:rPr>
+          <w:rFonts w:cs="Times New Roman"/>
+          <w:szCs w:val="28"/>
+          <w:lang w:val="ru-RU"/>
+        </w:rPr>
+        <w:t>редирект</w:t>
+      </w:r>
+      <w:proofErr w:type="spellEnd"/>
+      <w:r>
+        <w:rPr>
+          <w:rFonts w:cs="Times New Roman"/>
+          <w:szCs w:val="28"/>
+          <w:lang w:val="ru-RU"/>
+        </w:rPr>
+        <w:t>.</w:t>
+      </w:r>
+    </w:p>
+    <w:p>
+      <w:pPr>
+        <w:spacing w:after="0" w:line="360" w:lineRule="auto"/>
+        <w:jc w:val="both"/>
+        <w:rPr>
+          <w:rFonts w:cs="Times New Roman"/>
+          <w:szCs w:val="28"/>
+          <w:lang w:val="ru-RU"/>
+        </w:rPr>
+      </w:pPr>
+      <w:r>
+        <w:rPr>
+          <w:rFonts w:cs="Times New Roman"/>
+          <w:szCs w:val="28"/>
+          <w:lang w:val="ru-RU"/>
+        </w:rPr>
+        <w:t xml:space="preserve">Доступ по публичной ссылке без авторизации — </w:t>
+      </w:r>
+      <w:r>
+        <w:rPr>
+          <w:rFonts w:cs="Times New Roman"/>
+          <w:szCs w:val="28"/>
+        </w:rPr>
+        <w:t>OK</w:t>
+      </w:r>
+      <w:r>
+        <w:rPr>
+          <w:rFonts w:cs="Times New Roman"/>
+          <w:szCs w:val="28"/>
+          <w:lang w:val="ru-RU"/>
+        </w:rPr>
+        <w:t>.</w:t>
+      </w:r>
+    </w:p>
+    <w:p>
+      <w:pPr>
+        <w:spacing w:after="0" w:line="360" w:lineRule="auto"/>
+        <w:jc w:val="both"/>
+        <w:rPr>
+          <w:rFonts w:cs="Times New Roman"/>
+          <w:szCs w:val="28"/>
+          <w:lang w:val="ru-RU"/>
+        </w:rPr>
+      </w:pPr>
+      <w:r>
+        <w:rPr>
+          <w:rFonts w:cs="Times New Roman"/>
+          <w:szCs w:val="28"/>
+          <w:lang w:val="ru-RU"/>
+        </w:rPr>
+        <w:t xml:space="preserve">Доступ после отключения публичной ссылки — </w:t>
+      </w:r>
+      <w:proofErr w:type="spellStart"/>
+      <w:r>
+        <w:rPr>
+          <w:rFonts w:cs="Times New Roman"/>
+          <w:szCs w:val="28"/>
+        </w:rPr>
+        <w:t>NotFound</w:t>
+      </w:r>
+      <w:proofErr w:type="spellEnd"/>
+      <w:r>
+        <w:rPr>
+          <w:rFonts w:cs="Times New Roman"/>
+          <w:szCs w:val="28"/>
+          <w:lang w:val="ru-RU"/>
+        </w:rPr>
+        <w:t>.</w:t>
+      </w:r>
+    </w:p>
+    <w:p>
+      <w:pPr>
+        <w:spacing w:after="0" w:line="360" w:lineRule="auto"/>
+        <w:jc w:val="both"/>
+        <w:rPr>
+          <w:rFonts w:cs="Times New Roman"/>
+          <w:szCs w:val="28"/>
+          <w:lang w:val="ru-RU"/>
+        </w:rPr>
+      </w:pPr>
+      <w:r>
+        <w:rPr>
+          <w:rFonts w:cs="Times New Roman"/>
+          <w:szCs w:val="28"/>
+          <w:lang w:val="ru-RU"/>
+        </w:rPr>
+        <w:t xml:space="preserve">Пользователь вне белого списка — </w:t>
+      </w:r>
+      <w:r>
+        <w:rPr>
+          <w:rFonts w:cs="Times New Roman"/>
+          <w:szCs w:val="28"/>
+        </w:rPr>
+        <w:t>Forbidden</w:t>
+      </w:r>
+      <w:r>
+        <w:rPr>
+          <w:rFonts w:cs="Times New Roman"/>
+          <w:szCs w:val="28"/>
+          <w:lang w:val="ru-RU"/>
+        </w:rPr>
+        <w:t>.</w:t>
+      </w:r>
+    </w:p>
+    <w:p>
+      <w:pPr>
+        <w:spacing w:after="0" w:line="360" w:lineRule="auto"/>
+        <w:jc w:val="both"/>
+        <w:rPr>
+          <w:rFonts w:cs="Times New Roman"/>
+          <w:szCs w:val="28"/>
+          <w:lang w:val="ru-RU"/>
+        </w:rPr>
+      </w:pPr>
+      <w:r>
+        <w:rPr>
+          <w:rFonts w:cs="Times New Roman"/>
+          <w:szCs w:val="28"/>
+          <w:lang w:val="ru-RU"/>
+        </w:rPr>
+        <w:t>Итоговый статус по чек-листу</w:t>
+      </w:r>
+    </w:p>
+    <w:p>
+      <w:pPr>
+        <w:spacing w:after="0" w:line="360" w:lineRule="auto"/>
+        <w:jc w:val="both"/>
+        <w:rPr>
+          <w:rFonts w:cs="Times New Roman"/>
+          <w:szCs w:val="28"/>
+          <w:lang w:val="ru-RU"/>
+        </w:rPr>
+      </w:pPr>
+      <w:r>
+        <w:rPr>
+          <w:rFonts w:cs="Times New Roman"/>
+          <w:szCs w:val="28"/>
+          <w:lang w:val="ru-RU"/>
+        </w:rPr>
+        <w:t>Базовый функционал 1–10 — 10/10.</w:t>
+      </w:r>
+    </w:p>
+    <w:p>
+      <w:pPr>
+        <w:spacing w:after="0" w:line="360" w:lineRule="auto"/>
+        <w:jc w:val="both"/>
+        <w:rPr>
+          <w:rFonts w:cs="Times New Roman"/>
+          <w:szCs w:val="28"/>
+          <w:lang w:val="ru-RU"/>
+        </w:rPr>
+      </w:pPr>
+      <w:r>
+        <w:rPr>
+          <w:rFonts w:cs="Times New Roman"/>
+          <w:szCs w:val="28"/>
+          <w:lang w:val="ru-RU"/>
+        </w:rPr>
+        <w:t>Безопасность 11–18 — 8/8.</w:t>
+      </w:r>
+    </w:p>
+    <w:p>
+      <w:pPr>
+        <w:spacing w:after="0" w:line="360" w:lineRule="auto"/>
+        <w:jc w:val="both"/>
+        <w:rPr>
+          <w:rFonts w:cs="Times New Roman"/>
+          <w:szCs w:val="28"/>
+          <w:lang w:val="ru-RU"/>
+        </w:rPr>
+      </w:pPr>
       <w:r>
         <w:rPr>
           <w:rFonts w:cs="Times New Roman"/>
@@ -9011,306 +12131,136 @@
           <w:szCs w:val="28"/>
           <w:lang w:val="ru-RU"/>
         </w:rPr>
-        <w:t>-улучшения — не выполнены. Не требовалось.</w:t>
-      </w:r>
-    </w:p>
-    <w:p>
-      <w:pPr>
-        <w:spacing w:after="0" w:line="360" w:lineRule="auto"/>
-        <w:jc w:val="both"/>
-        <w:rPr>
-          <w:rFonts w:cs="Times New Roman"/>
-          <w:szCs w:val="28"/>
-          <w:lang w:val="ru-RU"/>
-        </w:rPr>
-      </w:pPr>
-      <w:r>
-        <w:rPr>
-          <w:rFonts w:cs="Times New Roman"/>
-          <w:szCs w:val="28"/>
-          <w:lang w:val="ru-RU"/>
-        </w:rPr>
-        <w:t>28–29. Тесты — не выполнены. Всё ещё слабые.</w:t>
-      </w:r>
-    </w:p>
-    <w:p>
-      <w:pPr>
-        <w:spacing w:after="0" w:line="360" w:lineRule="auto"/>
-        <w:jc w:val="both"/>
-        <w:rPr>
-          <w:rFonts w:cs="Times New Roman"/>
-          <w:szCs w:val="28"/>
-          <w:lang w:val="ru-RU"/>
-        </w:rPr>
-      </w:pPr>
-      <w:r>
-        <w:rPr>
-          <w:rFonts w:cs="Times New Roman"/>
-          <w:szCs w:val="28"/>
-          <w:lang w:val="ru-RU"/>
-        </w:rPr>
-        <w:t>Замечаний по заявленным пунктам нет.</w:t>
-      </w:r>
-    </w:p>
-    <w:p>
-      <w:pPr>
-        <w:spacing w:after="0" w:line="360" w:lineRule="auto"/>
-        <w:jc w:val="both"/>
-        <w:rPr>
-          <w:rFonts w:cs="Times New Roman"/>
-          <w:szCs w:val="28"/>
-          <w:lang w:val="ru-RU"/>
-        </w:rPr>
-      </w:pPr>
-      <w:r>
-        <w:rPr>
-          <w:rFonts w:cs="Times New Roman"/>
-          <w:szCs w:val="28"/>
-          <w:lang w:val="ru-RU"/>
-        </w:rPr>
-        <w:t xml:space="preserve">Решение: перейти к циклу №5 и улучшить </w:t>
-      </w:r>
-      <w:r>
-        <w:rPr>
-          <w:rFonts w:cs="Times New Roman"/>
-          <w:szCs w:val="28"/>
-        </w:rPr>
-        <w:t>UI</w:t>
-      </w:r>
-      <w:r>
-        <w:rPr>
-          <w:rFonts w:cs="Times New Roman"/>
-          <w:szCs w:val="28"/>
-          <w:lang w:val="ru-RU"/>
-        </w:rPr>
-        <w:t>.</w:t>
-      </w:r>
-    </w:p>
-    <w:p>
-      <w:pPr>
-        <w:spacing w:after="0" w:line="360" w:lineRule="auto"/>
-        <w:jc w:val="both"/>
-        <w:rPr>
-          <w:rFonts w:cs="Times New Roman"/>
-          <w:szCs w:val="28"/>
-          <w:lang w:val="ru-RU"/>
-        </w:rPr>
-      </w:pPr>
-      <w:r>
-        <w:rPr>
-          <w:rFonts w:cs="Times New Roman"/>
-          <w:szCs w:val="28"/>
-          <w:lang w:val="ru-RU"/>
-        </w:rPr>
-        <w:t xml:space="preserve">Цикл №5. Улучшение </w:t>
-      </w:r>
-      <w:r>
-        <w:rPr>
-          <w:rFonts w:cs="Times New Roman"/>
-          <w:szCs w:val="28"/>
-        </w:rPr>
-        <w:t>UI</w:t>
-      </w:r>
-    </w:p>
-    <w:p>
-      <w:pPr>
-        <w:spacing w:after="0" w:line="360" w:lineRule="auto"/>
-        <w:jc w:val="both"/>
-        <w:rPr>
-          <w:rFonts w:cs="Times New Roman"/>
-          <w:szCs w:val="28"/>
-          <w:lang w:val="ru-RU"/>
-        </w:rPr>
-      </w:pPr>
-      <w:r>
-        <w:rPr>
-          <w:rFonts w:cs="Times New Roman"/>
-          <w:szCs w:val="28"/>
-          <w:lang w:val="ru-RU"/>
-        </w:rPr>
-        <w:t>Запросы:</w:t>
-      </w:r>
-    </w:p>
-    <w:p>
-      <w:pPr>
-        <w:spacing w:after="0" w:line="360" w:lineRule="auto"/>
-        <w:jc w:val="both"/>
-        <w:rPr>
-          <w:rFonts w:cs="Times New Roman"/>
-          <w:szCs w:val="28"/>
-          <w:lang w:val="ru-RU"/>
-        </w:rPr>
-      </w:pPr>
-      <w:r>
-        <w:rPr>
-          <w:rFonts w:cs="Times New Roman"/>
-          <w:szCs w:val="28"/>
-          <w:lang w:val="ru-RU"/>
-        </w:rPr>
-        <w:t xml:space="preserve">Разбей </w:t>
-      </w:r>
-      <w:r>
-        <w:rPr>
-          <w:rFonts w:cs="Times New Roman"/>
-          <w:szCs w:val="28"/>
-        </w:rPr>
-        <w:t>UI</w:t>
-      </w:r>
-      <w:r>
-        <w:rPr>
-          <w:rFonts w:cs="Times New Roman"/>
-          <w:szCs w:val="28"/>
-          <w:lang w:val="ru-RU"/>
-        </w:rPr>
-        <w:t xml:space="preserve"> на несколько вкладок.</w:t>
-      </w:r>
-    </w:p>
-    <w:p>
-      <w:pPr>
-        <w:spacing w:after="0" w:line="360" w:lineRule="auto"/>
-        <w:jc w:val="both"/>
-        <w:rPr>
-          <w:rFonts w:cs="Times New Roman"/>
-          <w:szCs w:val="28"/>
-          <w:lang w:val="ru-RU"/>
-        </w:rPr>
-      </w:pPr>
-      <w:r>
-        <w:rPr>
-          <w:rFonts w:cs="Times New Roman"/>
-          <w:szCs w:val="28"/>
-          <w:lang w:val="ru-RU"/>
-        </w:rPr>
-        <w:t xml:space="preserve">Сделай </w:t>
-      </w:r>
-      <w:r>
-        <w:rPr>
-          <w:rFonts w:cs="Times New Roman"/>
-          <w:szCs w:val="28"/>
-        </w:rPr>
-        <w:t>UI</w:t>
-      </w:r>
-      <w:r>
-        <w:rPr>
-          <w:rFonts w:cs="Times New Roman"/>
-          <w:szCs w:val="28"/>
-          <w:lang w:val="ru-RU"/>
-        </w:rPr>
-        <w:t xml:space="preserve"> более отзывчивым, например, после каждой успешной операции оповести пользователя об этом.</w:t>
-      </w:r>
-    </w:p>
-    <w:p>
-      <w:pPr>
-        <w:spacing w:after="0" w:line="360" w:lineRule="auto"/>
-        <w:jc w:val="both"/>
-        <w:rPr>
-          <w:rFonts w:cs="Times New Roman"/>
-          <w:szCs w:val="28"/>
-          <w:lang w:val="ru-RU"/>
-        </w:rPr>
-      </w:pPr>
-      <w:r>
-        <w:rPr>
-          <w:rFonts w:cs="Times New Roman"/>
-          <w:szCs w:val="28"/>
-          <w:lang w:val="ru-RU"/>
-        </w:rPr>
-        <w:t>Переделай вкладку «Файлы»: отобрази файлы значками и добавь всплывающие окна для каждого поля и маленькую кнопку для каждого поля.</w:t>
-      </w:r>
-    </w:p>
-    <w:p>
-      <w:pPr>
-        <w:spacing w:after="0" w:line="360" w:lineRule="auto"/>
-        <w:jc w:val="both"/>
-        <w:rPr>
-          <w:rFonts w:cs="Times New Roman"/>
-          <w:szCs w:val="28"/>
-          <w:lang w:val="ru-RU"/>
-        </w:rPr>
-      </w:pPr>
-      <w:r>
-        <w:rPr>
-          <w:rFonts w:cs="Times New Roman"/>
-          <w:szCs w:val="28"/>
-          <w:lang w:val="ru-RU"/>
-        </w:rPr>
-        <w:t>Результат:</w:t>
-      </w:r>
-    </w:p>
-    <w:p>
-      <w:pPr>
-        <w:spacing w:after="0" w:line="360" w:lineRule="auto"/>
-        <w:jc w:val="both"/>
-        <w:rPr>
-          <w:rFonts w:cs="Times New Roman"/>
-          <w:szCs w:val="28"/>
-          <w:lang w:val="ru-RU"/>
-        </w:rPr>
-      </w:pPr>
-      <w:r>
-        <w:rPr>
-          <w:rFonts w:cs="Times New Roman"/>
-          <w:szCs w:val="28"/>
-          <w:lang w:val="ru-RU"/>
-        </w:rPr>
-        <w:t>ИИ разделил интерфейс на вкладки. Появились разделы вроде «Мои файлы», «Общий доступ» и «Профиль».</w:t>
-      </w:r>
-    </w:p>
-    <w:p>
-      <w:pPr>
-        <w:spacing w:after="0" w:line="360" w:lineRule="auto"/>
-        <w:jc w:val="both"/>
-        <w:rPr>
-          <w:rFonts w:cs="Times New Roman"/>
-          <w:szCs w:val="28"/>
-          <w:lang w:val="ru-RU"/>
-        </w:rPr>
-      </w:pPr>
-      <w:r>
-        <w:rPr>
-          <w:rFonts w:cs="Times New Roman"/>
-          <w:szCs w:val="28"/>
-          <w:lang w:val="ru-RU"/>
-        </w:rPr>
-        <w:t>Также были добавлены уведомления после успешных операций: загрузки, удаления, копирования ссылки и других действий.</w:t>
-      </w:r>
-    </w:p>
-    <w:p>
-      <w:pPr>
-        <w:spacing w:after="0" w:line="360" w:lineRule="auto"/>
-        <w:jc w:val="both"/>
-        <w:rPr>
-          <w:rFonts w:cs="Times New Roman"/>
-          <w:szCs w:val="28"/>
-          <w:lang w:val="ru-RU"/>
-        </w:rPr>
-      </w:pPr>
-      <w:r>
-        <w:rPr>
-          <w:rFonts w:cs="Times New Roman"/>
-          <w:szCs w:val="28"/>
-          <w:lang w:val="ru-RU"/>
-        </w:rPr>
-        <w:t>Файлы стали отображаться значками. Для полей появились всплывающие подсказки, а у каждого файла появились маленькие кнопки действий.</w:t>
-      </w:r>
-    </w:p>
-    <w:p>
-      <w:pPr>
-        <w:spacing w:after="0" w:line="360" w:lineRule="auto"/>
-        <w:jc w:val="both"/>
-        <w:rPr>
-          <w:rFonts w:cs="Times New Roman"/>
-          <w:szCs w:val="28"/>
-          <w:lang w:val="ru-RU"/>
-        </w:rPr>
-      </w:pPr>
-      <w:r>
-        <w:rPr>
-          <w:rFonts w:cs="Times New Roman"/>
-          <w:szCs w:val="28"/>
-          <w:lang w:val="ru-RU"/>
-        </w:rPr>
-        <w:t>После этого интерфейс стал понятнее и удобнее для пользователя.</w:t>
+        <w:t>/</w:t>
+      </w:r>
+      <w:r>
+        <w:rPr>
+          <w:rFonts w:cs="Times New Roman"/>
+          <w:szCs w:val="28"/>
+        </w:rPr>
+        <w:t>UX</w:t>
+      </w:r>
+      <w:r>
+        <w:rPr>
+          <w:rFonts w:cs="Times New Roman"/>
+          <w:szCs w:val="28"/>
+          <w:lang w:val="ru-RU"/>
+        </w:rPr>
+        <w:t xml:space="preserve"> 19–24 — 6/6.</w:t>
+      </w:r>
+    </w:p>
+    <w:p>
+      <w:pPr>
+        <w:spacing w:after="0" w:line="360" w:lineRule="auto"/>
+        <w:jc w:val="both"/>
+        <w:rPr>
+          <w:rFonts w:cs="Times New Roman"/>
+          <w:szCs w:val="28"/>
+          <w:lang w:val="ru-RU"/>
+        </w:rPr>
+      </w:pPr>
+      <w:r>
+        <w:rPr>
+          <w:rFonts w:cs="Times New Roman"/>
+          <w:szCs w:val="28"/>
+          <w:lang w:val="ru-RU"/>
+        </w:rPr>
+        <w:t>Код и тесты 25–29 — 5/5.</w:t>
+      </w:r>
+    </w:p>
+    <w:p>
+      <w:pPr>
+        <w:spacing w:after="0" w:line="360" w:lineRule="auto"/>
+        <w:jc w:val="both"/>
+        <w:rPr>
+          <w:rFonts w:cs="Times New Roman"/>
+          <w:szCs w:val="28"/>
+          <w:lang w:val="ru-RU"/>
+        </w:rPr>
+      </w:pPr>
+      <w:r>
+        <w:rPr>
+          <w:rFonts w:cs="Times New Roman"/>
+          <w:szCs w:val="28"/>
+          <w:lang w:val="ru-RU"/>
+        </w:rPr>
+        <w:t>Все пункты чек-листа выполнены. Приложение соответствует требованиям.</w:t>
+      </w:r>
+    </w:p>
+    <w:p>
+      <w:pPr>
+        <w:spacing w:after="0" w:line="360" w:lineRule="auto"/>
+        <w:jc w:val="both"/>
+        <w:rPr>
+          <w:rFonts w:cs="Times New Roman"/>
+          <w:szCs w:val="28"/>
+          <w:lang w:val="ru-RU"/>
+        </w:rPr>
+      </w:pPr>
+      <w:r>
+        <w:rPr>
+          <w:rFonts w:cs="Times New Roman"/>
+          <w:szCs w:val="28"/>
+          <w:lang w:val="ru-RU"/>
+        </w:rPr>
+        <w:t>Итог по эмпирическому этапу</w:t>
+      </w:r>
+    </w:p>
+    <w:p>
+      <w:pPr>
+        <w:spacing w:after="0" w:line="360" w:lineRule="auto"/>
+        <w:jc w:val="both"/>
+        <w:rPr>
+          <w:rFonts w:cs="Times New Roman"/>
+          <w:szCs w:val="28"/>
+          <w:lang w:val="ru-RU"/>
+        </w:rPr>
+      </w:pPr>
+      <w:r>
+        <w:rPr>
+          <w:rFonts w:cs="Times New Roman"/>
+          <w:szCs w:val="28"/>
+          <w:lang w:val="ru-RU"/>
+        </w:rPr>
+        <w:t>Цикл №1. Базовое приложение. Результат: работает, но много недостатков. Несоответствий после валидации: 12.</w:t>
+      </w:r>
+    </w:p>
+    <w:p>
+      <w:pPr>
+        <w:spacing w:after="0" w:line="360" w:lineRule="auto"/>
+        <w:jc w:val="both"/>
+        <w:rPr>
+          <w:rFonts w:cs="Times New Roman"/>
+          <w:szCs w:val="28"/>
+          <w:lang w:val="ru-RU"/>
+        </w:rPr>
+      </w:pPr>
+      <w:r>
+        <w:rPr>
+          <w:rFonts w:cs="Times New Roman"/>
+          <w:szCs w:val="28"/>
+          <w:lang w:val="ru-RU"/>
+        </w:rPr>
+        <w:t>Цикл №2. Безопасность и владелец. Результат: исправлено, но тесты слабые, код монолитный. Несоответствий после валидации: 4.</w:t>
+      </w:r>
+    </w:p>
+    <w:p>
+      <w:pPr>
+        <w:spacing w:after="0" w:line="360" w:lineRule="auto"/>
+        <w:jc w:val="both"/>
+        <w:rPr>
+          <w:rFonts w:cs="Times New Roman"/>
+          <w:szCs w:val="28"/>
+          <w:lang w:val="ru-RU"/>
+        </w:rPr>
+      </w:pPr>
+      <w:r>
+        <w:rPr>
+          <w:rFonts w:cs="Times New Roman"/>
+          <w:szCs w:val="28"/>
+          <w:lang w:val="ru-RU"/>
+        </w:rPr>
+        <w:t>Цикл №3. Публичные ссылки, белый список, регистрация. Результат: добавлено, багов нет. Несоответствий после валидации: 0 по функционалу.</w:t>
       </w:r>
     </w:p>
     <w:p>
@@ -9330,2315 +12280,6 @@
           <w:lang w:val="ru-RU"/>
         </w:rPr>
         <w:lastRenderedPageBreak/>
-        <w:t>Валидация по чек-листу</w:t>
-      </w:r>
-    </w:p>
-    <w:p>
-      <w:pPr>
-        <w:spacing w:after="0" w:line="360" w:lineRule="auto"/>
-        <w:jc w:val="both"/>
-        <w:rPr>
-          <w:rFonts w:cs="Times New Roman"/>
-          <w:szCs w:val="28"/>
-          <w:lang w:val="ru-RU"/>
-        </w:rPr>
-      </w:pPr>
-      <w:r>
-        <w:rPr>
-          <w:rFonts w:cs="Times New Roman"/>
-          <w:szCs w:val="28"/>
-          <w:lang w:val="ru-RU"/>
-        </w:rPr>
-        <w:t xml:space="preserve">19 — </w:t>
-      </w:r>
-      <w:r>
-        <w:rPr>
-          <w:rFonts w:cs="Times New Roman"/>
-          <w:szCs w:val="28"/>
-        </w:rPr>
-        <w:t>UI</w:t>
-      </w:r>
-      <w:r>
-        <w:rPr>
-          <w:rFonts w:cs="Times New Roman"/>
-          <w:szCs w:val="28"/>
-          <w:lang w:val="ru-RU"/>
-        </w:rPr>
-        <w:t xml:space="preserve"> разделён на вкладки.</w:t>
-      </w:r>
-    </w:p>
-    <w:p>
-      <w:pPr>
-        <w:spacing w:after="0" w:line="360" w:lineRule="auto"/>
-        <w:jc w:val="both"/>
-        <w:rPr>
-          <w:rFonts w:cs="Times New Roman"/>
-          <w:szCs w:val="28"/>
-          <w:lang w:val="ru-RU"/>
-        </w:rPr>
-      </w:pPr>
-      <w:r>
-        <w:rPr>
-          <w:rFonts w:cs="Times New Roman"/>
-          <w:szCs w:val="28"/>
-          <w:lang w:val="ru-RU"/>
-        </w:rPr>
-        <w:t>20 — добавлены оповещения.</w:t>
-      </w:r>
-    </w:p>
-    <w:p>
-      <w:pPr>
-        <w:spacing w:after="0" w:line="360" w:lineRule="auto"/>
-        <w:jc w:val="both"/>
-        <w:rPr>
-          <w:rFonts w:cs="Times New Roman"/>
-          <w:szCs w:val="28"/>
-          <w:lang w:val="ru-RU"/>
-        </w:rPr>
-      </w:pPr>
-      <w:r>
-        <w:rPr>
-          <w:rFonts w:cs="Times New Roman"/>
-          <w:szCs w:val="28"/>
-          <w:lang w:val="ru-RU"/>
-        </w:rPr>
-        <w:t>22 — файлы отображаются значками.</w:t>
-      </w:r>
-    </w:p>
-    <w:p>
-      <w:pPr>
-        <w:spacing w:after="0" w:line="360" w:lineRule="auto"/>
-        <w:jc w:val="both"/>
-        <w:rPr>
-          <w:rFonts w:cs="Times New Roman"/>
-          <w:szCs w:val="28"/>
-          <w:lang w:val="ru-RU"/>
-        </w:rPr>
-      </w:pPr>
-      <w:r>
-        <w:rPr>
-          <w:rFonts w:cs="Times New Roman"/>
-          <w:szCs w:val="28"/>
-          <w:lang w:val="ru-RU"/>
-        </w:rPr>
-        <w:t>23 — добавлены всплывающие подсказки.</w:t>
-      </w:r>
-    </w:p>
-    <w:p>
-      <w:pPr>
-        <w:spacing w:after="0" w:line="360" w:lineRule="auto"/>
-        <w:jc w:val="both"/>
-        <w:rPr>
-          <w:rFonts w:cs="Times New Roman"/>
-          <w:szCs w:val="28"/>
-          <w:lang w:val="ru-RU"/>
-        </w:rPr>
-      </w:pPr>
-      <w:r>
-        <w:rPr>
-          <w:rFonts w:cs="Times New Roman"/>
-          <w:szCs w:val="28"/>
-          <w:lang w:val="ru-RU"/>
-        </w:rPr>
-        <w:t>24 — добавлены кнопки действий у каждого файла.</w:t>
-      </w:r>
-    </w:p>
-    <w:p>
-      <w:pPr>
-        <w:spacing w:after="0" w:line="360" w:lineRule="auto"/>
-        <w:jc w:val="both"/>
-        <w:rPr>
-          <w:rFonts w:cs="Times New Roman"/>
-          <w:szCs w:val="28"/>
-          <w:lang w:val="ru-RU"/>
-        </w:rPr>
-      </w:pPr>
-      <w:r>
-        <w:rPr>
-          <w:rFonts w:cs="Times New Roman"/>
-          <w:szCs w:val="28"/>
-        </w:rPr>
-        <w:t>BUGS</w:t>
-      </w:r>
-      <w:r>
-        <w:rPr>
-          <w:rFonts w:cs="Times New Roman"/>
-          <w:szCs w:val="28"/>
-          <w:lang w:val="ru-RU"/>
-        </w:rPr>
-        <w:t>_</w:t>
-      </w:r>
-      <w:r>
-        <w:rPr>
-          <w:rFonts w:cs="Times New Roman"/>
-          <w:szCs w:val="28"/>
-        </w:rPr>
-        <w:t>V</w:t>
-      </w:r>
-      <w:r>
-        <w:rPr>
-          <w:rFonts w:cs="Times New Roman"/>
-          <w:szCs w:val="28"/>
-          <w:lang w:val="ru-RU"/>
-        </w:rPr>
-        <w:t>5.</w:t>
-      </w:r>
-      <w:r>
-        <w:rPr>
-          <w:rFonts w:cs="Times New Roman"/>
-          <w:szCs w:val="28"/>
-        </w:rPr>
-        <w:t>md</w:t>
-      </w:r>
-    </w:p>
-    <w:p>
-      <w:pPr>
-        <w:spacing w:after="0" w:line="360" w:lineRule="auto"/>
-        <w:jc w:val="both"/>
-        <w:rPr>
-          <w:rFonts w:cs="Times New Roman"/>
-          <w:szCs w:val="28"/>
-          <w:lang w:val="ru-RU"/>
-        </w:rPr>
-      </w:pPr>
-      <w:r>
-        <w:rPr>
-          <w:rFonts w:cs="Times New Roman"/>
-          <w:szCs w:val="28"/>
-          <w:lang w:val="ru-RU"/>
-        </w:rPr>
-        <w:t>19. Разделение на вкладки — выполнено. Вкладки: «Мои файлы», «Общий доступ», «Профиль».</w:t>
-      </w:r>
-    </w:p>
-    <w:p>
-      <w:pPr>
-        <w:spacing w:after="0" w:line="360" w:lineRule="auto"/>
-        <w:jc w:val="both"/>
-        <w:rPr>
-          <w:rFonts w:cs="Times New Roman"/>
-          <w:szCs w:val="28"/>
-          <w:lang w:val="ru-RU"/>
-        </w:rPr>
-      </w:pPr>
-      <w:r>
-        <w:rPr>
-          <w:rFonts w:cs="Times New Roman"/>
-          <w:szCs w:val="28"/>
-          <w:lang w:val="ru-RU"/>
-        </w:rPr>
-        <w:t xml:space="preserve">20. Оповещения об операциях — выполнено. </w:t>
-      </w:r>
-      <w:r>
-        <w:rPr>
-          <w:rFonts w:cs="Times New Roman"/>
-          <w:szCs w:val="28"/>
-        </w:rPr>
-        <w:t>Toast</w:t>
-      </w:r>
-      <w:r>
-        <w:rPr>
-          <w:rFonts w:cs="Times New Roman"/>
-          <w:szCs w:val="28"/>
-          <w:lang w:val="ru-RU"/>
-        </w:rPr>
-        <w:t>-уведомления после загрузки, удаления, копирования ссылки.</w:t>
-      </w:r>
-    </w:p>
-    <w:p>
-      <w:pPr>
-        <w:spacing w:after="0" w:line="360" w:lineRule="auto"/>
-        <w:jc w:val="both"/>
-        <w:rPr>
-          <w:rFonts w:cs="Times New Roman"/>
-          <w:szCs w:val="28"/>
-          <w:lang w:val="ru-RU"/>
-        </w:rPr>
-      </w:pPr>
-      <w:r>
-        <w:rPr>
-          <w:rFonts w:cs="Times New Roman"/>
-          <w:szCs w:val="28"/>
-          <w:lang w:val="ru-RU"/>
-        </w:rPr>
-        <w:t>22. Отображение файлов значками — выполнено. Иконки в зависимости от расширения.</w:t>
-      </w:r>
-    </w:p>
-    <w:p>
-      <w:pPr>
-        <w:spacing w:after="0" w:line="360" w:lineRule="auto"/>
-        <w:jc w:val="both"/>
-        <w:rPr>
-          <w:rFonts w:cs="Times New Roman"/>
-          <w:szCs w:val="28"/>
-          <w:lang w:val="ru-RU"/>
-        </w:rPr>
-      </w:pPr>
-      <w:r>
-        <w:rPr>
-          <w:rFonts w:cs="Times New Roman"/>
-          <w:szCs w:val="28"/>
-          <w:lang w:val="ru-RU"/>
-        </w:rPr>
-        <w:t xml:space="preserve">23. Всплывающие подсказки — выполнено. </w:t>
-      </w:r>
-      <w:r>
-        <w:rPr>
-          <w:rFonts w:cs="Times New Roman"/>
-          <w:szCs w:val="28"/>
-        </w:rPr>
-        <w:t>Tooltip</w:t>
-      </w:r>
-      <w:r>
-        <w:rPr>
-          <w:rFonts w:cs="Times New Roman"/>
-          <w:szCs w:val="28"/>
-          <w:lang w:val="ru-RU"/>
-        </w:rPr>
-        <w:t xml:space="preserve"> при наведении на имя, размер, дату.</w:t>
-      </w:r>
-    </w:p>
-    <w:p>
-      <w:pPr>
-        <w:spacing w:after="0" w:line="360" w:lineRule="auto"/>
-        <w:jc w:val="both"/>
-        <w:rPr>
-          <w:rFonts w:cs="Times New Roman"/>
-          <w:szCs w:val="28"/>
-          <w:lang w:val="ru-RU"/>
-        </w:rPr>
-      </w:pPr>
-      <w:r>
-        <w:rPr>
-          <w:rFonts w:cs="Times New Roman"/>
-          <w:szCs w:val="28"/>
-          <w:lang w:val="ru-RU"/>
-        </w:rPr>
-        <w:t>24. Кнопка действий у каждого файла — выполнено. Удалить, поделиться, скопировать ссылку.</w:t>
-      </w:r>
-    </w:p>
-    <w:p>
-      <w:pPr>
-        <w:spacing w:after="0" w:line="360" w:lineRule="auto"/>
-        <w:jc w:val="both"/>
-        <w:rPr>
-          <w:rFonts w:cs="Times New Roman"/>
-          <w:szCs w:val="28"/>
-          <w:lang w:val="ru-RU"/>
-        </w:rPr>
-      </w:pPr>
-      <w:r>
-        <w:rPr>
-          <w:rFonts w:cs="Times New Roman"/>
-          <w:szCs w:val="28"/>
-          <w:lang w:val="ru-RU"/>
-        </w:rPr>
-        <w:t>21. Понятная ошибка при большом файле — выполнено частично. Есть, но не всегда кастомная.</w:t>
-      </w:r>
-    </w:p>
-    <w:p>
-      <w:pPr>
-        <w:spacing w:after="0" w:line="360" w:lineRule="auto"/>
-        <w:jc w:val="both"/>
-        <w:rPr>
-          <w:rFonts w:cs="Times New Roman"/>
-          <w:szCs w:val="28"/>
-          <w:lang w:val="ru-RU"/>
-        </w:rPr>
-      </w:pPr>
-      <w:r>
-        <w:rPr>
-          <w:rFonts w:cs="Times New Roman"/>
-          <w:szCs w:val="28"/>
-          <w:lang w:val="ru-RU"/>
-        </w:rPr>
-        <w:t xml:space="preserve">4. Повторный вход </w:t>
-      </w:r>
-      <w:r>
-        <w:rPr>
-          <w:rFonts w:cs="Times New Roman"/>
-          <w:szCs w:val="28"/>
-        </w:rPr>
-        <w:t>HTTP</w:t>
-      </w:r>
-      <w:r>
-        <w:rPr>
-          <w:rFonts w:cs="Times New Roman"/>
-          <w:szCs w:val="28"/>
-          <w:lang w:val="ru-RU"/>
-        </w:rPr>
-        <w:t xml:space="preserve"> 401 — выполнено частично. Не исправлено на этом этапе.</w:t>
-      </w:r>
-    </w:p>
-    <w:p>
-      <w:pPr>
-        <w:spacing w:after="0" w:line="360" w:lineRule="auto"/>
-        <w:jc w:val="both"/>
-        <w:rPr>
-          <w:rFonts w:cs="Times New Roman"/>
-          <w:szCs w:val="28"/>
-          <w:lang w:val="ru-RU"/>
-        </w:rPr>
-      </w:pPr>
-      <w:r>
-        <w:rPr>
-          <w:rFonts w:cs="Times New Roman"/>
-          <w:szCs w:val="28"/>
-          <w:lang w:val="ru-RU"/>
-        </w:rPr>
-        <w:t>Итого</w:t>
-      </w:r>
-    </w:p>
-    <w:p>
-      <w:pPr>
-        <w:spacing w:after="0" w:line="360" w:lineRule="auto"/>
-        <w:jc w:val="both"/>
-        <w:rPr>
-          <w:rFonts w:cs="Times New Roman"/>
-          <w:szCs w:val="28"/>
-          <w:lang w:val="ru-RU"/>
-        </w:rPr>
-      </w:pPr>
-      <w:r>
-        <w:rPr>
-          <w:rFonts w:cs="Times New Roman"/>
-          <w:szCs w:val="28"/>
-        </w:rPr>
-        <w:t>UI</w:t>
-      </w:r>
-      <w:r>
-        <w:rPr>
-          <w:rFonts w:cs="Times New Roman"/>
-          <w:szCs w:val="28"/>
-          <w:lang w:val="ru-RU"/>
-        </w:rPr>
-        <w:t xml:space="preserve">-пункты выполнены. Остались ошибки с большим файлом, </w:t>
-      </w:r>
-      <w:r>
-        <w:rPr>
-          <w:rFonts w:cs="Times New Roman"/>
-          <w:szCs w:val="28"/>
-        </w:rPr>
-        <w:t>HTTP</w:t>
-      </w:r>
-      <w:r>
-        <w:rPr>
-          <w:rFonts w:cs="Times New Roman"/>
-          <w:szCs w:val="28"/>
-          <w:lang w:val="ru-RU"/>
-        </w:rPr>
-        <w:t xml:space="preserve"> 401 и тестами.</w:t>
-      </w:r>
-    </w:p>
-    <w:p>
-      <w:pPr>
-        <w:spacing w:after="0" w:line="360" w:lineRule="auto"/>
-        <w:jc w:val="both"/>
-        <w:rPr>
-          <w:rFonts w:cs="Times New Roman"/>
-          <w:szCs w:val="28"/>
-          <w:lang w:val="ru-RU"/>
-        </w:rPr>
-      </w:pPr>
-      <w:r>
-        <w:rPr>
-          <w:rFonts w:cs="Times New Roman"/>
-          <w:szCs w:val="28"/>
-          <w:lang w:val="ru-RU"/>
-        </w:rPr>
-        <w:t>Решение: перейти к циклу №6.</w:t>
-      </w:r>
-    </w:p>
-    <w:p>
-      <w:pPr>
-        <w:spacing w:after="0" w:line="360" w:lineRule="auto"/>
-        <w:jc w:val="both"/>
-        <w:rPr>
-          <w:rFonts w:cs="Times New Roman"/>
-          <w:szCs w:val="28"/>
-          <w:lang w:val="ru-RU"/>
-        </w:rPr>
-      </w:pPr>
-      <w:r>
-        <w:rPr>
-          <w:rFonts w:cs="Times New Roman"/>
-          <w:szCs w:val="28"/>
-          <w:lang w:val="ru-RU"/>
-        </w:rPr>
-        <w:t xml:space="preserve">Цикл №6. Исправление ошибок </w:t>
-      </w:r>
-      <w:r>
-        <w:rPr>
-          <w:rFonts w:cs="Times New Roman"/>
-          <w:szCs w:val="28"/>
-        </w:rPr>
-        <w:t>Failed</w:t>
-      </w:r>
-      <w:r>
-        <w:rPr>
-          <w:rFonts w:cs="Times New Roman"/>
-          <w:szCs w:val="28"/>
-          <w:lang w:val="ru-RU"/>
-        </w:rPr>
-        <w:t xml:space="preserve"> </w:t>
-      </w:r>
-      <w:r>
-        <w:rPr>
-          <w:rFonts w:cs="Times New Roman"/>
-          <w:szCs w:val="28"/>
-        </w:rPr>
-        <w:t>to</w:t>
-      </w:r>
-      <w:r>
-        <w:rPr>
-          <w:rFonts w:cs="Times New Roman"/>
-          <w:szCs w:val="28"/>
-          <w:lang w:val="ru-RU"/>
-        </w:rPr>
-        <w:t xml:space="preserve"> </w:t>
-      </w:r>
-      <w:r>
-        <w:rPr>
-          <w:rFonts w:cs="Times New Roman"/>
-          <w:szCs w:val="28"/>
-        </w:rPr>
-        <w:t>fetch</w:t>
-      </w:r>
-      <w:r>
-        <w:rPr>
-          <w:rFonts w:cs="Times New Roman"/>
-          <w:szCs w:val="28"/>
-          <w:lang w:val="ru-RU"/>
-        </w:rPr>
-        <w:t xml:space="preserve"> и </w:t>
-      </w:r>
-      <w:r>
-        <w:rPr>
-          <w:rFonts w:cs="Times New Roman"/>
-          <w:szCs w:val="28"/>
-        </w:rPr>
-        <w:t>HTTP</w:t>
-      </w:r>
-      <w:r>
-        <w:rPr>
-          <w:rFonts w:cs="Times New Roman"/>
-          <w:szCs w:val="28"/>
-          <w:lang w:val="ru-RU"/>
-        </w:rPr>
-        <w:t xml:space="preserve"> 401</w:t>
-      </w:r>
-    </w:p>
-    <w:p>
-      <w:pPr>
-        <w:spacing w:after="0" w:line="360" w:lineRule="auto"/>
-        <w:jc w:val="both"/>
-        <w:rPr>
-          <w:rFonts w:cs="Times New Roman"/>
-          <w:szCs w:val="28"/>
-          <w:lang w:val="ru-RU"/>
-        </w:rPr>
-      </w:pPr>
-      <w:r>
-        <w:rPr>
-          <w:rFonts w:cs="Times New Roman"/>
-          <w:szCs w:val="28"/>
-          <w:lang w:val="ru-RU"/>
-        </w:rPr>
-        <w:t>Запросы:</w:t>
-      </w:r>
-    </w:p>
-    <w:p>
-      <w:pPr>
-        <w:spacing w:after="0" w:line="360" w:lineRule="auto"/>
-        <w:jc w:val="both"/>
-        <w:rPr>
-          <w:rFonts w:cs="Times New Roman"/>
-          <w:szCs w:val="28"/>
-          <w:lang w:val="ru-RU"/>
-        </w:rPr>
-      </w:pPr>
-      <w:r>
-        <w:rPr>
-          <w:rFonts w:cs="Times New Roman"/>
-          <w:szCs w:val="28"/>
-          <w:lang w:val="ru-RU"/>
-        </w:rPr>
-        <w:t xml:space="preserve">Исправь ошибку </w:t>
-      </w:r>
-      <w:r>
-        <w:rPr>
-          <w:rFonts w:cs="Times New Roman"/>
-          <w:szCs w:val="28"/>
-        </w:rPr>
-        <w:t>Failed</w:t>
-      </w:r>
-      <w:r>
-        <w:rPr>
-          <w:rFonts w:cs="Times New Roman"/>
-          <w:szCs w:val="28"/>
-          <w:lang w:val="ru-RU"/>
-        </w:rPr>
-        <w:t xml:space="preserve"> </w:t>
-      </w:r>
-      <w:r>
-        <w:rPr>
-          <w:rFonts w:cs="Times New Roman"/>
-          <w:szCs w:val="28"/>
-        </w:rPr>
-        <w:t>to</w:t>
-      </w:r>
-      <w:r>
-        <w:rPr>
-          <w:rFonts w:cs="Times New Roman"/>
-          <w:szCs w:val="28"/>
-          <w:lang w:val="ru-RU"/>
-        </w:rPr>
-        <w:t xml:space="preserve"> </w:t>
-      </w:r>
-      <w:r>
-        <w:rPr>
-          <w:rFonts w:cs="Times New Roman"/>
-          <w:szCs w:val="28"/>
-        </w:rPr>
-        <w:t>fetch</w:t>
-      </w:r>
-      <w:r>
-        <w:rPr>
-          <w:rFonts w:cs="Times New Roman"/>
-          <w:szCs w:val="28"/>
-          <w:lang w:val="ru-RU"/>
-        </w:rPr>
-        <w:t>, когда я хочу загрузить большой файл.</w:t>
-      </w:r>
-    </w:p>
-    <w:p>
-      <w:pPr>
-        <w:spacing w:after="0" w:line="360" w:lineRule="auto"/>
-        <w:jc w:val="both"/>
-        <w:rPr>
-          <w:rFonts w:cs="Times New Roman"/>
-          <w:szCs w:val="28"/>
-          <w:lang w:val="ru-RU"/>
-        </w:rPr>
-      </w:pPr>
-      <w:r>
-        <w:rPr>
-          <w:rFonts w:cs="Times New Roman"/>
-          <w:szCs w:val="28"/>
-          <w:lang w:val="ru-RU"/>
-        </w:rPr>
-        <w:t xml:space="preserve">Исправь ошибку, когда повторно вхожу, пишет </w:t>
-      </w:r>
-      <w:r>
-        <w:rPr>
-          <w:rFonts w:cs="Times New Roman"/>
-          <w:szCs w:val="28"/>
-        </w:rPr>
-        <w:t>HTTP</w:t>
-      </w:r>
-      <w:r>
-        <w:rPr>
-          <w:rFonts w:cs="Times New Roman"/>
-          <w:szCs w:val="28"/>
-          <w:lang w:val="ru-RU"/>
-        </w:rPr>
-        <w:t xml:space="preserve"> 401. Сделай подобные ошибки более понятными пользователю.</w:t>
-      </w:r>
-    </w:p>
-    <w:p>
-      <w:pPr>
-        <w:spacing w:after="0" w:line="360" w:lineRule="auto"/>
-        <w:jc w:val="both"/>
-        <w:rPr>
-          <w:rFonts w:cs="Times New Roman"/>
-          <w:szCs w:val="28"/>
-          <w:lang w:val="ru-RU"/>
-        </w:rPr>
-      </w:pPr>
-      <w:r>
-        <w:rPr>
-          <w:rFonts w:cs="Times New Roman"/>
-          <w:szCs w:val="28"/>
-          <w:lang w:val="ru-RU"/>
-        </w:rPr>
-        <w:lastRenderedPageBreak/>
-        <w:t>Стандартизируй ответы на нелегальные действия при авторизации, например повторная авторизация, повторный выход, вход, если уже был выполнен.</w:t>
-      </w:r>
-    </w:p>
-    <w:p>
-      <w:pPr>
-        <w:spacing w:after="0" w:line="360" w:lineRule="auto"/>
-        <w:jc w:val="both"/>
-        <w:rPr>
-          <w:rFonts w:cs="Times New Roman"/>
-          <w:szCs w:val="28"/>
-          <w:lang w:val="ru-RU"/>
-        </w:rPr>
-      </w:pPr>
-      <w:r>
-        <w:rPr>
-          <w:rFonts w:cs="Times New Roman"/>
-          <w:szCs w:val="28"/>
-          <w:lang w:val="ru-RU"/>
-        </w:rPr>
-        <w:t>Результат:</w:t>
-      </w:r>
-    </w:p>
-    <w:p>
-      <w:pPr>
-        <w:spacing w:after="0" w:line="360" w:lineRule="auto"/>
-        <w:jc w:val="both"/>
-        <w:rPr>
-          <w:rFonts w:cs="Times New Roman"/>
-          <w:szCs w:val="28"/>
-          <w:lang w:val="ru-RU"/>
-        </w:rPr>
-      </w:pPr>
-      <w:r>
-        <w:rPr>
-          <w:rFonts w:cs="Times New Roman"/>
-          <w:szCs w:val="28"/>
-          <w:lang w:val="ru-RU"/>
-        </w:rPr>
-        <w:t xml:space="preserve">Во время ручного тестирования выяснилось, что при загрузке большого файла приложение показывает ошибку </w:t>
-      </w:r>
-      <w:r>
-        <w:rPr>
-          <w:rFonts w:cs="Times New Roman"/>
-          <w:szCs w:val="28"/>
-        </w:rPr>
-        <w:t>Failed</w:t>
-      </w:r>
-      <w:r>
-        <w:rPr>
-          <w:rFonts w:cs="Times New Roman"/>
-          <w:szCs w:val="28"/>
-          <w:lang w:val="ru-RU"/>
-        </w:rPr>
-        <w:t xml:space="preserve"> </w:t>
-      </w:r>
-      <w:r>
-        <w:rPr>
-          <w:rFonts w:cs="Times New Roman"/>
-          <w:szCs w:val="28"/>
-        </w:rPr>
-        <w:t>to</w:t>
-      </w:r>
-      <w:r>
-        <w:rPr>
-          <w:rFonts w:cs="Times New Roman"/>
-          <w:szCs w:val="28"/>
-          <w:lang w:val="ru-RU"/>
-        </w:rPr>
-        <w:t xml:space="preserve"> </w:t>
-      </w:r>
-      <w:r>
-        <w:rPr>
-          <w:rFonts w:cs="Times New Roman"/>
-          <w:szCs w:val="28"/>
-        </w:rPr>
-        <w:t>fetch</w:t>
-      </w:r>
-      <w:r>
-        <w:rPr>
-          <w:rFonts w:cs="Times New Roman"/>
-          <w:szCs w:val="28"/>
-          <w:lang w:val="ru-RU"/>
-        </w:rPr>
-        <w:t>. Для обычного пользователя такое сообщение непонятно.</w:t>
-      </w:r>
-    </w:p>
-    <w:p>
-      <w:pPr>
-        <w:spacing w:after="0" w:line="360" w:lineRule="auto"/>
-        <w:jc w:val="both"/>
-        <w:rPr>
-          <w:rFonts w:cs="Times New Roman"/>
-          <w:szCs w:val="28"/>
-          <w:lang w:val="ru-RU"/>
-        </w:rPr>
-      </w:pPr>
-      <w:r>
-        <w:rPr>
-          <w:rFonts w:cs="Times New Roman"/>
-          <w:szCs w:val="28"/>
-          <w:lang w:val="ru-RU"/>
-        </w:rPr>
-        <w:t xml:space="preserve">Также при повторном входе иногда появлялась ошибка </w:t>
-      </w:r>
-      <w:r>
-        <w:rPr>
-          <w:rFonts w:cs="Times New Roman"/>
-          <w:szCs w:val="28"/>
-        </w:rPr>
-        <w:t>HTTP</w:t>
-      </w:r>
-      <w:r>
-        <w:rPr>
-          <w:rFonts w:cs="Times New Roman"/>
-          <w:szCs w:val="28"/>
-          <w:lang w:val="ru-RU"/>
-        </w:rPr>
-        <w:t xml:space="preserve"> 401. Она тоже выглядела слишком технически.</w:t>
-      </w:r>
-    </w:p>
-    <w:p>
-      <w:pPr>
-        <w:spacing w:after="0" w:line="360" w:lineRule="auto"/>
-        <w:jc w:val="both"/>
-        <w:rPr>
-          <w:rFonts w:cs="Times New Roman"/>
-          <w:szCs w:val="28"/>
-          <w:lang w:val="ru-RU"/>
-        </w:rPr>
-      </w:pPr>
-      <w:r>
-        <w:rPr>
-          <w:rFonts w:cs="Times New Roman"/>
-          <w:szCs w:val="28"/>
-          <w:lang w:val="ru-RU"/>
-        </w:rPr>
-        <w:t xml:space="preserve">ИИ исправил эти проблемы. Были увеличены лимиты загрузки через </w:t>
-      </w:r>
-      <w:r>
-        <w:rPr>
-          <w:rFonts w:cs="Times New Roman"/>
-          <w:szCs w:val="28"/>
-        </w:rPr>
-        <w:t>FormOptions</w:t>
-      </w:r>
-      <w:r>
-        <w:rPr>
-          <w:rFonts w:cs="Times New Roman"/>
-          <w:szCs w:val="28"/>
-          <w:lang w:val="ru-RU"/>
-        </w:rPr>
-        <w:t xml:space="preserve"> и </w:t>
-      </w:r>
-      <w:r>
-        <w:rPr>
-          <w:rFonts w:cs="Times New Roman"/>
-          <w:szCs w:val="28"/>
-        </w:rPr>
-        <w:t>MaxRequestBodySize</w:t>
-      </w:r>
-      <w:r>
-        <w:rPr>
-          <w:rFonts w:cs="Times New Roman"/>
-          <w:szCs w:val="28"/>
-          <w:lang w:val="ru-RU"/>
-        </w:rPr>
-        <w:t xml:space="preserve">. Также была добавлена проверка размера файла в </w:t>
-      </w:r>
-      <w:r>
-        <w:rPr>
-          <w:rFonts w:cs="Times New Roman"/>
-          <w:szCs w:val="28"/>
-        </w:rPr>
-        <w:t>Upload</w:t>
-      </w:r>
-      <w:r>
-        <w:rPr>
-          <w:rFonts w:cs="Times New Roman"/>
-          <w:szCs w:val="28"/>
-          <w:lang w:val="ru-RU"/>
-        </w:rPr>
-        <w:t xml:space="preserve">() с понятным сообщением, например </w:t>
-      </w:r>
-      <w:r>
-        <w:rPr>
-          <w:rFonts w:cs="Times New Roman"/>
-          <w:szCs w:val="28"/>
-        </w:rPr>
-        <w:t>BadRequest</w:t>
-      </w:r>
-      <w:r>
-        <w:rPr>
-          <w:rFonts w:cs="Times New Roman"/>
-          <w:szCs w:val="28"/>
-          <w:lang w:val="ru-RU"/>
-        </w:rPr>
-        <w:t>("Файл слишком большой").</w:t>
-      </w:r>
-    </w:p>
-    <w:p>
-      <w:pPr>
-        <w:spacing w:after="0" w:line="360" w:lineRule="auto"/>
-        <w:jc w:val="both"/>
-        <w:rPr>
-          <w:rFonts w:cs="Times New Roman"/>
-          <w:szCs w:val="28"/>
-          <w:lang w:val="ru-RU"/>
-        </w:rPr>
-      </w:pPr>
-      <w:r>
-        <w:rPr>
-          <w:rFonts w:cs="Times New Roman"/>
-          <w:szCs w:val="28"/>
-          <w:lang w:val="ru-RU"/>
-        </w:rPr>
-        <w:t xml:space="preserve">Для повторного входа была добавлена проверка </w:t>
-      </w:r>
-      <w:r>
-        <w:rPr>
-          <w:rFonts w:cs="Times New Roman"/>
-          <w:szCs w:val="28"/>
-        </w:rPr>
-        <w:t>User</w:t>
-      </w:r>
-      <w:r>
-        <w:rPr>
-          <w:rFonts w:cs="Times New Roman"/>
-          <w:szCs w:val="28"/>
-          <w:lang w:val="ru-RU"/>
-        </w:rPr>
-        <w:t>.</w:t>
-      </w:r>
-      <w:r>
-        <w:rPr>
-          <w:rFonts w:cs="Times New Roman"/>
-          <w:szCs w:val="28"/>
-        </w:rPr>
-        <w:t>Identity</w:t>
-      </w:r>
-      <w:r>
-        <w:rPr>
-          <w:rFonts w:cs="Times New Roman"/>
-          <w:szCs w:val="28"/>
-          <w:lang w:val="ru-RU"/>
-        </w:rPr>
-        <w:t>.</w:t>
-      </w:r>
-      <w:r>
-        <w:rPr>
-          <w:rFonts w:cs="Times New Roman"/>
-          <w:szCs w:val="28"/>
-        </w:rPr>
-        <w:t>IsAuthenticated</w:t>
-      </w:r>
-      <w:r>
-        <w:rPr>
-          <w:rFonts w:cs="Times New Roman"/>
-          <w:szCs w:val="28"/>
-          <w:lang w:val="ru-RU"/>
-        </w:rPr>
-        <w:t>. Если пользователь уже вошёл, приложение делает редирект или показывает понятное сообщение. Повторный выход тоже больше не вызывает непонятную ошибку.</w:t>
-      </w:r>
-    </w:p>
-    <w:p>
-      <w:pPr>
-        <w:spacing w:after="0" w:line="360" w:lineRule="auto"/>
-        <w:jc w:val="both"/>
-        <w:rPr>
-          <w:rFonts w:cs="Times New Roman"/>
-          <w:szCs w:val="28"/>
-          <w:lang w:val="ru-RU"/>
-        </w:rPr>
-      </w:pPr>
-      <w:r>
-        <w:rPr>
-          <w:rFonts w:cs="Times New Roman"/>
-          <w:szCs w:val="28"/>
-          <w:lang w:val="ru-RU"/>
-        </w:rPr>
-        <w:t>После этого приложение стало показывать нормальные сообщения вместо технических ошибок.</w:t>
-      </w:r>
-    </w:p>
-    <w:p>
-      <w:pPr>
-        <w:spacing w:after="0" w:line="360" w:lineRule="auto"/>
-        <w:jc w:val="both"/>
-        <w:rPr>
-          <w:rFonts w:cs="Times New Roman"/>
-          <w:szCs w:val="28"/>
-          <w:lang w:val="ru-RU"/>
-        </w:rPr>
-      </w:pPr>
-      <w:r>
-        <w:rPr>
-          <w:rFonts w:cs="Times New Roman"/>
-          <w:szCs w:val="28"/>
-          <w:lang w:val="ru-RU"/>
-        </w:rPr>
-        <w:t>Валидация по чек-листу</w:t>
-      </w:r>
-    </w:p>
-    <w:p>
-      <w:pPr>
-        <w:spacing w:after="0" w:line="360" w:lineRule="auto"/>
-        <w:jc w:val="both"/>
-        <w:rPr>
-          <w:rFonts w:cs="Times New Roman"/>
-          <w:szCs w:val="28"/>
-          <w:lang w:val="ru-RU"/>
-        </w:rPr>
-      </w:pPr>
-      <w:r>
-        <w:rPr>
-          <w:rFonts w:cs="Times New Roman"/>
-          <w:szCs w:val="28"/>
-          <w:lang w:val="ru-RU"/>
-        </w:rPr>
-        <w:t>21 — понятная ошибка при большом файле исправлена.</w:t>
-      </w:r>
-    </w:p>
-    <w:p>
-      <w:pPr>
-        <w:spacing w:after="0" w:line="360" w:lineRule="auto"/>
-        <w:jc w:val="both"/>
-        <w:rPr>
-          <w:rFonts w:cs="Times New Roman"/>
-          <w:szCs w:val="28"/>
-          <w:lang w:val="ru-RU"/>
-        </w:rPr>
-      </w:pPr>
-      <w:r>
-        <w:rPr>
-          <w:rFonts w:cs="Times New Roman"/>
-          <w:szCs w:val="28"/>
-          <w:lang w:val="ru-RU"/>
-        </w:rPr>
-        <w:t xml:space="preserve">4 — повторный вход больше не вызывает </w:t>
-      </w:r>
-      <w:r>
-        <w:rPr>
-          <w:rFonts w:cs="Times New Roman"/>
-          <w:szCs w:val="28"/>
-        </w:rPr>
-        <w:t>HTTP</w:t>
-      </w:r>
-      <w:r>
-        <w:rPr>
-          <w:rFonts w:cs="Times New Roman"/>
-          <w:szCs w:val="28"/>
-          <w:lang w:val="ru-RU"/>
-        </w:rPr>
-        <w:t xml:space="preserve"> 401.</w:t>
-      </w:r>
-    </w:p>
-    <w:p>
-      <w:pPr>
-        <w:spacing w:after="0" w:line="360" w:lineRule="auto"/>
-        <w:jc w:val="both"/>
-        <w:rPr>
-          <w:rFonts w:cs="Times New Roman"/>
-          <w:szCs w:val="28"/>
-          <w:lang w:val="ru-RU"/>
-        </w:rPr>
-      </w:pPr>
-      <w:r>
-        <w:rPr>
-          <w:rFonts w:cs="Times New Roman"/>
-          <w:szCs w:val="28"/>
-          <w:lang w:val="ru-RU"/>
-        </w:rPr>
-        <w:t>3 — вход с неверным паролем работает корректно.</w:t>
-      </w:r>
-    </w:p>
-    <w:p>
-      <w:pPr>
-        <w:spacing w:after="0" w:line="360" w:lineRule="auto"/>
-        <w:jc w:val="both"/>
-        <w:rPr>
-          <w:rFonts w:cs="Times New Roman"/>
-          <w:szCs w:val="28"/>
-          <w:lang w:val="ru-RU"/>
-        </w:rPr>
-      </w:pPr>
-      <w:r>
-        <w:rPr>
-          <w:rFonts w:cs="Times New Roman"/>
-          <w:szCs w:val="28"/>
-          <w:lang w:val="ru-RU"/>
-        </w:rPr>
-        <w:t xml:space="preserve">17 — </w:t>
-      </w:r>
-      <w:r>
-        <w:rPr>
-          <w:rFonts w:cs="Times New Roman"/>
-          <w:szCs w:val="28"/>
-        </w:rPr>
-        <w:t>SQL</w:t>
-      </w:r>
-      <w:r>
-        <w:rPr>
-          <w:rFonts w:cs="Times New Roman"/>
-          <w:szCs w:val="28"/>
-          <w:lang w:val="ru-RU"/>
-        </w:rPr>
-        <w:t>-безопасность сохранилась.</w:t>
-      </w:r>
-    </w:p>
-    <w:p>
-      <w:pPr>
-        <w:spacing w:after="0" w:line="360" w:lineRule="auto"/>
-        <w:jc w:val="both"/>
-        <w:rPr>
-          <w:rFonts w:cs="Times New Roman"/>
-          <w:szCs w:val="28"/>
-          <w:lang w:val="ru-RU"/>
-        </w:rPr>
-      </w:pPr>
-      <w:r>
-        <w:rPr>
-          <w:rFonts w:cs="Times New Roman"/>
-          <w:szCs w:val="28"/>
-        </w:rPr>
-        <w:t>BUGS</w:t>
-      </w:r>
-      <w:r>
-        <w:rPr>
-          <w:rFonts w:cs="Times New Roman"/>
-          <w:szCs w:val="28"/>
-          <w:lang w:val="ru-RU"/>
-        </w:rPr>
-        <w:t>_</w:t>
-      </w:r>
-      <w:r>
-        <w:rPr>
-          <w:rFonts w:cs="Times New Roman"/>
-          <w:szCs w:val="28"/>
-        </w:rPr>
-        <w:t>V</w:t>
-      </w:r>
-      <w:r>
-        <w:rPr>
-          <w:rFonts w:cs="Times New Roman"/>
-          <w:szCs w:val="28"/>
-          <w:lang w:val="ru-RU"/>
-        </w:rPr>
-        <w:t>6.</w:t>
-      </w:r>
-      <w:r>
-        <w:rPr>
-          <w:rFonts w:cs="Times New Roman"/>
-          <w:szCs w:val="28"/>
-        </w:rPr>
-        <w:t>md</w:t>
-      </w:r>
-    </w:p>
-    <w:p>
-      <w:pPr>
-        <w:spacing w:after="0" w:line="360" w:lineRule="auto"/>
-        <w:jc w:val="both"/>
-        <w:rPr>
-          <w:rFonts w:cs="Times New Roman"/>
-          <w:szCs w:val="28"/>
-          <w:lang w:val="ru-RU"/>
-        </w:rPr>
-      </w:pPr>
-      <w:r>
-        <w:rPr>
-          <w:rFonts w:cs="Times New Roman"/>
-          <w:szCs w:val="28"/>
-          <w:lang w:val="ru-RU"/>
-        </w:rPr>
-        <w:t>21. Понятная ошибка при большом файле: до цикла — частично, после цикла — исправлено, добавлено кастомное сообщение.</w:t>
-      </w:r>
-    </w:p>
-    <w:p>
-      <w:pPr>
-        <w:spacing w:after="0" w:line="360" w:lineRule="auto"/>
-        <w:jc w:val="both"/>
-        <w:rPr>
-          <w:rFonts w:cs="Times New Roman"/>
-          <w:szCs w:val="28"/>
-          <w:lang w:val="ru-RU"/>
-        </w:rPr>
-      </w:pPr>
-      <w:r>
-        <w:rPr>
-          <w:rFonts w:cs="Times New Roman"/>
-          <w:szCs w:val="28"/>
-          <w:lang w:val="ru-RU"/>
-        </w:rPr>
-        <w:t>4. Повторный вход не вызывает 401: до цикла — не выполнено, после цикла — исправлено, добавлен редирект или сообщение.</w:t>
-      </w:r>
-    </w:p>
-    <w:p>
-      <w:pPr>
-        <w:spacing w:after="0" w:line="360" w:lineRule="auto"/>
-        <w:jc w:val="both"/>
-        <w:rPr>
-          <w:rFonts w:cs="Times New Roman"/>
-          <w:szCs w:val="28"/>
-          <w:lang w:val="ru-RU"/>
-        </w:rPr>
-      </w:pPr>
-      <w:r>
-        <w:rPr>
-          <w:rFonts w:cs="Times New Roman"/>
-          <w:szCs w:val="28"/>
-          <w:lang w:val="ru-RU"/>
-        </w:rPr>
-        <w:t>3. Вход с неверным паролем: до цикла — было выполнено, после цикла — осталось выполнено.</w:t>
-      </w:r>
-    </w:p>
-    <w:p>
-      <w:pPr>
-        <w:spacing w:after="0" w:line="360" w:lineRule="auto"/>
-        <w:jc w:val="both"/>
-        <w:rPr>
-          <w:rFonts w:cs="Times New Roman"/>
-          <w:szCs w:val="28"/>
-          <w:lang w:val="ru-RU"/>
-        </w:rPr>
-      </w:pPr>
-      <w:r>
-        <w:rPr>
-          <w:rFonts w:cs="Times New Roman"/>
-          <w:szCs w:val="28"/>
-          <w:lang w:val="ru-RU"/>
-        </w:rPr>
-        <w:lastRenderedPageBreak/>
-        <w:t xml:space="preserve">17. </w:t>
-      </w:r>
-      <w:r>
-        <w:rPr>
-          <w:rFonts w:cs="Times New Roman"/>
-          <w:szCs w:val="28"/>
-        </w:rPr>
-        <w:t>SQL</w:t>
-      </w:r>
-      <w:r>
-        <w:rPr>
-          <w:rFonts w:cs="Times New Roman"/>
-          <w:szCs w:val="28"/>
-          <w:lang w:val="ru-RU"/>
-        </w:rPr>
-        <w:t>-инъекции: до цикла — было безопасно, после цикла — осталось безопасно.</w:t>
-      </w:r>
-    </w:p>
-    <w:p>
-      <w:pPr>
-        <w:spacing w:after="0" w:line="360" w:lineRule="auto"/>
-        <w:jc w:val="both"/>
-        <w:rPr>
-          <w:rFonts w:cs="Times New Roman"/>
-          <w:szCs w:val="28"/>
-          <w:lang w:val="ru-RU"/>
-        </w:rPr>
-      </w:pPr>
-      <w:r>
-        <w:rPr>
-          <w:rFonts w:cs="Times New Roman"/>
-          <w:szCs w:val="28"/>
-          <w:lang w:val="ru-RU"/>
-        </w:rPr>
-        <w:t>Детали исправлений</w:t>
-      </w:r>
-    </w:p>
-    <w:p>
-      <w:pPr>
-        <w:spacing w:after="0" w:line="360" w:lineRule="auto"/>
-        <w:jc w:val="both"/>
-        <w:rPr>
-          <w:rFonts w:cs="Times New Roman"/>
-          <w:szCs w:val="28"/>
-          <w:lang w:val="ru-RU"/>
-        </w:rPr>
-      </w:pPr>
-      <w:r>
-        <w:rPr>
-          <w:rFonts w:cs="Times New Roman"/>
-          <w:szCs w:val="28"/>
-          <w:lang w:val="ru-RU"/>
-        </w:rPr>
-        <w:t>1. Большой файл:</w:t>
-      </w:r>
-    </w:p>
-    <w:p>
-      <w:pPr>
-        <w:spacing w:after="0" w:line="360" w:lineRule="auto"/>
-        <w:jc w:val="both"/>
-        <w:rPr>
-          <w:rFonts w:cs="Times New Roman"/>
-          <w:szCs w:val="28"/>
-          <w:lang w:val="ru-RU"/>
-        </w:rPr>
-      </w:pPr>
-      <w:r>
-        <w:rPr>
-          <w:rFonts w:cs="Times New Roman"/>
-          <w:szCs w:val="28"/>
-          <w:lang w:val="ru-RU"/>
-        </w:rPr>
-        <w:t xml:space="preserve">увеличен </w:t>
-      </w:r>
-      <w:r>
-        <w:rPr>
-          <w:rFonts w:cs="Times New Roman"/>
-          <w:szCs w:val="28"/>
-        </w:rPr>
-        <w:t>MaxRequestBodySize</w:t>
-      </w:r>
-      <w:r>
-        <w:rPr>
-          <w:rFonts w:cs="Times New Roman"/>
-          <w:szCs w:val="28"/>
-          <w:lang w:val="ru-RU"/>
-        </w:rPr>
-        <w:t>;</w:t>
-      </w:r>
-    </w:p>
-    <w:p>
-      <w:pPr>
-        <w:spacing w:after="0" w:line="360" w:lineRule="auto"/>
-        <w:jc w:val="both"/>
-        <w:rPr>
-          <w:rFonts w:cs="Times New Roman"/>
-          <w:szCs w:val="28"/>
-          <w:lang w:val="ru-RU"/>
-        </w:rPr>
-      </w:pPr>
-      <w:r>
-        <w:rPr>
-          <w:rFonts w:cs="Times New Roman"/>
-          <w:szCs w:val="28"/>
-          <w:lang w:val="ru-RU"/>
-        </w:rPr>
-        <w:t xml:space="preserve">добавлена проверка в </w:t>
-      </w:r>
-      <w:r>
-        <w:rPr>
-          <w:rFonts w:cs="Times New Roman"/>
-          <w:szCs w:val="28"/>
-        </w:rPr>
-        <w:t>Upload</w:t>
-      </w:r>
-      <w:r>
-        <w:rPr>
-          <w:rFonts w:cs="Times New Roman"/>
-          <w:szCs w:val="28"/>
-          <w:lang w:val="ru-RU"/>
-        </w:rPr>
-        <w:t>();</w:t>
-      </w:r>
-    </w:p>
-    <w:p>
-      <w:pPr>
-        <w:spacing w:after="0" w:line="360" w:lineRule="auto"/>
-        <w:jc w:val="both"/>
-        <w:rPr>
-          <w:rFonts w:cs="Times New Roman"/>
-          <w:szCs w:val="28"/>
-          <w:lang w:val="ru-RU"/>
-        </w:rPr>
-      </w:pPr>
-      <w:r>
-        <w:rPr>
-          <w:rFonts w:cs="Times New Roman"/>
-          <w:szCs w:val="28"/>
-          <w:lang w:val="ru-RU"/>
-        </w:rPr>
-        <w:t>добавлено понятное сообщение об ошибке.</w:t>
-      </w:r>
-    </w:p>
-    <w:p>
-      <w:pPr>
-        <w:spacing w:after="0" w:line="360" w:lineRule="auto"/>
-        <w:jc w:val="both"/>
-        <w:rPr>
-          <w:rFonts w:cs="Times New Roman"/>
-          <w:szCs w:val="28"/>
-          <w:lang w:val="ru-RU"/>
-        </w:rPr>
-      </w:pPr>
-      <w:r>
-        <w:rPr>
-          <w:rFonts w:cs="Times New Roman"/>
-          <w:szCs w:val="28"/>
-          <w:lang w:val="ru-RU"/>
-        </w:rPr>
-        <w:t>2. Повторный вход:</w:t>
-      </w:r>
-    </w:p>
-    <w:p>
-      <w:pPr>
-        <w:spacing w:after="0" w:line="360" w:lineRule="auto"/>
-        <w:jc w:val="both"/>
-        <w:rPr>
-          <w:rFonts w:cs="Times New Roman"/>
-          <w:szCs w:val="28"/>
-          <w:lang w:val="ru-RU"/>
-        </w:rPr>
-      </w:pPr>
-      <w:r>
-        <w:rPr>
-          <w:rFonts w:cs="Times New Roman"/>
-          <w:szCs w:val="28"/>
-          <w:lang w:val="ru-RU"/>
-        </w:rPr>
-        <w:t>добавлена проверка авторизованного пользователя;</w:t>
-      </w:r>
-    </w:p>
-    <w:p>
-      <w:pPr>
-        <w:spacing w:after="0" w:line="360" w:lineRule="auto"/>
-        <w:jc w:val="both"/>
-        <w:rPr>
-          <w:rFonts w:cs="Times New Roman"/>
-          <w:szCs w:val="28"/>
-          <w:lang w:val="ru-RU"/>
-        </w:rPr>
-      </w:pPr>
-      <w:r>
-        <w:rPr>
-          <w:rFonts w:cs="Times New Roman"/>
-          <w:szCs w:val="28"/>
-          <w:lang w:val="ru-RU"/>
-        </w:rPr>
-        <w:t xml:space="preserve">повторный вход больше не вызывает </w:t>
-      </w:r>
-      <w:r>
-        <w:rPr>
-          <w:rFonts w:cs="Times New Roman"/>
-          <w:szCs w:val="28"/>
-        </w:rPr>
-        <w:t>HTTP</w:t>
-      </w:r>
-      <w:r>
-        <w:rPr>
-          <w:rFonts w:cs="Times New Roman"/>
-          <w:szCs w:val="28"/>
-          <w:lang w:val="ru-RU"/>
-        </w:rPr>
-        <w:t xml:space="preserve"> 401.</w:t>
-      </w:r>
-    </w:p>
-    <w:p>
-      <w:pPr>
-        <w:spacing w:after="0" w:line="360" w:lineRule="auto"/>
-        <w:jc w:val="both"/>
-        <w:rPr>
-          <w:rFonts w:cs="Times New Roman"/>
-          <w:szCs w:val="28"/>
-          <w:lang w:val="ru-RU"/>
-        </w:rPr>
-      </w:pPr>
-      <w:r>
-        <w:rPr>
-          <w:rFonts w:cs="Times New Roman"/>
-          <w:szCs w:val="28"/>
-          <w:lang w:val="ru-RU"/>
-        </w:rPr>
-        <w:t>3. Стандартизация:</w:t>
-      </w:r>
-    </w:p>
-    <w:p>
-      <w:pPr>
-        <w:spacing w:after="0" w:line="360" w:lineRule="auto"/>
-        <w:jc w:val="both"/>
-        <w:rPr>
-          <w:rFonts w:cs="Times New Roman"/>
-          <w:szCs w:val="28"/>
-          <w:lang w:val="ru-RU"/>
-        </w:rPr>
-      </w:pPr>
-      <w:r>
-        <w:rPr>
-          <w:rFonts w:cs="Times New Roman"/>
-          <w:szCs w:val="28"/>
-          <w:lang w:val="ru-RU"/>
-        </w:rPr>
-        <w:t>ошибки авторизации стали возвращаться в более понятном виде.</w:t>
-      </w:r>
-    </w:p>
-    <w:p>
-      <w:pPr>
-        <w:spacing w:after="0" w:line="360" w:lineRule="auto"/>
-        <w:jc w:val="both"/>
-        <w:rPr>
-          <w:rFonts w:cs="Times New Roman"/>
-          <w:szCs w:val="28"/>
-          <w:lang w:val="ru-RU"/>
-        </w:rPr>
-      </w:pPr>
-      <w:r>
-        <w:rPr>
-          <w:rFonts w:cs="Times New Roman"/>
-          <w:szCs w:val="28"/>
-          <w:lang w:val="ru-RU"/>
-        </w:rPr>
-        <w:t>Оставшееся замечание: тесты всё ещё не покрывали все новые исправления.</w:t>
-      </w:r>
-    </w:p>
-    <w:p>
-      <w:pPr>
-        <w:spacing w:after="0" w:line="360" w:lineRule="auto"/>
-        <w:jc w:val="both"/>
-        <w:rPr>
-          <w:rFonts w:cs="Times New Roman"/>
-          <w:szCs w:val="28"/>
-          <w:lang w:val="ru-RU"/>
-        </w:rPr>
-      </w:pPr>
-      <w:r>
-        <w:rPr>
-          <w:rFonts w:cs="Times New Roman"/>
-          <w:szCs w:val="28"/>
-          <w:lang w:val="ru-RU"/>
-        </w:rPr>
-        <w:t>Решение: перейти к циклу №7 и добавить надёжные тесты.</w:t>
-      </w:r>
-    </w:p>
-    <w:p>
-      <w:pPr>
-        <w:spacing w:after="0" w:line="360" w:lineRule="auto"/>
-        <w:jc w:val="both"/>
-        <w:rPr>
-          <w:rFonts w:cs="Times New Roman"/>
-          <w:szCs w:val="28"/>
-          <w:lang w:val="ru-RU"/>
-        </w:rPr>
-      </w:pPr>
-      <w:r>
-        <w:rPr>
-          <w:rFonts w:cs="Times New Roman"/>
-          <w:szCs w:val="28"/>
-          <w:lang w:val="ru-RU"/>
-        </w:rPr>
-        <w:t>Цикл №7. Добавление надёжных тестов</w:t>
-      </w:r>
-    </w:p>
-    <w:p>
-      <w:pPr>
-        <w:spacing w:after="0" w:line="360" w:lineRule="auto"/>
-        <w:jc w:val="both"/>
-        <w:rPr>
-          <w:rFonts w:cs="Times New Roman"/>
-          <w:szCs w:val="28"/>
-          <w:lang w:val="ru-RU"/>
-        </w:rPr>
-      </w:pPr>
-      <w:r>
-        <w:rPr>
-          <w:rFonts w:cs="Times New Roman"/>
-          <w:szCs w:val="28"/>
-          <w:lang w:val="ru-RU"/>
-        </w:rPr>
-        <w:t>Запрос:</w:t>
-      </w:r>
-    </w:p>
-    <w:p>
-      <w:pPr>
-        <w:spacing w:after="0" w:line="360" w:lineRule="auto"/>
-        <w:jc w:val="both"/>
-        <w:rPr>
-          <w:rFonts w:cs="Times New Roman"/>
-          <w:szCs w:val="28"/>
-        </w:rPr>
-      </w:pPr>
-      <w:r>
-        <w:rPr>
-          <w:rFonts w:cs="Times New Roman"/>
-          <w:szCs w:val="28"/>
-          <w:lang w:val="ru-RU"/>
-        </w:rPr>
-        <w:t xml:space="preserve">Добавь тесты. Нужно протестировать как можно больше основных функций. </w:t>
-      </w:r>
-      <w:r>
-        <w:rPr>
-          <w:rFonts w:cs="Times New Roman"/>
-          <w:szCs w:val="28"/>
-        </w:rPr>
-        <w:t>Ошибок нет, но тестов мало и они ненадёжные.</w:t>
-      </w:r>
-    </w:p>
-    <w:p>
-      <w:pPr>
-        <w:spacing w:after="0" w:line="360" w:lineRule="auto"/>
-        <w:jc w:val="both"/>
-        <w:rPr>
-          <w:rFonts w:cs="Times New Roman"/>
-          <w:szCs w:val="28"/>
-        </w:rPr>
-      </w:pPr>
-      <w:r>
-        <w:rPr>
-          <w:rFonts w:cs="Times New Roman"/>
-          <w:szCs w:val="28"/>
-        </w:rPr>
-        <w:t>Коммит: test: add integration tests for upload, download, delete, access control, oversized file, invalid id</w:t>
-      </w:r>
-    </w:p>
-    <w:p>
-      <w:pPr>
-        <w:spacing w:after="0" w:line="360" w:lineRule="auto"/>
-        <w:jc w:val="both"/>
-        <w:rPr>
-          <w:rFonts w:cs="Times New Roman"/>
-          <w:szCs w:val="28"/>
-          <w:lang w:val="ru-RU"/>
-        </w:rPr>
-      </w:pPr>
-      <w:r>
-        <w:rPr>
-          <w:rFonts w:cs="Times New Roman"/>
-          <w:szCs w:val="28"/>
-          <w:lang w:val="ru-RU"/>
-        </w:rPr>
-        <w:t>Результат:</w:t>
-      </w:r>
-    </w:p>
-    <w:p>
-      <w:pPr>
-        <w:spacing w:after="0" w:line="360" w:lineRule="auto"/>
-        <w:jc w:val="both"/>
-        <w:rPr>
-          <w:rFonts w:cs="Times New Roman"/>
-          <w:szCs w:val="28"/>
-          <w:lang w:val="ru-RU"/>
-        </w:rPr>
-      </w:pPr>
-      <w:r>
-        <w:rPr>
-          <w:rFonts w:cs="Times New Roman"/>
-          <w:szCs w:val="28"/>
-          <w:lang w:val="ru-RU"/>
-        </w:rPr>
-        <w:t xml:space="preserve">ИИ добавил интеграционные тесты с использованием </w:t>
-      </w:r>
-      <w:r>
-        <w:rPr>
-          <w:rFonts w:cs="Times New Roman"/>
-          <w:szCs w:val="28"/>
-        </w:rPr>
-        <w:t>WebApplicationFactory</w:t>
-      </w:r>
-      <w:r>
-        <w:rPr>
-          <w:rFonts w:cs="Times New Roman"/>
-          <w:szCs w:val="28"/>
-          <w:lang w:val="ru-RU"/>
-        </w:rPr>
-        <w:t>.</w:t>
-      </w:r>
-    </w:p>
-    <w:p>
-      <w:pPr>
-        <w:spacing w:after="0" w:line="360" w:lineRule="auto"/>
-        <w:jc w:val="both"/>
-        <w:rPr>
-          <w:rFonts w:cs="Times New Roman"/>
-          <w:szCs w:val="28"/>
-          <w:lang w:val="ru-RU"/>
-        </w:rPr>
-      </w:pPr>
-      <w:r>
-        <w:rPr>
-          <w:rFonts w:cs="Times New Roman"/>
-          <w:szCs w:val="28"/>
-          <w:lang w:val="ru-RU"/>
-        </w:rPr>
-        <w:t>Появились тесты на загрузку валидного файла, загрузку слишком большого файла, запрещённые расширения, скачивание своих и чужих файлов, удаление с проверкой прав, публичную ссылку, отключение публичной ссылки, регистрацию, повторный вход и белый список.</w:t>
-      </w:r>
-    </w:p>
-    <w:p>
-      <w:pPr>
-        <w:spacing w:after="0" w:line="360" w:lineRule="auto"/>
-        <w:jc w:val="both"/>
-        <w:rPr>
-          <w:rFonts w:cs="Times New Roman"/>
-          <w:szCs w:val="28"/>
-          <w:lang w:val="ru-RU"/>
-        </w:rPr>
-      </w:pPr>
-      <w:r>
-        <w:rPr>
-          <w:rFonts w:cs="Times New Roman"/>
-          <w:szCs w:val="28"/>
-          <w:lang w:val="ru-RU"/>
-        </w:rPr>
-        <w:t>После этого проверять приложение стало проще. Если после изменений что-то сломается, тесты смогут быстрее показать проблему.</w:t>
-      </w:r>
-    </w:p>
-    <w:p>
-      <w:pPr>
-        <w:spacing w:after="0" w:line="360" w:lineRule="auto"/>
-        <w:jc w:val="both"/>
-        <w:rPr>
-          <w:rFonts w:cs="Times New Roman"/>
-          <w:szCs w:val="28"/>
-          <w:lang w:val="ru-RU"/>
-        </w:rPr>
-      </w:pPr>
-      <w:r>
-        <w:rPr>
-          <w:rFonts w:cs="Times New Roman"/>
-          <w:szCs w:val="28"/>
-          <w:lang w:val="ru-RU"/>
-        </w:rPr>
-        <w:t>Валидация по чек-листу</w:t>
-      </w:r>
-    </w:p>
-    <w:p>
-      <w:pPr>
-        <w:spacing w:after="0" w:line="360" w:lineRule="auto"/>
-        <w:jc w:val="both"/>
-        <w:rPr>
-          <w:rFonts w:cs="Times New Roman"/>
-          <w:szCs w:val="28"/>
-          <w:lang w:val="ru-RU"/>
-        </w:rPr>
-      </w:pPr>
-      <w:r>
-        <w:rPr>
-          <w:rFonts w:cs="Times New Roman"/>
-          <w:szCs w:val="28"/>
-          <w:lang w:val="ru-RU"/>
-        </w:rPr>
-        <w:lastRenderedPageBreak/>
-        <w:t>28 — автотесты добавлены.</w:t>
-      </w:r>
-    </w:p>
-    <w:p>
-      <w:pPr>
-        <w:spacing w:after="0" w:line="360" w:lineRule="auto"/>
-        <w:jc w:val="both"/>
-        <w:rPr>
-          <w:rFonts w:cs="Times New Roman"/>
-          <w:szCs w:val="28"/>
-          <w:lang w:val="ru-RU"/>
-        </w:rPr>
-      </w:pPr>
-      <w:r>
-        <w:rPr>
-          <w:rFonts w:cs="Times New Roman"/>
-          <w:szCs w:val="28"/>
-          <w:lang w:val="ru-RU"/>
-        </w:rPr>
-        <w:t>29 — негативные кейсы покрыты.</w:t>
-      </w:r>
-    </w:p>
-    <w:p>
-      <w:pPr>
-        <w:spacing w:after="0" w:line="360" w:lineRule="auto"/>
-        <w:jc w:val="both"/>
-        <w:rPr>
-          <w:rFonts w:cs="Times New Roman"/>
-          <w:szCs w:val="28"/>
-          <w:lang w:val="ru-RU"/>
-        </w:rPr>
-      </w:pPr>
-      <w:r>
-        <w:rPr>
-          <w:rFonts w:cs="Times New Roman"/>
-          <w:szCs w:val="28"/>
-        </w:rPr>
-        <w:t>BUGS</w:t>
-      </w:r>
-      <w:r>
-        <w:rPr>
-          <w:rFonts w:cs="Times New Roman"/>
-          <w:szCs w:val="28"/>
-          <w:lang w:val="ru-RU"/>
-        </w:rPr>
-        <w:t>_</w:t>
-      </w:r>
-      <w:r>
-        <w:rPr>
-          <w:rFonts w:cs="Times New Roman"/>
-          <w:szCs w:val="28"/>
-        </w:rPr>
-        <w:t>V</w:t>
-      </w:r>
-      <w:r>
-        <w:rPr>
-          <w:rFonts w:cs="Times New Roman"/>
-          <w:szCs w:val="28"/>
-          <w:lang w:val="ru-RU"/>
-        </w:rPr>
-        <w:t>7.</w:t>
-      </w:r>
-      <w:r>
-        <w:rPr>
-          <w:rFonts w:cs="Times New Roman"/>
-          <w:szCs w:val="28"/>
-        </w:rPr>
-        <w:t>md</w:t>
-      </w:r>
-    </w:p>
-    <w:p>
-      <w:pPr>
-        <w:spacing w:after="0" w:line="360" w:lineRule="auto"/>
-        <w:jc w:val="both"/>
-        <w:rPr>
-          <w:rFonts w:cs="Times New Roman"/>
-          <w:szCs w:val="28"/>
-          <w:lang w:val="ru-RU"/>
-        </w:rPr>
-      </w:pPr>
-      <w:r>
-        <w:rPr>
-          <w:rFonts w:cs="Times New Roman"/>
-          <w:szCs w:val="28"/>
-          <w:lang w:val="ru-RU"/>
-        </w:rPr>
-        <w:t>28. Наличие автотестов: до цикла — частично, после цикла — выполнено.</w:t>
-      </w:r>
-    </w:p>
-    <w:p>
-      <w:pPr>
-        <w:spacing w:after="0" w:line="360" w:lineRule="auto"/>
-        <w:jc w:val="both"/>
-        <w:rPr>
-          <w:rFonts w:cs="Times New Roman"/>
-          <w:szCs w:val="28"/>
-          <w:lang w:val="ru-RU"/>
-        </w:rPr>
-      </w:pPr>
-      <w:r>
-        <w:rPr>
-          <w:rFonts w:cs="Times New Roman"/>
-          <w:szCs w:val="28"/>
-          <w:lang w:val="ru-RU"/>
-        </w:rPr>
-        <w:t>29. Тесты на негативные кейсы: до цикла — не выполнено, после цикла — выполнено.</w:t>
-      </w:r>
-    </w:p>
-    <w:p>
-      <w:pPr>
-        <w:spacing w:after="0" w:line="360" w:lineRule="auto"/>
-        <w:jc w:val="both"/>
-        <w:rPr>
-          <w:rFonts w:cs="Times New Roman"/>
-          <w:szCs w:val="28"/>
-          <w:lang w:val="ru-RU"/>
-        </w:rPr>
-      </w:pPr>
-      <w:r>
-        <w:rPr>
-          <w:rFonts w:cs="Times New Roman"/>
-          <w:szCs w:val="28"/>
-          <w:lang w:val="ru-RU"/>
-        </w:rPr>
-        <w:t>Добавленные тесты</w:t>
-      </w:r>
-    </w:p>
-    <w:p>
-      <w:pPr>
-        <w:spacing w:after="0" w:line="360" w:lineRule="auto"/>
-        <w:jc w:val="both"/>
-        <w:rPr>
-          <w:rFonts w:cs="Times New Roman"/>
-          <w:szCs w:val="28"/>
-          <w:lang w:val="ru-RU"/>
-        </w:rPr>
-      </w:pPr>
-      <w:r>
-        <w:rPr>
-          <w:rFonts w:cs="Times New Roman"/>
-          <w:szCs w:val="28"/>
-          <w:lang w:val="ru-RU"/>
-        </w:rPr>
-        <w:t>Загрузка валидного файла — успех.</w:t>
-      </w:r>
-    </w:p>
-    <w:p>
-      <w:pPr>
-        <w:spacing w:after="0" w:line="360" w:lineRule="auto"/>
-        <w:jc w:val="both"/>
-        <w:rPr>
-          <w:rFonts w:cs="Times New Roman"/>
-          <w:szCs w:val="28"/>
-          <w:lang w:val="ru-RU"/>
-        </w:rPr>
-      </w:pPr>
-      <w:r>
-        <w:rPr>
-          <w:rFonts w:cs="Times New Roman"/>
-          <w:szCs w:val="28"/>
-          <w:lang w:val="ru-RU"/>
-        </w:rPr>
-        <w:t xml:space="preserve">Загрузка файла больше лимита — </w:t>
-      </w:r>
-      <w:r>
-        <w:rPr>
-          <w:rFonts w:cs="Times New Roman"/>
-          <w:szCs w:val="28"/>
-        </w:rPr>
-        <w:t>BadRequest</w:t>
-      </w:r>
-      <w:r>
-        <w:rPr>
-          <w:rFonts w:cs="Times New Roman"/>
-          <w:szCs w:val="28"/>
-          <w:lang w:val="ru-RU"/>
-        </w:rPr>
-        <w:t>.</w:t>
-      </w:r>
-    </w:p>
-    <w:p>
-      <w:pPr>
-        <w:spacing w:after="0" w:line="360" w:lineRule="auto"/>
-        <w:jc w:val="both"/>
-        <w:rPr>
-          <w:rFonts w:cs="Times New Roman"/>
-          <w:szCs w:val="28"/>
-          <w:lang w:val="ru-RU"/>
-        </w:rPr>
-      </w:pPr>
-      <w:r>
-        <w:rPr>
-          <w:rFonts w:cs="Times New Roman"/>
-          <w:szCs w:val="28"/>
-          <w:lang w:val="ru-RU"/>
-        </w:rPr>
-        <w:t xml:space="preserve">Загрузка запрещённого расширения — </w:t>
-      </w:r>
-      <w:r>
-        <w:rPr>
-          <w:rFonts w:cs="Times New Roman"/>
-          <w:szCs w:val="28"/>
-        </w:rPr>
-        <w:t>BadRequest</w:t>
-      </w:r>
-      <w:r>
-        <w:rPr>
-          <w:rFonts w:cs="Times New Roman"/>
-          <w:szCs w:val="28"/>
-          <w:lang w:val="ru-RU"/>
-        </w:rPr>
-        <w:t>.</w:t>
-      </w:r>
-    </w:p>
-    <w:p>
-      <w:pPr>
-        <w:spacing w:after="0" w:line="360" w:lineRule="auto"/>
-        <w:jc w:val="both"/>
-        <w:rPr>
-          <w:rFonts w:cs="Times New Roman"/>
-          <w:szCs w:val="28"/>
-          <w:lang w:val="ru-RU"/>
-        </w:rPr>
-      </w:pPr>
-      <w:r>
-        <w:rPr>
-          <w:rFonts w:cs="Times New Roman"/>
-          <w:szCs w:val="28"/>
-          <w:lang w:val="ru-RU"/>
-        </w:rPr>
-        <w:t xml:space="preserve">Попытка скачать чужой файл — </w:t>
-      </w:r>
-      <w:r>
-        <w:rPr>
-          <w:rFonts w:cs="Times New Roman"/>
-          <w:szCs w:val="28"/>
-        </w:rPr>
-        <w:t>Forbidden</w:t>
-      </w:r>
-      <w:r>
-        <w:rPr>
-          <w:rFonts w:cs="Times New Roman"/>
-          <w:szCs w:val="28"/>
-          <w:lang w:val="ru-RU"/>
-        </w:rPr>
-        <w:t>.</w:t>
-      </w:r>
-    </w:p>
-    <w:p>
-      <w:pPr>
-        <w:spacing w:after="0" w:line="360" w:lineRule="auto"/>
-        <w:jc w:val="both"/>
-        <w:rPr>
-          <w:rFonts w:cs="Times New Roman"/>
-          <w:szCs w:val="28"/>
-          <w:lang w:val="ru-RU"/>
-        </w:rPr>
-      </w:pPr>
-      <w:r>
-        <w:rPr>
-          <w:rFonts w:cs="Times New Roman"/>
-          <w:szCs w:val="28"/>
-          <w:lang w:val="ru-RU"/>
-        </w:rPr>
-        <w:t xml:space="preserve">Попытка удалить чужой файл — </w:t>
-      </w:r>
-      <w:r>
-        <w:rPr>
-          <w:rFonts w:cs="Times New Roman"/>
-          <w:szCs w:val="28"/>
-        </w:rPr>
-        <w:t>Forbidden</w:t>
-      </w:r>
-      <w:r>
-        <w:rPr>
-          <w:rFonts w:cs="Times New Roman"/>
-          <w:szCs w:val="28"/>
-          <w:lang w:val="ru-RU"/>
-        </w:rPr>
-        <w:t>.</w:t>
-      </w:r>
-    </w:p>
-    <w:p>
-      <w:pPr>
-        <w:spacing w:after="0" w:line="360" w:lineRule="auto"/>
-        <w:jc w:val="both"/>
-        <w:rPr>
-          <w:rFonts w:cs="Times New Roman"/>
-          <w:szCs w:val="28"/>
-          <w:lang w:val="ru-RU"/>
-        </w:rPr>
-      </w:pPr>
-      <w:r>
-        <w:rPr>
-          <w:rFonts w:cs="Times New Roman"/>
-          <w:szCs w:val="28"/>
-          <w:lang w:val="ru-RU"/>
-        </w:rPr>
-        <w:t>Вход с неверным паролем — ошибка.</w:t>
-      </w:r>
-    </w:p>
-    <w:p>
-      <w:pPr>
-        <w:spacing w:after="0" w:line="360" w:lineRule="auto"/>
-        <w:jc w:val="both"/>
-        <w:rPr>
-          <w:rFonts w:cs="Times New Roman"/>
-          <w:szCs w:val="28"/>
-          <w:lang w:val="ru-RU"/>
-        </w:rPr>
-      </w:pPr>
-      <w:r>
-        <w:rPr>
-          <w:rFonts w:cs="Times New Roman"/>
-          <w:szCs w:val="28"/>
-          <w:lang w:val="ru-RU"/>
-        </w:rPr>
-        <w:t>Повторный вход — редирект.</w:t>
-      </w:r>
-    </w:p>
-    <w:p>
-      <w:pPr>
-        <w:spacing w:after="0" w:line="360" w:lineRule="auto"/>
-        <w:jc w:val="both"/>
-        <w:rPr>
-          <w:rFonts w:cs="Times New Roman"/>
-          <w:szCs w:val="28"/>
-          <w:lang w:val="ru-RU"/>
-        </w:rPr>
-      </w:pPr>
-      <w:r>
-        <w:rPr>
-          <w:rFonts w:cs="Times New Roman"/>
-          <w:szCs w:val="28"/>
-          <w:lang w:val="ru-RU"/>
-        </w:rPr>
-        <w:t xml:space="preserve">Доступ по публичной ссылке без авторизации — </w:t>
-      </w:r>
-      <w:r>
-        <w:rPr>
-          <w:rFonts w:cs="Times New Roman"/>
-          <w:szCs w:val="28"/>
-        </w:rPr>
-        <w:t>OK</w:t>
-      </w:r>
-      <w:r>
-        <w:rPr>
-          <w:rFonts w:cs="Times New Roman"/>
-          <w:szCs w:val="28"/>
-          <w:lang w:val="ru-RU"/>
-        </w:rPr>
-        <w:t>.</w:t>
-      </w:r>
-    </w:p>
-    <w:p>
-      <w:pPr>
-        <w:spacing w:after="0" w:line="360" w:lineRule="auto"/>
-        <w:jc w:val="both"/>
-        <w:rPr>
-          <w:rFonts w:cs="Times New Roman"/>
-          <w:szCs w:val="28"/>
-          <w:lang w:val="ru-RU"/>
-        </w:rPr>
-      </w:pPr>
-      <w:r>
-        <w:rPr>
-          <w:rFonts w:cs="Times New Roman"/>
-          <w:szCs w:val="28"/>
-          <w:lang w:val="ru-RU"/>
-        </w:rPr>
-        <w:t xml:space="preserve">Доступ после отключения публичной ссылки — </w:t>
-      </w:r>
-      <w:r>
-        <w:rPr>
-          <w:rFonts w:cs="Times New Roman"/>
-          <w:szCs w:val="28"/>
-        </w:rPr>
-        <w:t>NotFound</w:t>
-      </w:r>
-      <w:r>
-        <w:rPr>
-          <w:rFonts w:cs="Times New Roman"/>
-          <w:szCs w:val="28"/>
-          <w:lang w:val="ru-RU"/>
-        </w:rPr>
-        <w:t>.</w:t>
-      </w:r>
-    </w:p>
-    <w:p>
-      <w:pPr>
-        <w:spacing w:after="0" w:line="360" w:lineRule="auto"/>
-        <w:jc w:val="both"/>
-        <w:rPr>
-          <w:rFonts w:cs="Times New Roman"/>
-          <w:szCs w:val="28"/>
-          <w:lang w:val="ru-RU"/>
-        </w:rPr>
-      </w:pPr>
-      <w:r>
-        <w:rPr>
-          <w:rFonts w:cs="Times New Roman"/>
-          <w:szCs w:val="28"/>
-          <w:lang w:val="ru-RU"/>
-        </w:rPr>
-        <w:t xml:space="preserve">Пользователь вне белого списка — </w:t>
-      </w:r>
-      <w:r>
-        <w:rPr>
-          <w:rFonts w:cs="Times New Roman"/>
-          <w:szCs w:val="28"/>
-        </w:rPr>
-        <w:t>Forbidden</w:t>
-      </w:r>
-      <w:r>
-        <w:rPr>
-          <w:rFonts w:cs="Times New Roman"/>
-          <w:szCs w:val="28"/>
-          <w:lang w:val="ru-RU"/>
-        </w:rPr>
-        <w:t>.</w:t>
-      </w:r>
-    </w:p>
-    <w:p>
-      <w:pPr>
-        <w:spacing w:after="0" w:line="360" w:lineRule="auto"/>
-        <w:jc w:val="both"/>
-        <w:rPr>
-          <w:rFonts w:cs="Times New Roman"/>
-          <w:szCs w:val="28"/>
-          <w:lang w:val="ru-RU"/>
-        </w:rPr>
-      </w:pPr>
-      <w:r>
-        <w:rPr>
-          <w:rFonts w:cs="Times New Roman"/>
-          <w:szCs w:val="28"/>
-          <w:lang w:val="ru-RU"/>
-        </w:rPr>
-        <w:t>Итоговый статус по чек-листу</w:t>
-      </w:r>
-    </w:p>
-    <w:p>
-      <w:pPr>
-        <w:spacing w:after="0" w:line="360" w:lineRule="auto"/>
-        <w:jc w:val="both"/>
-        <w:rPr>
-          <w:rFonts w:cs="Times New Roman"/>
-          <w:szCs w:val="28"/>
-          <w:lang w:val="ru-RU"/>
-        </w:rPr>
-      </w:pPr>
-      <w:r>
-        <w:rPr>
-          <w:rFonts w:cs="Times New Roman"/>
-          <w:szCs w:val="28"/>
-          <w:lang w:val="ru-RU"/>
-        </w:rPr>
-        <w:t>Базовый функционал 1–10 — 10/10.</w:t>
-      </w:r>
-    </w:p>
-    <w:p>
-      <w:pPr>
-        <w:spacing w:after="0" w:line="360" w:lineRule="auto"/>
-        <w:jc w:val="both"/>
-        <w:rPr>
-          <w:rFonts w:cs="Times New Roman"/>
-          <w:szCs w:val="28"/>
-          <w:lang w:val="ru-RU"/>
-        </w:rPr>
-      </w:pPr>
-      <w:r>
-        <w:rPr>
-          <w:rFonts w:cs="Times New Roman"/>
-          <w:szCs w:val="28"/>
-          <w:lang w:val="ru-RU"/>
-        </w:rPr>
-        <w:t>Безопасность 11–18 — 8/8.</w:t>
-      </w:r>
-    </w:p>
-    <w:p>
-      <w:pPr>
-        <w:spacing w:after="0" w:line="360" w:lineRule="auto"/>
-        <w:jc w:val="both"/>
-        <w:rPr>
-          <w:rFonts w:cs="Times New Roman"/>
-          <w:szCs w:val="28"/>
-          <w:lang w:val="ru-RU"/>
-        </w:rPr>
-      </w:pPr>
-      <w:r>
-        <w:rPr>
-          <w:rFonts w:cs="Times New Roman"/>
-          <w:szCs w:val="28"/>
-        </w:rPr>
-        <w:t>UI</w:t>
-      </w:r>
-      <w:r>
-        <w:rPr>
-          <w:rFonts w:cs="Times New Roman"/>
-          <w:szCs w:val="28"/>
-          <w:lang w:val="ru-RU"/>
-        </w:rPr>
-        <w:t>/</w:t>
-      </w:r>
-      <w:r>
-        <w:rPr>
-          <w:rFonts w:cs="Times New Roman"/>
-          <w:szCs w:val="28"/>
-        </w:rPr>
-        <w:t>UX</w:t>
-      </w:r>
-      <w:r>
-        <w:rPr>
-          <w:rFonts w:cs="Times New Roman"/>
-          <w:szCs w:val="28"/>
-          <w:lang w:val="ru-RU"/>
-        </w:rPr>
-        <w:t xml:space="preserve"> 19–24 — 6/6.</w:t>
-      </w:r>
-    </w:p>
-    <w:p>
-      <w:pPr>
-        <w:spacing w:after="0" w:line="360" w:lineRule="auto"/>
-        <w:jc w:val="both"/>
-        <w:rPr>
-          <w:rFonts w:cs="Times New Roman"/>
-          <w:szCs w:val="28"/>
-          <w:lang w:val="ru-RU"/>
-        </w:rPr>
-      </w:pPr>
-      <w:r>
-        <w:rPr>
-          <w:rFonts w:cs="Times New Roman"/>
-          <w:szCs w:val="28"/>
-          <w:lang w:val="ru-RU"/>
-        </w:rPr>
-        <w:t>Код и тесты 25–29 — 5/5.</w:t>
-      </w:r>
-    </w:p>
-    <w:p>
-      <w:pPr>
-        <w:spacing w:after="0" w:line="360" w:lineRule="auto"/>
-        <w:jc w:val="both"/>
-        <w:rPr>
-          <w:rFonts w:cs="Times New Roman"/>
-          <w:szCs w:val="28"/>
-          <w:lang w:val="ru-RU"/>
-        </w:rPr>
-      </w:pPr>
-      <w:r>
-        <w:rPr>
-          <w:rFonts w:cs="Times New Roman"/>
-          <w:szCs w:val="28"/>
-          <w:lang w:val="ru-RU"/>
-        </w:rPr>
-        <w:t>Все пункты чек-листа выполнены. Приложение соответствует требованиям.</w:t>
-      </w:r>
-    </w:p>
-    <w:p>
-      <w:pPr>
-        <w:spacing w:after="0" w:line="360" w:lineRule="auto"/>
-        <w:jc w:val="both"/>
-        <w:rPr>
-          <w:rFonts w:cs="Times New Roman"/>
-          <w:szCs w:val="28"/>
-          <w:lang w:val="ru-RU"/>
-        </w:rPr>
-      </w:pPr>
-      <w:r>
-        <w:rPr>
-          <w:rFonts w:cs="Times New Roman"/>
-          <w:szCs w:val="28"/>
-          <w:lang w:val="ru-RU"/>
-        </w:rPr>
-        <w:t>Итог по эмпирическому этапу</w:t>
-      </w:r>
-    </w:p>
-    <w:p>
-      <w:pPr>
-        <w:spacing w:after="0" w:line="360" w:lineRule="auto"/>
-        <w:jc w:val="both"/>
-        <w:rPr>
-          <w:rFonts w:cs="Times New Roman"/>
-          <w:szCs w:val="28"/>
-          <w:lang w:val="ru-RU"/>
-        </w:rPr>
-      </w:pPr>
-      <w:r>
-        <w:rPr>
-          <w:rFonts w:cs="Times New Roman"/>
-          <w:szCs w:val="28"/>
-          <w:lang w:val="ru-RU"/>
-        </w:rPr>
-        <w:t>Цикл №1. Базовое приложение. Результат: работает, но много недостатков. Несоответствий после валидации: 12.</w:t>
-      </w:r>
-    </w:p>
-    <w:p>
-      <w:pPr>
-        <w:spacing w:after="0" w:line="360" w:lineRule="auto"/>
-        <w:jc w:val="both"/>
-        <w:rPr>
-          <w:rFonts w:cs="Times New Roman"/>
-          <w:szCs w:val="28"/>
-          <w:lang w:val="ru-RU"/>
-        </w:rPr>
-      </w:pPr>
-      <w:r>
-        <w:rPr>
-          <w:rFonts w:cs="Times New Roman"/>
-          <w:szCs w:val="28"/>
-          <w:lang w:val="ru-RU"/>
-        </w:rPr>
-        <w:t>Цикл №2. Безопасность и владелец. Результат: исправлено, но тесты слабые, код монолитный. Несоответствий после валидации: 4.</w:t>
-      </w:r>
-    </w:p>
-    <w:p>
-      <w:pPr>
-        <w:spacing w:after="0" w:line="360" w:lineRule="auto"/>
-        <w:jc w:val="both"/>
-        <w:rPr>
-          <w:rFonts w:cs="Times New Roman"/>
-          <w:szCs w:val="28"/>
-          <w:lang w:val="ru-RU"/>
-        </w:rPr>
-      </w:pPr>
-      <w:r>
-        <w:rPr>
-          <w:rFonts w:cs="Times New Roman"/>
-          <w:szCs w:val="28"/>
-          <w:lang w:val="ru-RU"/>
-        </w:rPr>
-        <w:lastRenderedPageBreak/>
-        <w:t>Цикл №3. Публичные ссылки, белый список, регистрация. Результат: добавлено, багов нет. Несоответствий после валидации: 0 по функционалу.</w:t>
-      </w:r>
-    </w:p>
-    <w:p>
-      <w:pPr>
-        <w:spacing w:after="0" w:line="360" w:lineRule="auto"/>
-        <w:jc w:val="both"/>
-        <w:rPr>
-          <w:rFonts w:cs="Times New Roman"/>
-          <w:szCs w:val="28"/>
-          <w:lang w:val="ru-RU"/>
-        </w:rPr>
-      </w:pPr>
-      <w:r>
-        <w:rPr>
-          <w:rFonts w:cs="Times New Roman"/>
-          <w:szCs w:val="28"/>
-          <w:lang w:val="ru-RU"/>
-        </w:rPr>
         <w:t xml:space="preserve">Цикл №4. Рефакторинг, </w:t>
       </w:r>
       <w:r>
@@ -11755,7 +12396,7 @@
           <w:lang w:val="ru-RU"/>
         </w:rPr>
       </w:pPr>
-      <w:bookmarkStart w:id="7" w:name="_Toc232520136"/>
+      <w:bookmarkStart w:id="6" w:name="_Toc232520136"/>
       <w:r>
         <w:rPr>
           <w:rFonts w:ascii="Times New Roman" w:hAnsi="Times New Roman" w:cs="Times New Roman"/>
@@ -11764,7 +12405,7 @@
         </w:rPr>
         <w:t>6. РЕЗУЛЬТАТЫ И АНАЛИЗ</w:t>
       </w:r>
-      <w:bookmarkEnd w:id="7"/>
+      <w:bookmarkEnd w:id="6"/>
     </w:p>
     <w:p>
       <w:pPr>
@@ -11779,7 +12420,21 @@
         <w:rPr>
           <w:lang w:val="ru-RU"/>
         </w:rPr>
-        <w:t>По итогам этапа получен полнофункциональный и проверенный вариант приложения файлового хранилища: реализованы базовые операции с файлами, контроль доступа по владельцу, публичные сценарии шаринга и регистрация пользователей, а также улучшенный интерфейс и диагностируемые сообщения об ошибках.</w:t>
+        <w:t xml:space="preserve">По итогам этапа получен полнофункциональный и проверенный вариант приложения файлового хранилища: реализованы базовые операции с файлами, контроль доступа по владельцу, публичные сценарии </w:t>
+      </w:r>
+      <w:proofErr w:type="spellStart"/>
+      <w:r>
+        <w:rPr>
+          <w:lang w:val="ru-RU"/>
+        </w:rPr>
+        <w:t>шаринга</w:t>
+      </w:r>
+      <w:proofErr w:type="spellEnd"/>
+      <w:r>
+        <w:rPr>
+          <w:lang w:val="ru-RU"/>
+        </w:rPr>
+        <w:t xml:space="preserve"> и регистрация пользователей, а также улучшенный интерфейс и диагностируемые сообщения об ошибках.</w:t>
       </w:r>
     </w:p>
     <w:p>
@@ -11811,7 +12466,21 @@
         <w:rPr>
           <w:lang w:val="ru-RU"/>
         </w:rPr>
-        <w:t>Практическая валидация подтвердила устранение критичных рисков (безопасность загрузки, разграничение прав, устойчивость сценариев авторизации, покрытие негативных кейсов). Таким образом, качество результата достигалось не одной генерацией, а последовательной связкой: промпт, тестирование, анализ дефектов, корректировка и контрольная проверка.</w:t>
+        <w:t xml:space="preserve">Практическая валидация подтвердила устранение критичных рисков (безопасность загрузки, разграничение прав, устойчивость сценариев авторизации, покрытие негативных кейсов). Таким образом, качество результата достигалось не одной генерацией, а последовательной связкой: </w:t>
+      </w:r>
+      <w:proofErr w:type="spellStart"/>
+      <w:r>
+        <w:rPr>
+          <w:lang w:val="ru-RU"/>
+        </w:rPr>
+        <w:t>промпт</w:t>
+      </w:r>
+      <w:proofErr w:type="spellEnd"/>
+      <w:r>
+        <w:rPr>
+          <w:lang w:val="ru-RU"/>
+        </w:rPr>
+        <w:t>, тестирование, анализ дефектов, корректировка и контрольная проверка.</w:t>
       </w:r>
     </w:p>
     <w:p>
@@ -11849,8 +12518,131 @@
         <w:rPr>
           <w:lang w:val="ru-RU"/>
         </w:rPr>
+        <w:t>ИИ успешно справился со всеми этапами, но только при условии, что человек последовательно давал ему конкретные требования.</w:t>
+      </w:r>
+      <w:r>
+        <w:rPr>
+          <w:lang w:val="ru-RU"/>
+        </w:rPr>
+        <w:t xml:space="preserve"> </w:t>
+      </w:r>
+    </w:p>
+    <w:p>
+      <w:pPr>
+        <w:spacing w:after="0" w:line="360" w:lineRule="auto"/>
+        <w:ind w:firstLine="567"/>
+        <w:jc w:val="both"/>
+        <w:rPr>
+          <w:lang w:val="ru-RU"/>
+        </w:rPr>
+      </w:pPr>
+      <w:r>
+        <w:rPr>
+          <w:lang w:val="ru-RU"/>
+        </w:rPr>
         <w:lastRenderedPageBreak/>
-        <w:t>ИИ успешно справился со всеми этапами, но только при условии, что человек последовательно давал ему конкретные требования.</w:t>
+        <w:t>Сначала ИИ быстро создал рабочее приложение. Оно запустилось с первой попытки, и базовые функции работали. Но в первой версии было много проблем: не было ограничений на файлы, не было владельца файла, не было нормальной защиты доступа, не было тестов, а код был неудобен для чтения.</w:t>
+      </w:r>
+    </w:p>
+    <w:p>
+      <w:pPr>
+        <w:spacing w:after="0" w:line="360" w:lineRule="auto"/>
+        <w:ind w:firstLine="567"/>
+        <w:jc w:val="both"/>
+        <w:rPr>
+          <w:lang w:val="ru-RU"/>
+        </w:rPr>
+      </w:pPr>
+      <w:r>
+        <w:rPr>
+          <w:lang w:val="ru-RU"/>
+        </w:rPr>
+        <w:t>После этого я начал идти по шагам и просить ИИ исправлять конкретные недостатки. Когда проблема была описана точно, ИИ обычно исправлял её без больших сложностей.</w:t>
+      </w:r>
+    </w:p>
+    <w:p>
+      <w:pPr>
+        <w:spacing w:after="0" w:line="360" w:lineRule="auto"/>
+        <w:ind w:firstLine="567"/>
+        <w:jc w:val="both"/>
+        <w:rPr>
+          <w:lang w:val="ru-RU"/>
+        </w:rPr>
+      </w:pPr>
+      <w:r>
+        <w:rPr>
+          <w:lang w:val="ru-RU"/>
+        </w:rPr>
+        <w:t>Сначала были исправлены проблемы безопасности: добавлены ограничения на размер и тип файлов, владелец файла и проверки доступа. Потом были добавлены новые функции: публичная ссылка, белый список пользователей и регистрация. После ручного тестирования эти функции работали нормально.</w:t>
+      </w:r>
+    </w:p>
+    <w:p>
+      <w:pPr>
+        <w:spacing w:after="0" w:line="360" w:lineRule="auto"/>
+        <w:ind w:firstLine="567"/>
+        <w:jc w:val="both"/>
+        <w:rPr>
+          <w:lang w:val="ru-RU"/>
+        </w:rPr>
+      </w:pPr>
+      <w:r>
+        <w:rPr>
+          <w:lang w:val="ru-RU"/>
+        </w:rPr>
+        <w:t xml:space="preserve">Затем я попросил улучшить качество кода. ИИ разбил код на функции, вынес константы и разделил </w:t>
+      </w:r>
+      <w:r>
+        <w:t>Program</w:t>
+      </w:r>
+      <w:r>
+        <w:rPr>
+          <w:lang w:val="ru-RU"/>
+        </w:rPr>
+        <w:t>.</w:t>
+      </w:r>
+      <w:r>
+        <w:t>cs</w:t>
+      </w:r>
+      <w:r>
+        <w:rPr>
+          <w:lang w:val="ru-RU"/>
+        </w:rPr>
+        <w:t xml:space="preserve"> на несколько файлов. После этого проект стало проще читать.</w:t>
+      </w:r>
+    </w:p>
+    <w:p>
+      <w:pPr>
+        <w:spacing w:after="0" w:line="360" w:lineRule="auto"/>
+        <w:ind w:firstLine="567"/>
+        <w:jc w:val="both"/>
+        <w:rPr>
+          <w:lang w:val="ru-RU"/>
+        </w:rPr>
+      </w:pPr>
+      <w:r>
+        <w:rPr>
+          <w:lang w:val="ru-RU"/>
+        </w:rPr>
+        <w:t>Потом был улучшен интерфейс. Появились вкладки, уведомления, значки файлов, подсказки и кнопки действий. Пользоваться приложением стало удобнее.</w:t>
+      </w:r>
+    </w:p>
+    <w:p>
+      <w:pPr>
+        <w:spacing w:after="0" w:line="360" w:lineRule="auto"/>
+        <w:ind w:firstLine="567"/>
+        <w:jc w:val="both"/>
+        <w:rPr>
+          <w:lang w:val="ru-RU"/>
+        </w:rPr>
+      </w:pPr>
+      <w:r>
+        <w:rPr>
+          <w:lang w:val="ru-RU"/>
+        </w:rPr>
+        <w:t xml:space="preserve">После ручного тестирования были найдены ошибки: </w:t>
+      </w:r>
+      <w:r>
+        <w:t>Failed</w:t>
       </w:r>
       <w:r>
         <w:rPr>
@@ -11858,6 +12650,33 @@
         </w:rPr>
         <w:t xml:space="preserve"> </w:t>
       </w:r>
+      <w:r>
+        <w:t>to</w:t>
+      </w:r>
+      <w:r>
+        <w:rPr>
+          <w:lang w:val="ru-RU"/>
+        </w:rPr>
+        <w:t xml:space="preserve"> </w:t>
+      </w:r>
+      <w:r>
+        <w:t>fetch</w:t>
+      </w:r>
+      <w:r>
+        <w:rPr>
+          <w:lang w:val="ru-RU"/>
+        </w:rPr>
+        <w:t xml:space="preserve"> при загрузке большого файла и </w:t>
+      </w:r>
+      <w:r>
+        <w:t>HTTP</w:t>
+      </w:r>
+      <w:r>
+        <w:rPr>
+          <w:lang w:val="ru-RU"/>
+        </w:rPr>
+        <w:t xml:space="preserve"> 401 при повторном входе. ИИ исправил эти ошибки и сделал сообщения более понятными для пользователя.</w:t>
+      </w:r>
     </w:p>
     <w:p>
       <w:pPr>
@@ -11872,23 +12691,25 @@
         <w:rPr>
           <w:lang w:val="ru-RU"/>
         </w:rPr>
-        <w:t>Сначала ИИ быстро создал рабочее приложение. Оно запустилось с первой попытки, и базовые функции работали. Но в первой версии было много проблем: не было ограничений на файлы, не было владельца файла, не было нормальной защиты доступа, не было тестов, а код был неудобен для чтения.</w:t>
+        <w:t>В конце были добавлены нормальные тесты. Они стали проверять не только успешные действия, но и ошибки: слишком большой файл, запрещённое расширение, чужой файл, отключённую ссылку и доступ вне белого списка.</w:t>
       </w:r>
     </w:p>
     <w:p>
       <w:pPr>
         <w:spacing w:after="0" w:line="360" w:lineRule="auto"/>
         <w:ind w:firstLine="567"/>
-        <w:jc w:val="both"/>
-        <w:rPr>
-          <w:lang w:val="ru-RU"/>
-        </w:rPr>
-      </w:pPr>
-      <w:r>
-        <w:rPr>
-          <w:lang w:val="ru-RU"/>
-        </w:rPr>
-        <w:t>После этого я начал идти по шагам и просить ИИ исправлять конкретные недостатки. Когда проблема была описана точно, ИИ обычно исправлял её без больших сложностей.</w:t>
+        <w:jc w:val="center"/>
+        <w:rPr>
+          <w:b/>
+          <w:lang w:val="ru-RU"/>
+        </w:rPr>
+      </w:pPr>
+      <w:r>
+        <w:rPr>
+          <w:b/>
+          <w:lang w:val="ru-RU"/>
+        </w:rPr>
+        <w:t>Что было успешным и почему</w:t>
       </w:r>
     </w:p>
     <w:p>
@@ -11897,14 +12718,64 @@
         <w:ind w:firstLine="567"/>
         <w:jc w:val="both"/>
         <w:rPr>
-          <w:lang w:val="ru-RU"/>
-        </w:rPr>
-      </w:pPr>
-      <w:r>
-        <w:rPr>
-          <w:lang w:val="ru-RU"/>
-        </w:rPr>
-        <w:t>Сначала были исправлены проблемы безопасности: добавлены ограничения на размер и тип файлов, владелец файла и проверки доступа. Потом были добавлены новые функции: публичная ссылка, белый список пользователей и регистрация. После ручного тестирования эти функции работали нормально.</w:t>
+          <w:b/>
+          <w:lang w:val="ru-RU"/>
+        </w:rPr>
+      </w:pPr>
+      <w:r>
+        <w:rPr>
+          <w:b/>
+          <w:lang w:val="ru-RU"/>
+        </w:rPr>
+        <w:t xml:space="preserve">C:\...\Program.cs(...): </w:t>
+      </w:r>
+      <w:proofErr w:type="spellStart"/>
+      <w:r>
+        <w:rPr>
+          <w:b/>
+          <w:lang w:val="ru-RU"/>
+        </w:rPr>
+        <w:t>error</w:t>
+      </w:r>
+      <w:proofErr w:type="spellEnd"/>
+      <w:r>
+        <w:rPr>
+          <w:b/>
+          <w:lang w:val="ru-RU"/>
+        </w:rPr>
+        <w:t xml:space="preserve"> CS1061 ... </w:t>
+      </w:r>
+      <w:proofErr w:type="spellStart"/>
+      <w:r>
+        <w:rPr>
+          <w:b/>
+          <w:lang w:val="ru-RU"/>
+        </w:rPr>
+        <w:t>AddSwaggerGen</w:t>
+      </w:r>
+      <w:proofErr w:type="spellEnd"/>
+      <w:r>
+        <w:rPr>
+          <w:b/>
+          <w:lang w:val="ru-RU"/>
+        </w:rPr>
+        <w:t>/</w:t>
+      </w:r>
+      <w:proofErr w:type="spellStart"/>
+      <w:r>
+        <w:rPr>
+          <w:b/>
+          <w:lang w:val="ru-RU"/>
+        </w:rPr>
+        <w:t>UseSwagger</w:t>
+      </w:r>
+      <w:proofErr w:type="spellEnd"/>
+      <w:r>
+        <w:rPr>
+          <w:b/>
+          <w:lang w:val="ru-RU"/>
+        </w:rPr>
+        <w:t>...</w:t>
       </w:r>
     </w:p>
     <w:p>
@@ -11920,110 +12791,788 @@
         <w:rPr>
           <w:lang w:val="ru-RU"/>
         </w:rPr>
-        <w:t xml:space="preserve">Затем я попросил улучшить качество кода. ИИ разбил код на функции, вынес константы и разделил </w:t>
-      </w:r>
-      <w:r>
+        <w:t xml:space="preserve">Почему хорошо: </w:t>
+      </w:r>
+      <w:r>
+        <w:rPr>
+          <w:lang w:val="ru-RU"/>
+        </w:rPr>
+        <w:t>я</w:t>
+      </w:r>
+      <w:r>
+        <w:rPr>
+          <w:lang w:val="ru-RU"/>
+        </w:rPr>
+        <w:t xml:space="preserve"> дал точный лог компиляции с файлами и строками. Это сразу указывает причину и ускоряет фикс.</w:t>
+      </w:r>
+    </w:p>
+    <w:p>
+      <w:pPr>
+        <w:spacing w:after="0" w:line="360" w:lineRule="auto"/>
+        <w:ind w:firstLine="567"/>
+        <w:jc w:val="both"/>
+        <w:rPr>
+          <w:lang w:val="ru-RU"/>
+        </w:rPr>
+      </w:pPr>
+      <w:r>
+        <w:rPr>
+          <w:lang w:val="ru-RU"/>
+        </w:rPr>
+        <w:t>HTTP ERROR 401 при попытке скачать файл + уточнение про ссылку /</w:t>
+      </w:r>
+      <w:proofErr w:type="spellStart"/>
+      <w:r>
+        <w:rPr>
+          <w:lang w:val="ru-RU"/>
+        </w:rPr>
+        <w:t>api</w:t>
+      </w:r>
+      <w:proofErr w:type="spellEnd"/>
+      <w:r>
+        <w:rPr>
+          <w:lang w:val="ru-RU"/>
+        </w:rPr>
+        <w:t>/</w:t>
+      </w:r>
+      <w:proofErr w:type="spellStart"/>
+      <w:r>
+        <w:rPr>
+          <w:lang w:val="ru-RU"/>
+        </w:rPr>
+        <w:t>share</w:t>
+      </w:r>
+      <w:proofErr w:type="spellEnd"/>
+      <w:r>
+        <w:rPr>
+          <w:lang w:val="ru-RU"/>
+        </w:rPr>
+        <w:t>/...</w:t>
+      </w:r>
+    </w:p>
+    <w:p>
+      <w:pPr>
+        <w:spacing w:after="0" w:line="360" w:lineRule="auto"/>
+        <w:ind w:firstLine="567"/>
+        <w:jc w:val="both"/>
+        <w:rPr>
+          <w:lang w:val="ru-RU"/>
+        </w:rPr>
+      </w:pPr>
+      <w:r>
+        <w:rPr>
+          <w:lang w:val="ru-RU"/>
+        </w:rPr>
+        <w:lastRenderedPageBreak/>
+        <w:t xml:space="preserve">Почему хорошо: </w:t>
+      </w:r>
+      <w:r>
+        <w:rPr>
+          <w:lang w:val="ru-RU"/>
+        </w:rPr>
+        <w:t>я</w:t>
+      </w:r>
+      <w:r>
+        <w:rPr>
+          <w:lang w:val="ru-RU"/>
+        </w:rPr>
+        <w:t xml:space="preserve"> дал симптом + сценарий воспроизведения (что нажал, где упало). Это помогает найти слой (</w:t>
+      </w:r>
+      <w:proofErr w:type="spellStart"/>
+      <w:r>
+        <w:rPr>
+          <w:lang w:val="ru-RU"/>
+        </w:rPr>
+        <w:t>auth</w:t>
+      </w:r>
+      <w:proofErr w:type="spellEnd"/>
+      <w:r>
+        <w:rPr>
+          <w:lang w:val="ru-RU"/>
+        </w:rPr>
+        <w:t>/</w:t>
+      </w:r>
+      <w:proofErr w:type="spellStart"/>
+      <w:r>
+        <w:rPr>
+          <w:lang w:val="ru-RU"/>
+        </w:rPr>
+        <w:t>cookie</w:t>
+      </w:r>
+      <w:proofErr w:type="spellEnd"/>
+      <w:r>
+        <w:rPr>
+          <w:lang w:val="ru-RU"/>
+        </w:rPr>
+        <w:t>/</w:t>
+      </w:r>
+      <w:proofErr w:type="spellStart"/>
+      <w:r>
+        <w:rPr>
+          <w:lang w:val="ru-RU"/>
+        </w:rPr>
+        <w:t>frontend</w:t>
+      </w:r>
+      <w:proofErr w:type="spellEnd"/>
+      <w:r>
+        <w:rPr>
+          <w:lang w:val="ru-RU"/>
+        </w:rPr>
+        <w:t>).</w:t>
+      </w:r>
+    </w:p>
+    <w:p>
+      <w:pPr>
+        <w:spacing w:after="0" w:line="360" w:lineRule="auto"/>
+        <w:ind w:firstLine="567"/>
+        <w:jc w:val="both"/>
+        <w:rPr>
+          <w:b/>
+          <w:lang w:val="ru-RU"/>
+        </w:rPr>
+      </w:pPr>
+      <w:proofErr w:type="spellStart"/>
+      <w:r>
+        <w:rPr>
+          <w:b/>
+          <w:lang w:val="ru-RU"/>
+        </w:rPr>
+        <w:t>Failed</w:t>
+      </w:r>
+      <w:proofErr w:type="spellEnd"/>
+      <w:r>
+        <w:rPr>
+          <w:b/>
+          <w:lang w:val="ru-RU"/>
+        </w:rPr>
+        <w:t xml:space="preserve"> </w:t>
+      </w:r>
+      <w:proofErr w:type="spellStart"/>
+      <w:r>
+        <w:rPr>
+          <w:b/>
+          <w:lang w:val="ru-RU"/>
+        </w:rPr>
+        <w:t>to</w:t>
+      </w:r>
+      <w:proofErr w:type="spellEnd"/>
+      <w:r>
+        <w:rPr>
+          <w:b/>
+          <w:lang w:val="ru-RU"/>
+        </w:rPr>
+        <w:t xml:space="preserve"> </w:t>
+      </w:r>
+      <w:proofErr w:type="spellStart"/>
+      <w:proofErr w:type="gramStart"/>
+      <w:r>
+        <w:rPr>
+          <w:b/>
+          <w:lang w:val="ru-RU"/>
+        </w:rPr>
+        <w:t>fetch</w:t>
+      </w:r>
+      <w:proofErr w:type="spellEnd"/>
+      <w:proofErr w:type="gramEnd"/>
+      <w:r>
+        <w:rPr>
+          <w:b/>
+          <w:lang w:val="ru-RU"/>
+        </w:rPr>
+        <w:t xml:space="preserve"> когда я хочу загрузить большой файл</w:t>
+      </w:r>
+    </w:p>
+    <w:p>
+      <w:pPr>
+        <w:spacing w:after="0" w:line="360" w:lineRule="auto"/>
+        <w:ind w:firstLine="567"/>
+        <w:jc w:val="both"/>
+        <w:rPr>
+          <w:lang w:val="ru-RU"/>
+        </w:rPr>
+      </w:pPr>
+      <w:r>
+        <w:rPr>
+          <w:lang w:val="ru-RU"/>
+        </w:rPr>
+        <w:t>Почему хорошо: указал условие сбоя (большой файл), значит можно проверить лимиты сервера/клиента.</w:t>
+      </w:r>
+    </w:p>
+    <w:p>
+      <w:pPr>
+        <w:spacing w:after="0" w:line="360" w:lineRule="auto"/>
+        <w:ind w:firstLine="567"/>
+        <w:jc w:val="both"/>
+        <w:rPr>
+          <w:b/>
+          <w:lang w:val="ru-RU"/>
+        </w:rPr>
+      </w:pPr>
+      <w:r>
+        <w:rPr>
+          <w:b/>
+          <w:lang w:val="ru-RU"/>
+        </w:rPr>
+        <w:t>стандартизируй ответы на нелегальные действия...</w:t>
+      </w:r>
+    </w:p>
+    <w:p>
+      <w:pPr>
+        <w:spacing w:after="0" w:line="360" w:lineRule="auto"/>
+        <w:ind w:firstLine="567"/>
+        <w:jc w:val="both"/>
+        <w:rPr>
+          <w:lang w:val="ru-RU"/>
+        </w:rPr>
+      </w:pPr>
+      <w:r>
+        <w:rPr>
+          <w:lang w:val="ru-RU"/>
+        </w:rPr>
+        <w:t>Почему хорошо: это уже архитектурное требование, а не разовый баг. Такой запрос улучшает систему целиком.</w:t>
+      </w:r>
+    </w:p>
+    <w:p>
+      <w:pPr>
+        <w:spacing w:after="0" w:line="360" w:lineRule="auto"/>
+        <w:ind w:firstLine="567"/>
+        <w:jc w:val="both"/>
+        <w:rPr>
+          <w:b/>
+          <w:lang w:val="ru-RU"/>
+        </w:rPr>
+      </w:pPr>
+      <w:r>
+        <w:rPr>
+          <w:b/>
+          <w:lang w:val="ru-RU"/>
+        </w:rPr>
+        <w:t xml:space="preserve">разбей </w:t>
+      </w:r>
+      <w:proofErr w:type="spellStart"/>
+      <w:r>
+        <w:rPr>
+          <w:b/>
+          <w:lang w:val="ru-RU"/>
+        </w:rPr>
         <w:t>Program</w:t>
       </w:r>
+      <w:proofErr w:type="spellEnd"/>
+      <w:r>
+        <w:rPr>
+          <w:b/>
+          <w:lang w:val="ru-RU"/>
+        </w:rPr>
+        <w:t xml:space="preserve"> на несколько файлов и вынеси константы...</w:t>
+      </w:r>
+    </w:p>
+    <w:p>
+      <w:pPr>
+        <w:spacing w:after="0" w:line="360" w:lineRule="auto"/>
+        <w:ind w:firstLine="567"/>
+        <w:jc w:val="both"/>
+        <w:rPr>
+          <w:lang w:val="ru-RU"/>
+        </w:rPr>
+      </w:pPr>
+      <w:r>
+        <w:rPr>
+          <w:lang w:val="ru-RU"/>
+        </w:rPr>
+        <w:t>Почему хорошо: четкий рефакторинг-цель с понятным результатом.</w:t>
+      </w:r>
+    </w:p>
+    <w:p>
+      <w:pPr>
+        <w:spacing w:after="0" w:line="360" w:lineRule="auto"/>
+        <w:ind w:firstLine="567"/>
+        <w:jc w:val="both"/>
+        <w:rPr>
+          <w:b/>
+          <w:lang w:val="ru-RU"/>
+        </w:rPr>
+      </w:pPr>
+      <w:r>
+        <w:rPr>
+          <w:b/>
+          <w:lang w:val="ru-RU"/>
+        </w:rPr>
+        <w:t>проанализируй код полностью и для каждой основной функции допиши тест</w:t>
+      </w:r>
+    </w:p>
+    <w:p>
+      <w:pPr>
+        <w:spacing w:after="0" w:line="360" w:lineRule="auto"/>
+        <w:ind w:firstLine="567"/>
+        <w:jc w:val="both"/>
+        <w:rPr>
+          <w:lang w:val="ru-RU"/>
+        </w:rPr>
+      </w:pPr>
+      <w:r>
+        <w:rPr>
+          <w:lang w:val="ru-RU"/>
+        </w:rPr>
+        <w:t>Почему хорошо: ясный масштаб работы и ожидаемый итог (тесты на основные функции).</w:t>
+      </w:r>
+    </w:p>
+    <w:p>
+      <w:pPr>
+        <w:spacing w:after="0" w:line="360" w:lineRule="auto"/>
+        <w:ind w:firstLine="567"/>
+        <w:jc w:val="both"/>
+        <w:rPr>
+          <w:lang w:val="ru-RU"/>
+        </w:rPr>
+      </w:pPr>
+      <w:r>
+        <w:rPr>
+          <w:lang w:val="ru-RU"/>
+        </w:rPr>
+        <w:t>Что было менее удачным и почему</w:t>
+      </w:r>
+    </w:p>
+    <w:p>
+      <w:pPr>
+        <w:spacing w:after="0" w:line="360" w:lineRule="auto"/>
+        <w:ind w:firstLine="567"/>
+        <w:jc w:val="both"/>
+        <w:rPr>
+          <w:b/>
+          <w:lang w:val="ru-RU"/>
+        </w:rPr>
+      </w:pPr>
+      <w:r>
+        <w:rPr>
+          <w:b/>
+          <w:lang w:val="ru-RU"/>
+        </w:rPr>
+        <w:t>проанализируй код, найди часто встречающиеся ошибки</w:t>
+      </w:r>
+    </w:p>
+    <w:p>
+      <w:pPr>
+        <w:spacing w:after="0" w:line="360" w:lineRule="auto"/>
+        <w:ind w:firstLine="567"/>
+        <w:jc w:val="both"/>
+        <w:rPr>
+          <w:lang w:val="ru-RU"/>
+        </w:rPr>
+      </w:pPr>
+      <w:r>
+        <w:rPr>
+          <w:lang w:val="ru-RU"/>
+        </w:rPr>
+        <w:t>Проблема: слишком широко, без приоритета и без “что считать готовым”.</w:t>
+      </w:r>
+    </w:p>
+    <w:p>
+      <w:pPr>
+        <w:spacing w:after="0" w:line="360" w:lineRule="auto"/>
+        <w:ind w:firstLine="567"/>
+        <w:jc w:val="both"/>
+        <w:rPr>
+          <w:b/>
+          <w:lang w:val="ru-RU"/>
+        </w:rPr>
+      </w:pPr>
+      <w:r>
+        <w:rPr>
+          <w:b/>
+          <w:lang w:val="ru-RU"/>
+        </w:rPr>
+        <w:t>исправь их все</w:t>
+      </w:r>
+    </w:p>
+    <w:p>
+      <w:pPr>
+        <w:spacing w:after="0" w:line="360" w:lineRule="auto"/>
+        <w:ind w:firstLine="567"/>
+        <w:jc w:val="both"/>
+        <w:rPr>
+          <w:lang w:val="ru-RU"/>
+        </w:rPr>
+      </w:pPr>
+      <w:r>
+        <w:rPr>
+          <w:lang w:val="ru-RU"/>
+        </w:rPr>
+        <w:t>Проблема: неясно, какие именно “их” (нет списка/критериев/приоритета).</w:t>
+      </w:r>
+    </w:p>
+    <w:p>
+      <w:pPr>
+        <w:spacing w:after="0" w:line="360" w:lineRule="auto"/>
+        <w:ind w:firstLine="567"/>
+        <w:jc w:val="both"/>
+        <w:rPr>
+          <w:b/>
+          <w:lang w:val="ru-RU"/>
+        </w:rPr>
+      </w:pPr>
+      <w:r>
+        <w:rPr>
+          <w:b/>
+          <w:lang w:val="ru-RU"/>
+        </w:rPr>
+        <w:t>Сообщение вида да внес</w:t>
+      </w:r>
+      <w:r>
+        <w:rPr>
+          <w:b/>
+          <w:lang w:val="ru-RU"/>
+        </w:rPr>
+        <w:t>и</w:t>
+      </w:r>
+      <w:r>
+        <w:rPr>
+          <w:b/>
+          <w:lang w:val="ru-RU"/>
+        </w:rPr>
+        <w:t xml:space="preserve"> </w:t>
+      </w:r>
+      <w:proofErr w:type="spellStart"/>
+      <w:r>
+        <w:rPr>
+          <w:b/>
+          <w:lang w:val="ru-RU"/>
+        </w:rPr>
+        <w:t>патч</w:t>
+      </w:r>
+      <w:proofErr w:type="spellEnd"/>
+      <w:r>
+        <w:rPr>
+          <w:b/>
+          <w:lang w:val="ru-RU"/>
+        </w:rPr>
+        <w:t xml:space="preserve"> на эти пункты</w:t>
+      </w:r>
+    </w:p>
+    <w:p>
+      <w:pPr>
+        <w:spacing w:after="0" w:line="360" w:lineRule="auto"/>
+        <w:ind w:firstLine="567"/>
+        <w:jc w:val="both"/>
+        <w:rPr>
+          <w:lang w:val="ru-RU"/>
+        </w:rPr>
+      </w:pPr>
+      <w:r>
+        <w:rPr>
+          <w:lang w:val="ru-RU"/>
+        </w:rPr>
+        <w:t>Проблема: запрос неполный, легко неверно интерпретировать.</w:t>
+      </w:r>
+    </w:p>
+    <w:p>
+      <w:pPr>
+        <w:spacing w:after="0" w:line="360" w:lineRule="auto"/>
+        <w:ind w:firstLine="567"/>
+        <w:jc w:val="both"/>
+        <w:rPr>
+          <w:lang w:val="ru-RU"/>
+        </w:rPr>
+      </w:pPr>
+      <w:r>
+        <w:rPr>
+          <w:lang w:val="ru-RU"/>
+        </w:rPr>
+        <w:t>Работает лучше, когда в запросе есть 4 блока:</w:t>
+      </w:r>
+    </w:p>
+    <w:p>
+      <w:pPr>
+        <w:spacing w:after="0" w:line="360" w:lineRule="auto"/>
+        <w:ind w:firstLine="567"/>
+        <w:jc w:val="both"/>
+        <w:rPr>
+          <w:lang w:val="ru-RU"/>
+        </w:rPr>
+      </w:pPr>
+    </w:p>
+    <w:p>
+      <w:pPr>
+        <w:spacing w:after="0" w:line="360" w:lineRule="auto"/>
+        <w:ind w:firstLine="567"/>
+        <w:jc w:val="both"/>
+        <w:rPr>
+          <w:lang w:val="ru-RU"/>
+        </w:rPr>
+      </w:pPr>
+      <w:r>
+        <w:rPr>
+          <w:lang w:val="ru-RU"/>
+        </w:rPr>
+        <w:t>Контекст: где проблема (файл/</w:t>
+      </w:r>
+      <w:proofErr w:type="spellStart"/>
+      <w:r>
+        <w:rPr>
+          <w:lang w:val="ru-RU"/>
+        </w:rPr>
+        <w:t>эндпоинт</w:t>
+      </w:r>
+      <w:proofErr w:type="spellEnd"/>
+      <w:r>
+        <w:rPr>
+          <w:lang w:val="ru-RU"/>
+        </w:rPr>
+        <w:t>/экран).</w:t>
+      </w:r>
+    </w:p>
+    <w:p>
+      <w:pPr>
+        <w:spacing w:after="0" w:line="360" w:lineRule="auto"/>
+        <w:ind w:firstLine="567"/>
+        <w:jc w:val="both"/>
+        <w:rPr>
+          <w:lang w:val="ru-RU"/>
+        </w:rPr>
+      </w:pPr>
+      <w:r>
+        <w:rPr>
+          <w:lang w:val="ru-RU"/>
+        </w:rPr>
+        <w:t>Факт ошибки: лог/код ответа/текст.</w:t>
+      </w:r>
+    </w:p>
+    <w:p>
+      <w:pPr>
+        <w:spacing w:after="0" w:line="360" w:lineRule="auto"/>
+        <w:ind w:firstLine="567"/>
+        <w:jc w:val="both"/>
+        <w:rPr>
+          <w:lang w:val="ru-RU"/>
+        </w:rPr>
+      </w:pPr>
+      <w:r>
+        <w:rPr>
+          <w:lang w:val="ru-RU"/>
+        </w:rPr>
+        <w:t>Шаги воспроизведения: как повторить.</w:t>
+      </w:r>
+    </w:p>
+    <w:p>
+      <w:pPr>
+        <w:spacing w:after="0" w:line="360" w:lineRule="auto"/>
+        <w:ind w:firstLine="567"/>
+        <w:jc w:val="both"/>
+        <w:rPr>
+          <w:lang w:val="ru-RU"/>
+        </w:rPr>
+      </w:pPr>
+      <w:r>
+        <w:rPr>
+          <w:lang w:val="ru-RU"/>
+        </w:rPr>
+        <w:t>Критерий готовности: что должно стать после фикса.</w:t>
+      </w:r>
+    </w:p>
+    <w:p>
+      <w:pPr>
+        <w:spacing w:after="0" w:line="360" w:lineRule="auto"/>
+        <w:ind w:firstLine="567"/>
+        <w:jc w:val="both"/>
+        <w:rPr>
+          <w:lang w:val="ru-RU"/>
+        </w:rPr>
+      </w:pPr>
+      <w:r>
+        <w:rPr>
+          <w:lang w:val="ru-RU"/>
+        </w:rPr>
+        <w:t>Шаблон хорошего запроса</w:t>
+      </w:r>
+    </w:p>
+    <w:p>
+      <w:pPr>
+        <w:spacing w:after="0" w:line="360" w:lineRule="auto"/>
+        <w:ind w:firstLine="567"/>
+        <w:jc w:val="both"/>
+        <w:rPr>
+          <w:lang w:val="ru-RU"/>
+        </w:rPr>
+      </w:pPr>
+      <w:r>
+        <w:rPr>
+          <w:lang w:val="ru-RU"/>
+        </w:rPr>
+        <w:lastRenderedPageBreak/>
+        <w:t>Что сломалось: …</w:t>
+      </w:r>
+    </w:p>
+    <w:p>
+      <w:pPr>
+        <w:spacing w:after="0" w:line="360" w:lineRule="auto"/>
+        <w:ind w:firstLine="567"/>
+        <w:jc w:val="both"/>
+        <w:rPr>
+          <w:lang w:val="ru-RU"/>
+        </w:rPr>
+      </w:pPr>
+      <w:r>
+        <w:rPr>
+          <w:lang w:val="ru-RU"/>
+        </w:rPr>
+        <w:t>Где: …</w:t>
+      </w:r>
+    </w:p>
+    <w:p>
+      <w:pPr>
+        <w:spacing w:after="0" w:line="360" w:lineRule="auto"/>
+        <w:ind w:firstLine="567"/>
+        <w:jc w:val="both"/>
+        <w:rPr>
+          <w:lang w:val="ru-RU"/>
+        </w:rPr>
+      </w:pPr>
+      <w:r>
+        <w:rPr>
+          <w:lang w:val="ru-RU"/>
+        </w:rPr>
+        <w:t>Как воспроизвести: 1) … 2) … 3) …</w:t>
+      </w:r>
+    </w:p>
+    <w:p>
+      <w:pPr>
+        <w:spacing w:after="0" w:line="360" w:lineRule="auto"/>
+        <w:ind w:firstLine="567"/>
+        <w:jc w:val="both"/>
+        <w:rPr>
+          <w:lang w:val="ru-RU"/>
+        </w:rPr>
+      </w:pPr>
+      <w:r>
+        <w:rPr>
+          <w:lang w:val="ru-RU"/>
+        </w:rPr>
+        <w:t>Ожидаю: …</w:t>
+      </w:r>
+    </w:p>
+    <w:p>
+      <w:pPr>
+        <w:spacing w:after="0" w:line="360" w:lineRule="auto"/>
+        <w:ind w:firstLine="567"/>
+        <w:jc w:val="both"/>
+        <w:rPr>
+          <w:lang w:val="ru-RU"/>
+        </w:rPr>
+      </w:pPr>
+      <w:r>
+        <w:rPr>
+          <w:lang w:val="ru-RU"/>
+        </w:rPr>
+        <w:t>Ограничения: (не ломать API, сохранить совместимость, добавить тесты и т.п.)</w:t>
+      </w:r>
+    </w:p>
+    <w:p>
+      <w:pPr>
+        <w:spacing w:after="0" w:line="360" w:lineRule="auto"/>
+        <w:ind w:firstLine="567"/>
+        <w:jc w:val="both"/>
+        <w:rPr>
+          <w:lang w:val="ru-RU"/>
+        </w:rPr>
+      </w:pPr>
+      <w:r>
+        <w:rPr>
+          <w:lang w:val="ru-RU"/>
+        </w:rPr>
+        <w:t>Пример</w:t>
+      </w:r>
+      <w:proofErr w:type="gramStart"/>
+      <w:r>
+        <w:rPr>
+          <w:lang w:val="ru-RU"/>
+        </w:rPr>
+        <w:t>: При</w:t>
+      </w:r>
+      <w:proofErr w:type="gramEnd"/>
+      <w:r>
+        <w:rPr>
+          <w:lang w:val="ru-RU"/>
+        </w:rPr>
+        <w:t xml:space="preserve"> </w:t>
+      </w:r>
+      <w:proofErr w:type="spellStart"/>
+      <w:r>
+        <w:rPr>
+          <w:lang w:val="ru-RU"/>
+        </w:rPr>
+        <w:t>upload</w:t>
+      </w:r>
+      <w:proofErr w:type="spellEnd"/>
+      <w:r>
+        <w:rPr>
+          <w:lang w:val="ru-RU"/>
+        </w:rPr>
+        <w:t xml:space="preserve"> файла &gt;50MB получаю </w:t>
+      </w:r>
+      <w:r>
+        <w:t xml:space="preserve">Failed to fetch. </w:t>
+      </w:r>
+      <w:r>
+        <w:rPr>
+          <w:lang w:val="ru-RU"/>
+        </w:rPr>
+        <w:t>Проверь</w:t>
+      </w:r>
+      <w:r>
+        <w:t xml:space="preserve"> </w:t>
+      </w:r>
+      <w:proofErr w:type="spellStart"/>
+      <w:r>
+        <w:t>backend+frontend</w:t>
+      </w:r>
+      <w:proofErr w:type="spellEnd"/>
+      <w:r>
+        <w:t xml:space="preserve"> </w:t>
+      </w:r>
+      <w:r>
+        <w:rPr>
+          <w:lang w:val="ru-RU"/>
+        </w:rPr>
+        <w:t>лимиты</w:t>
+      </w:r>
+      <w:r>
+        <w:t xml:space="preserve">. </w:t>
+      </w:r>
+      <w:r>
+        <w:rPr>
+          <w:lang w:val="ru-RU"/>
+        </w:rPr>
+        <w:t xml:space="preserve">Ожидаю: понятная ошибка пользователю, лимит из </w:t>
+      </w:r>
+      <w:proofErr w:type="spellStart"/>
+      <w:r>
+        <w:rPr>
+          <w:lang w:val="ru-RU"/>
+        </w:rPr>
+        <w:t>web.config</w:t>
+      </w:r>
+      <w:proofErr w:type="spellEnd"/>
+      <w:r>
+        <w:rPr>
+          <w:lang w:val="ru-RU"/>
+        </w:rPr>
+        <w:t xml:space="preserve">, тест на </w:t>
+      </w:r>
+      <w:proofErr w:type="spellStart"/>
+      <w:r>
+        <w:rPr>
+          <w:lang w:val="ru-RU"/>
+        </w:rPr>
+        <w:t>oversized</w:t>
+      </w:r>
+      <w:proofErr w:type="spellEnd"/>
       <w:r>
         <w:rPr>
           <w:lang w:val="ru-RU"/>
         </w:rPr>
         <w:t>.</w:t>
       </w:r>
-      <w:r>
-        <w:t>cs</w:t>
-      </w:r>
-      <w:r>
-        <w:rPr>
-          <w:lang w:val="ru-RU"/>
-        </w:rPr>
-        <w:t xml:space="preserve"> на несколько файлов. После этого проект стало проще читать.</w:t>
-      </w:r>
-    </w:p>
-    <w:p>
-      <w:pPr>
-        <w:spacing w:after="0" w:line="360" w:lineRule="auto"/>
-        <w:ind w:firstLine="567"/>
-        <w:jc w:val="both"/>
-        <w:rPr>
-          <w:lang w:val="ru-RU"/>
-        </w:rPr>
-      </w:pPr>
-      <w:r>
-        <w:rPr>
-          <w:lang w:val="ru-RU"/>
-        </w:rPr>
-        <w:t>Потом был улучшен интерфейс. Появились вкладки, уведомления, значки файлов, подсказки и кнопки действий. Пользоваться приложением стало удобнее.</w:t>
-      </w:r>
-    </w:p>
-    <w:p>
-      <w:pPr>
-        <w:spacing w:after="0" w:line="360" w:lineRule="auto"/>
-        <w:ind w:firstLine="567"/>
-        <w:jc w:val="both"/>
-        <w:rPr>
-          <w:lang w:val="ru-RU"/>
-        </w:rPr>
-      </w:pPr>
-      <w:r>
-        <w:rPr>
-          <w:lang w:val="ru-RU"/>
-        </w:rPr>
-        <w:t xml:space="preserve">После ручного тестирования были найдены ошибки: </w:t>
-      </w:r>
-      <w:r>
-        <w:t>Failed</w:t>
-      </w:r>
-      <w:r>
-        <w:rPr>
-          <w:lang w:val="ru-RU"/>
-        </w:rPr>
-        <w:t xml:space="preserve"> </w:t>
-      </w:r>
-      <w:r>
-        <w:t>to</w:t>
-      </w:r>
-      <w:r>
-        <w:rPr>
-          <w:lang w:val="ru-RU"/>
-        </w:rPr>
-        <w:t xml:space="preserve"> </w:t>
-      </w:r>
-      <w:r>
-        <w:t>fetch</w:t>
-      </w:r>
-      <w:r>
-        <w:rPr>
-          <w:lang w:val="ru-RU"/>
-        </w:rPr>
-        <w:t xml:space="preserve"> при загрузке большого файла и </w:t>
-      </w:r>
-      <w:r>
-        <w:t>HTTP</w:t>
-      </w:r>
-      <w:r>
-        <w:rPr>
-          <w:lang w:val="ru-RU"/>
-        </w:rPr>
-        <w:t xml:space="preserve"> 401 при повторном входе. ИИ исправил эти ошибки и сделал сообщения более понятными для пользователя.</w:t>
-      </w:r>
-    </w:p>
-    <w:p>
-      <w:pPr>
-        <w:spacing w:after="0" w:line="360" w:lineRule="auto"/>
-        <w:ind w:firstLine="567"/>
-        <w:jc w:val="both"/>
-        <w:rPr>
-          <w:lang w:val="ru-RU"/>
-        </w:rPr>
-      </w:pPr>
-      <w:r>
-        <w:rPr>
-          <w:lang w:val="ru-RU"/>
-        </w:rPr>
-        <w:t>В конце были добавлены нормальные тесты. Они стали проверять не только успешные действия, но и ошибки: слишком большой файл, запрещённое расширение, чужой файл, отключённую ссылку и доступ вне белого списка.</w:t>
-      </w:r>
+      <w:bookmarkStart w:id="7" w:name="_GoBack"/>
+      <w:bookmarkEnd w:id="7"/>
     </w:p>
     <w:p>
       <w:pPr>
@@ -12060,99 +13609,93 @@
         <w:rPr>
           <w:lang w:val="ru-RU"/>
         </w:rPr>
-        <w:t xml:space="preserve">ИИ хорошо помогает быстро сделать прототип и ускорить разработку. Он также хорошо исправляет ошибки, если их понятно описать. Но сам он не всегда </w:t>
-      </w:r>
+        <w:t>ИИ хорошо помогает быстро сделать прототип и ускорить разработку. Он также хорошо исправляет ошибки, если их понятно описать. Но сам он не всегда находит скрытые проблемы. Без чек-листа, ручного тестирования и просмотра кода качественный результат получить сложно.</w:t>
+      </w:r>
+    </w:p>
+    <w:p>
+      <w:pPr>
+        <w:spacing w:after="0" w:line="360" w:lineRule="auto"/>
+        <w:ind w:firstLine="567"/>
+        <w:jc w:val="both"/>
+        <w:rPr>
+          <w:lang w:val="ru-RU"/>
+        </w:rPr>
+      </w:pPr>
+      <w:r>
+        <w:rPr>
+          <w:lang w:val="ru-RU"/>
+        </w:rPr>
+        <w:t>В финальной версии приложение соответствует требованиям. В нём есть авторизация, регистрация, загрузка, скачивание, удаление, список файлов, публичные ссылки, белый список доступа, ограничения на файлы, понятные ошибки, улучшенный интерфейс и тесты.</w:t>
+      </w:r>
+    </w:p>
+    <w:p>
+      <w:pPr>
+        <w:spacing w:after="0" w:line="360" w:lineRule="auto"/>
+        <w:ind w:firstLine="567"/>
+        <w:jc w:val="both"/>
+        <w:rPr>
+          <w:lang w:val="ru-RU"/>
+        </w:rPr>
+      </w:pPr>
+      <w:r>
+        <w:rPr>
+          <w:lang w:val="ru-RU"/>
+        </w:rPr>
+        <w:t>При этом тестирование и чтение кода, который создаёт ИИ, могут быть затруднены. Изменений много, они появляются быстро, и их нужно внимательно проверять. Но если находить ошибки и точно писать, что нужно исправить, ИИ без проблем дорабатывает проект и реально экономит время.</w:t>
+      </w:r>
+      <w:r>
+        <w:rPr>
+          <w:lang w:val="ru-RU"/>
+        </w:rPr>
+        <w:t xml:space="preserve"> В итоге:</w:t>
+      </w:r>
+    </w:p>
+    <w:p>
+      <w:pPr>
+        <w:spacing w:after="0" w:line="360" w:lineRule="auto"/>
+        <w:ind w:firstLine="709"/>
+        <w:jc w:val="both"/>
+        <w:rPr>
+          <w:lang w:val="ru-RU"/>
+        </w:rPr>
+      </w:pPr>
+      <w:r>
+        <w:rPr>
+          <w:lang w:val="ru-RU"/>
+        </w:rPr>
+        <w:t>1. ИИ-ассистент эффективен как инструмент ускорения рутинных этапов разработки, но требует постоянной верификации решений разработчиком.</w:t>
+      </w:r>
+    </w:p>
+    <w:p>
+      <w:pPr>
+        <w:spacing w:after="0" w:line="360" w:lineRule="auto"/>
+        <w:ind w:firstLine="709"/>
+        <w:jc w:val="both"/>
+        <w:rPr>
+          <w:lang w:val="ru-RU"/>
+        </w:rPr>
+      </w:pPr>
+      <w:r>
+        <w:rPr>
+          <w:lang w:val="ru-RU"/>
+        </w:rPr>
+        <w:t>2. Ключевые дефекты ранней версии проекта были связаны не с функциональной полнотой, а с качественными атрибутами: безопасностью, контролем доступа и инженерной дисциплиной сопровождения.</w:t>
+      </w:r>
+    </w:p>
+    <w:p>
+      <w:pPr>
+        <w:spacing w:after="0" w:line="360" w:lineRule="auto"/>
+        <w:ind w:firstLine="709"/>
+        <w:jc w:val="both"/>
+        <w:rPr>
+          <w:lang w:val="ru-RU"/>
+        </w:rPr>
+      </w:pPr>
       <w:r>
         <w:rPr>
           <w:lang w:val="ru-RU"/>
         </w:rPr>
         <w:lastRenderedPageBreak/>
-        <w:t>находит скрытые проблемы. Без чек-листа, ручного тестирования и просмотра кода качественный результат получить сложно.</w:t>
-      </w:r>
-    </w:p>
-    <w:p>
-      <w:pPr>
-        <w:spacing w:after="0" w:line="360" w:lineRule="auto"/>
-        <w:ind w:firstLine="567"/>
-        <w:jc w:val="both"/>
-        <w:rPr>
-          <w:lang w:val="ru-RU"/>
-        </w:rPr>
-      </w:pPr>
-      <w:r>
-        <w:rPr>
-          <w:lang w:val="ru-RU"/>
-        </w:rPr>
-        <w:t>В финальной версии приложение соответствует требованиям. В нём есть авторизация, регистрация, загрузка, скачивание, удаление, список файлов, публичные ссылки, белый список доступа, ограничения на файлы, понятные ошибки, улучшенный интерфейс и тесты.</w:t>
-      </w:r>
-    </w:p>
-    <w:p>
-      <w:pPr>
-        <w:spacing w:after="0" w:line="360" w:lineRule="auto"/>
-        <w:ind w:firstLine="567"/>
-        <w:jc w:val="both"/>
-        <w:rPr>
-          <w:lang w:val="ru-RU"/>
-        </w:rPr>
-      </w:pPr>
-      <w:r>
-        <w:rPr>
-          <w:lang w:val="ru-RU"/>
-        </w:rPr>
-        <w:t>При этом тестирование и чтение кода, который создаёт ИИ, могут быть затруднены. Изменений много, они появляются быстро, и их нужно внимательно проверять. Но если находить ошибки и точно писать, что нужно исправить, ИИ без проблем дорабатывает проект и реально экономит время.</w:t>
-      </w:r>
-      <w:r>
-        <w:rPr>
-          <w:lang w:val="ru-RU"/>
-        </w:rPr>
-        <w:t xml:space="preserve"> В итоге:</w:t>
-      </w:r>
-    </w:p>
-    <w:p>
-      <w:pPr>
-        <w:spacing w:after="0" w:line="360" w:lineRule="auto"/>
-        <w:ind w:firstLine="709"/>
-        <w:jc w:val="both"/>
-        <w:rPr>
-          <w:lang w:val="ru-RU"/>
-        </w:rPr>
-      </w:pPr>
-      <w:r>
-        <w:rPr>
-          <w:lang w:val="ru-RU"/>
-        </w:rPr>
-        <w:t>1. ИИ-ассистент эффективен как инструмент ускорения рутинных этапов разработки, но требует постоянной верификации решений разработчиком.</w:t>
-      </w:r>
-    </w:p>
-    <w:p>
-      <w:pPr>
-        <w:spacing w:after="0" w:line="360" w:lineRule="auto"/>
-        <w:ind w:firstLine="709"/>
-        <w:jc w:val="both"/>
-        <w:rPr>
-          <w:lang w:val="ru-RU"/>
-        </w:rPr>
-      </w:pPr>
-      <w:r>
-        <w:rPr>
-          <w:lang w:val="ru-RU"/>
-        </w:rPr>
-        <w:t>2. Ключевые дефекты ранней версии проекта были связаны не с функциональной полнотой, а с качественными атрибутами: безопасностью, контролем доступа и инженерной дисциплиной сопровождения.</w:t>
-      </w:r>
-    </w:p>
-    <w:p>
-      <w:pPr>
-        <w:spacing w:after="0" w:line="360" w:lineRule="auto"/>
-        <w:ind w:firstLine="709"/>
-        <w:jc w:val="both"/>
-        <w:rPr>
-          <w:lang w:val="ru-RU"/>
-        </w:rPr>
-      </w:pPr>
-      <w:r>
-        <w:rPr>
-          <w:lang w:val="ru-RU"/>
-        </w:rPr>
         <w:t xml:space="preserve">3. Пошаговая валидация по чек-листу и фиксация изменений в </w:t>
       </w:r>
       <w:r>
@@ -12237,7 +13780,6 @@
           <w:color w:val="auto"/>
           <w:lang w:val="ru-RU"/>
         </w:rPr>
-        <w:lastRenderedPageBreak/>
         <w:t>СПИСОК ИСПОЛЬЗОВАННЫХ ИСТОЧНИКОВ</w:t>
       </w:r>
       <w:bookmarkEnd w:id="10"/>
@@ -12261,7 +13803,64 @@
           <w:rFonts w:cs="Times New Roman"/>
           <w:lang w:val="ru-RU"/>
         </w:rPr>
-        <w:t>Савельев, А.О. Проектирование и разработка веб-приложений на основе технологий Microsoft : Курс лекций / А.О. Савельев, А.А. Алексеев — Москва : Интуит НОУ, 2016. — 437 с. — URL: https://book.ru/book/918133 (дата обращения: 16.06.2026). — Текст : электронный.</w:t>
+        <w:t xml:space="preserve">Савельев, А.О. Проектирование и разработка веб-приложений на основе технологий </w:t>
+      </w:r>
+      <w:proofErr w:type="spellStart"/>
+      <w:proofErr w:type="gramStart"/>
+      <w:r>
+        <w:rPr>
+          <w:rFonts w:cs="Times New Roman"/>
+          <w:lang w:val="ru-RU"/>
+        </w:rPr>
+        <w:t>Microsoft</w:t>
+      </w:r>
+      <w:proofErr w:type="spellEnd"/>
+      <w:r>
+        <w:rPr>
+          <w:rFonts w:cs="Times New Roman"/>
+          <w:lang w:val="ru-RU"/>
+        </w:rPr>
+        <w:t xml:space="preserve"> :</w:t>
+      </w:r>
+      <w:proofErr w:type="gramEnd"/>
+      <w:r>
+        <w:rPr>
+          <w:rFonts w:cs="Times New Roman"/>
+          <w:lang w:val="ru-RU"/>
+        </w:rPr>
+        <w:t xml:space="preserve"> Курс лекций / А.О. Савельев, А.А. Алексеев — Москва : </w:t>
+      </w:r>
+      <w:proofErr w:type="spellStart"/>
+      <w:r>
+        <w:rPr>
+          <w:rFonts w:cs="Times New Roman"/>
+          <w:lang w:val="ru-RU"/>
+        </w:rPr>
+        <w:t>Интуит</w:t>
+      </w:r>
+      <w:proofErr w:type="spellEnd"/>
+      <w:r>
+        <w:rPr>
+          <w:rFonts w:cs="Times New Roman"/>
+          <w:lang w:val="ru-RU"/>
+        </w:rPr>
+        <w:t xml:space="preserve"> НОУ, 2016. — 437 с. — URL: https://book.ru/book/918133 (дата обращения: 16.06.2026). — </w:t>
+      </w:r>
+      <w:proofErr w:type="gramStart"/>
+      <w:r>
+        <w:rPr>
+          <w:rFonts w:cs="Times New Roman"/>
+          <w:lang w:val="ru-RU"/>
+        </w:rPr>
+        <w:t>Текст :</w:t>
+      </w:r>
+      <w:proofErr w:type="gramEnd"/>
+      <w:r>
+        <w:rPr>
+          <w:rFonts w:cs="Times New Roman"/>
+          <w:lang w:val="ru-RU"/>
+        </w:rPr>
+        <w:t xml:space="preserve"> электронный.</w:t>
       </w:r>
     </w:p>
     <w:p>
@@ -12283,14 +13882,110 @@
           <w:rFonts w:cs="Times New Roman"/>
           <w:lang w:val="ru-RU"/>
         </w:rPr>
-        <w:t>Шаталова, А. Ю. Основы веб-разработки : учебное пособие / А. Ю. Шаталова, М. В. Коротеев. — Москва : КноРус, 2026. — 282 с. — ISBN 978-5-406-16533-1. — URL: https://book.ru/book/962984 (дата обращения: 16.06.2026). — Текст : электронный.</w:t>
-      </w:r>
-      <w:r>
-        <w:rPr>
-          <w:rFonts w:cs="Times New Roman"/>
-          <w:lang w:val="ru-RU"/>
-        </w:rPr>
-        <w:t xml:space="preserve">Документация </w:t>
+        <w:t>Шаталова, А. Ю. Основы веб-</w:t>
+      </w:r>
+      <w:proofErr w:type="gramStart"/>
+      <w:r>
+        <w:rPr>
+          <w:rFonts w:cs="Times New Roman"/>
+          <w:lang w:val="ru-RU"/>
+        </w:rPr>
+        <w:t>разработки :</w:t>
+      </w:r>
+      <w:proofErr w:type="gramEnd"/>
+      <w:r>
+        <w:rPr>
+          <w:rFonts w:cs="Times New Roman"/>
+          <w:lang w:val="ru-RU"/>
+        </w:rPr>
+        <w:t xml:space="preserve"> учебное пособие / А. Ю. Шаталова, М. В. </w:t>
+      </w:r>
+      <w:proofErr w:type="spellStart"/>
+      <w:r>
+        <w:rPr>
+          <w:rFonts w:cs="Times New Roman"/>
+          <w:lang w:val="ru-RU"/>
+        </w:rPr>
+        <w:t>Коротеев</w:t>
+      </w:r>
+      <w:proofErr w:type="spellEnd"/>
+      <w:r>
+        <w:rPr>
+          <w:rFonts w:cs="Times New Roman"/>
+          <w:lang w:val="ru-RU"/>
+        </w:rPr>
+        <w:t xml:space="preserve">. — </w:t>
+      </w:r>
+      <w:proofErr w:type="gramStart"/>
+      <w:r>
+        <w:rPr>
+          <w:rFonts w:cs="Times New Roman"/>
+          <w:lang w:val="ru-RU"/>
+        </w:rPr>
+        <w:t>Москва :</w:t>
+      </w:r>
+      <w:proofErr w:type="gramEnd"/>
+      <w:r>
+        <w:rPr>
+          <w:rFonts w:cs="Times New Roman"/>
+          <w:lang w:val="ru-RU"/>
+        </w:rPr>
+        <w:t xml:space="preserve"> </w:t>
+      </w:r>
+      <w:proofErr w:type="spellStart"/>
+      <w:r>
+        <w:rPr>
+          <w:rFonts w:cs="Times New Roman"/>
+          <w:lang w:val="ru-RU"/>
+        </w:rPr>
+        <w:t>КноРус</w:t>
+      </w:r>
+      <w:proofErr w:type="spellEnd"/>
+      <w:r>
+        <w:rPr>
+          <w:rFonts w:cs="Times New Roman"/>
+          <w:lang w:val="ru-RU"/>
+        </w:rPr>
+        <w:t xml:space="preserve">, 2026. — 282 с. — ISBN 978-5-406-16533-1. — URL: https://book.ru/book/962984 (дата обращения: 16.06.2026). — </w:t>
+      </w:r>
+      <w:proofErr w:type="gramStart"/>
+      <w:r>
+        <w:rPr>
+          <w:rFonts w:cs="Times New Roman"/>
+          <w:lang w:val="ru-RU"/>
+        </w:rPr>
+        <w:t>Текст :</w:t>
+      </w:r>
+      <w:proofErr w:type="gramEnd"/>
+      <w:r>
+        <w:rPr>
+          <w:rFonts w:cs="Times New Roman"/>
+          <w:lang w:val="ru-RU"/>
+        </w:rPr>
+        <w:t xml:space="preserve"> </w:t>
+      </w:r>
+      <w:proofErr w:type="spellStart"/>
+      <w:r>
+        <w:rPr>
+          <w:rFonts w:cs="Times New Roman"/>
+          <w:lang w:val="ru-RU"/>
+        </w:rPr>
+        <w:t>электронный.</w:t>
+      </w:r>
+      <w:r>
+        <w:rPr>
+          <w:rFonts w:cs="Times New Roman"/>
+          <w:lang w:val="ru-RU"/>
+        </w:rPr>
+        <w:t>Документация</w:t>
+      </w:r>
+      <w:proofErr w:type="spellEnd"/>
+      <w:r>
+        <w:rPr>
+          <w:rFonts w:cs="Times New Roman"/>
+          <w:lang w:val="ru-RU"/>
+        </w:rPr>
+        <w:t xml:space="preserve"> </w:t>
       </w:r>
       <w:r>
         <w:rPr>
@@ -12403,7 +14098,39 @@
           <w:rFonts w:cs="Times New Roman"/>
           <w:lang w:val="ru-RU"/>
         </w:rPr>
-        <w:t>Боровская, Е.В. Основы искусственного интеллекта : Учебное пособие / Е.В. Боровская, Н.А. Давыдова — Москва : Лаборатория знаний, 2024. — 128 с. — ISBN 978-5-93208-797-8. — URL: https://book.ru/book/956605 (дата обращения: 16.06.2026). — Текст : электронный.</w:t>
+        <w:t xml:space="preserve">Боровская, Е.В. Основы искусственного </w:t>
+      </w:r>
+      <w:proofErr w:type="gramStart"/>
+      <w:r>
+        <w:rPr>
+          <w:rFonts w:cs="Times New Roman"/>
+          <w:lang w:val="ru-RU"/>
+        </w:rPr>
+        <w:t>интеллекта :</w:t>
+      </w:r>
+      <w:proofErr w:type="gramEnd"/>
+      <w:r>
+        <w:rPr>
+          <w:rFonts w:cs="Times New Roman"/>
+          <w:lang w:val="ru-RU"/>
+        </w:rPr>
+        <w:t xml:space="preserve"> Учебное пособие / Е.В. Боровская, Н.А. Давыдова — Москва : Лаборатория знаний, 2024. — 128 с. — ISBN 978-5-93208-797-8. — URL: https://book.ru/book/956605 (дата обращения: 16.06.2026). — </w:t>
+      </w:r>
+      <w:proofErr w:type="gramStart"/>
+      <w:r>
+        <w:rPr>
+          <w:rFonts w:cs="Times New Roman"/>
+          <w:lang w:val="ru-RU"/>
+        </w:rPr>
+        <w:t>Текст :</w:t>
+      </w:r>
+      <w:proofErr w:type="gramEnd"/>
+      <w:r>
+        <w:rPr>
+          <w:rFonts w:cs="Times New Roman"/>
+          <w:lang w:val="ru-RU"/>
+        </w:rPr>
+        <w:t xml:space="preserve"> электронный.</w:t>
       </w:r>
     </w:p>
     <w:p>
@@ -12425,7 +14152,79 @@
           <w:rFonts w:cs="Times New Roman"/>
           <w:lang w:val="ru-RU"/>
         </w:rPr>
-        <w:t>Сидоркина, И. Г. Системы искусственного интеллекта : учебное пособие / И. Г. Сидоркина. — Москва : КноРус, 2026. — 245 с. — ISBN 978-5-406-14910-2. — URL: https://book.ru/book/959436 (дата обращения: 16.06.2026). — Текст : электронный.</w:t>
+        <w:t xml:space="preserve">Сидоркина, И. Г. Системы искусственного </w:t>
+      </w:r>
+      <w:proofErr w:type="gramStart"/>
+      <w:r>
+        <w:rPr>
+          <w:rFonts w:cs="Times New Roman"/>
+          <w:lang w:val="ru-RU"/>
+        </w:rPr>
+        <w:t>интеллекта :</w:t>
+      </w:r>
+      <w:proofErr w:type="gramEnd"/>
+      <w:r>
+        <w:rPr>
+          <w:rFonts w:cs="Times New Roman"/>
+          <w:lang w:val="ru-RU"/>
+        </w:rPr>
+        <w:t xml:space="preserve"> учебное пособие / И. Г. Сидоркина. — </w:t>
+      </w:r>
+      <w:proofErr w:type="gramStart"/>
+      <w:r>
+        <w:rPr>
+          <w:rFonts w:cs="Times New Roman"/>
+          <w:lang w:val="ru-RU"/>
+        </w:rPr>
+        <w:t>Москва :</w:t>
+      </w:r>
+      <w:proofErr w:type="gramEnd"/>
+      <w:r>
+        <w:rPr>
+          <w:rFonts w:cs="Times New Roman"/>
+          <w:lang w:val="ru-RU"/>
+        </w:rPr>
+        <w:t xml:space="preserve"> </w:t>
+      </w:r>
+      <w:proofErr w:type="spellStart"/>
+      <w:r>
+        <w:rPr>
+          <w:rFonts w:cs="Times New Roman"/>
+          <w:lang w:val="ru-RU"/>
+        </w:rPr>
+        <w:t>КноРус</w:t>
+      </w:r>
+      <w:proofErr w:type="spellEnd"/>
+      <w:r>
+        <w:rPr>
+          <w:rFonts w:cs="Times New Roman"/>
+          <w:lang w:val="ru-RU"/>
+        </w:rPr>
+        <w:t>, 2026. — 245 с. — ISBN 978-5-406-</w:t>
+      </w:r>
+      <w:r>
+        <w:rPr>
+          <w:rFonts w:cs="Times New Roman"/>
+          <w:lang w:val="ru-RU"/>
+        </w:rPr>
+        <w:lastRenderedPageBreak/>
+        <w:t xml:space="preserve">14910-2. — URL: https://book.ru/book/959436 (дата обращения: 16.06.2026). — </w:t>
+      </w:r>
+      <w:proofErr w:type="gramStart"/>
+      <w:r>
+        <w:rPr>
+          <w:rFonts w:cs="Times New Roman"/>
+          <w:lang w:val="ru-RU"/>
+        </w:rPr>
+        <w:t>Текст :</w:t>
+      </w:r>
+      <w:proofErr w:type="gramEnd"/>
+      <w:r>
+        <w:rPr>
+          <w:rFonts w:cs="Times New Roman"/>
+          <w:lang w:val="ru-RU"/>
+        </w:rPr>
+        <w:t xml:space="preserve"> электронный.</w:t>
       </w:r>
     </w:p>
     <w:p>
@@ -12460,14 +14259,25 @@
           <w:rFonts w:cs="Times New Roman"/>
           <w:lang w:val="ru-RU"/>
         </w:rPr>
-        <w:t xml:space="preserve"> и правилам исключения файлов через .</w:t>
-      </w:r>
+        <w:t xml:space="preserve"> и правилам исключения файлов </w:t>
+      </w:r>
+      <w:proofErr w:type="gramStart"/>
+      <w:r>
+        <w:rPr>
+          <w:rFonts w:cs="Times New Roman"/>
+          <w:lang w:val="ru-RU"/>
+        </w:rPr>
+        <w:t>через .</w:t>
+      </w:r>
+      <w:proofErr w:type="spellStart"/>
       <w:r>
         <w:rPr>
           <w:rFonts w:cs="Times New Roman"/>
         </w:rPr>
         <w:t>gitignore</w:t>
       </w:r>
+      <w:proofErr w:type="spellEnd"/>
+      <w:proofErr w:type="gramEnd"/>
       <w:r>
         <w:rPr>
           <w:rFonts w:cs="Times New Roman"/>
@@ -12574,25 +14384,38 @@
         </w:rPr>
         <w:t xml:space="preserve">2 (лимиты, типы файлов, </w:t>
       </w:r>
+      <w:proofErr w:type="spellStart"/>
       <w:r>
         <w:rPr>
           <w:rFonts w:cs="Times New Roman"/>
         </w:rPr>
         <w:t>OwnerId</w:t>
       </w:r>
-      <w:r>
-        <w:rPr>
-          <w:rFonts w:cs="Times New Roman"/>
-          <w:lang w:val="ru-RU"/>
-        </w:rPr>
-        <w:t>, контроль доступа, .</w:t>
-      </w:r>
+      <w:proofErr w:type="spellEnd"/>
+      <w:r>
+        <w:rPr>
+          <w:rFonts w:cs="Times New Roman"/>
+          <w:lang w:val="ru-RU"/>
+        </w:rPr>
+        <w:t>, контроль доступа</w:t>
+      </w:r>
+      <w:proofErr w:type="gramStart"/>
+      <w:r>
+        <w:rPr>
+          <w:rFonts w:cs="Times New Roman"/>
+          <w:lang w:val="ru-RU"/>
+        </w:rPr>
+        <w:t>, .</w:t>
+      </w:r>
+      <w:proofErr w:type="spellStart"/>
       <w:r>
         <w:rPr>
           <w:rFonts w:cs="Times New Roman"/>
         </w:rPr>
         <w:t>gitignore</w:t>
       </w:r>
+      <w:proofErr w:type="spellEnd"/>
+      <w:proofErr w:type="gramEnd"/>
       <w:r>
         <w:rPr>
           <w:rFonts w:cs="Times New Roman"/>
@@ -12676,8 +14499,153 @@
           <w:b/>
           <w:lang w:val="ru-RU"/>
         </w:rPr>
+        <w:t>Приложение 1</w:t>
+      </w:r>
+    </w:p>
+    <w:p>
+      <w:pPr>
+        <w:spacing w:after="0" w:line="360" w:lineRule="auto"/>
+        <w:ind w:firstLine="709"/>
+        <w:jc w:val="both"/>
+        <w:rPr>
+          <w:rFonts w:cs="Times New Roman"/>
+          <w:lang w:val="ru-RU"/>
+        </w:rPr>
+      </w:pPr>
+    </w:p>
+    <w:p>
+      <w:pPr>
+        <w:spacing w:after="0" w:line="360" w:lineRule="auto"/>
+        <w:ind w:firstLine="709"/>
+        <w:jc w:val="both"/>
+        <w:rPr>
+          <w:rFonts w:cs="Times New Roman"/>
+          <w:lang w:val="ru-RU"/>
+        </w:rPr>
+      </w:pPr>
+      <w:r>
+        <w:rPr>
+          <w:noProof/>
+        </w:rPr>
+        <w:drawing>
+          <wp:inline distT="0" distB="0" distL="0" distR="0" wp14:anchorId="7AE3DC39" wp14:editId="360B3789">
+            <wp:extent cx="6422390" cy="3082290"/>
+            <wp:effectExtent l="0" t="0" r="0" b="3810"/>
+            <wp:docPr id="1" name="Рисунок 1"/>
+            <wp:cNvGraphicFramePr>
+              <a:graphicFrameLocks xmlns:a="http://schemas.openxmlformats.org/drawingml/2006/main" noChangeAspect="1"/>
+            </wp:cNvGraphicFramePr>
+            <a:graphic xmlns:a="http://schemas.openxmlformats.org/drawingml/2006/main">
+              <a:graphicData uri="http://schemas.openxmlformats.org/drawingml/2006/picture">
+                <pic:pic xmlns:pic="http://schemas.openxmlformats.org/drawingml/2006/picture">
+                  <pic:nvPicPr>
+                    <pic:cNvPr id="1" name=""/>
+                    <pic:cNvPicPr/>
+                  </pic:nvPicPr>
+                  <pic:blipFill>
+                    <a:blip r:embed="rId8"/>
+                    <a:stretch>
+                      <a:fillRect/>
+                    </a:stretch>
+                  </pic:blipFill>
+                  <pic:spPr>
+                    <a:xfrm>
+                      <a:off x="0" y="0"/>
+                      <a:ext cx="6422390" cy="3082290"/>
+                    </a:xfrm>
+                    <a:prstGeom prst="rect">
+                      <a:avLst/>
+                    </a:prstGeom>
+                  </pic:spPr>
+                </pic:pic>
+              </a:graphicData>
+            </a:graphic>
+          </wp:inline>
+        </w:drawing>
+      </w:r>
+    </w:p>
+    <w:p>
+      <w:pPr>
+        <w:spacing w:after="0" w:line="360" w:lineRule="auto"/>
+        <w:ind w:firstLine="709"/>
+        <w:jc w:val="both"/>
+        <w:rPr>
+          <w:rFonts w:cs="Times New Roman"/>
+          <w:lang w:val="ru-RU"/>
+        </w:rPr>
+      </w:pPr>
+    </w:p>
+    <w:p>
+      <w:pPr>
+        <w:spacing w:after="0" w:line="360" w:lineRule="auto"/>
+        <w:ind w:firstLine="709"/>
+        <w:jc w:val="both"/>
+        <w:rPr>
+          <w:rFonts w:cs="Times New Roman"/>
+          <w:lang w:val="ru-RU"/>
+        </w:rPr>
+      </w:pPr>
+    </w:p>
+    <w:p>
+      <w:pPr>
+        <w:spacing w:after="0" w:line="360" w:lineRule="auto"/>
+        <w:ind w:firstLine="709"/>
+        <w:jc w:val="both"/>
+        <w:rPr>
+          <w:rFonts w:cs="Times New Roman"/>
+          <w:lang w:val="ru-RU"/>
+        </w:rPr>
+      </w:pPr>
+    </w:p>
+    <w:p>
+      <w:pPr>
+        <w:spacing w:after="0" w:line="360" w:lineRule="auto"/>
+        <w:ind w:firstLine="709"/>
+        <w:jc w:val="both"/>
+        <w:rPr>
+          <w:rFonts w:cs="Times New Roman"/>
+        </w:rPr>
+      </w:pPr>
+      <w:r>
+        <w:rPr>
+          <w:noProof/>
+        </w:rPr>
         <w:lastRenderedPageBreak/>
-        <w:t>Приложение 1</w:t>
+        <w:drawing>
+          <wp:inline distT="0" distB="0" distL="0" distR="0" wp14:anchorId="7E75EEB8" wp14:editId="63A46C88">
+            <wp:extent cx="6422390" cy="3016885"/>
+            <wp:effectExtent l="0" t="0" r="0" b="0"/>
+            <wp:docPr id="2" name="Рисунок 2"/>
+            <wp:cNvGraphicFramePr>
+              <a:graphicFrameLocks xmlns:a="http://schemas.openxmlformats.org/drawingml/2006/main" noChangeAspect="1"/>
+            </wp:cNvGraphicFramePr>
+            <a:graphic xmlns:a="http://schemas.openxmlformats.org/drawingml/2006/main">
+              <a:graphicData uri="http://schemas.openxmlformats.org/drawingml/2006/picture">
+                <pic:pic xmlns:pic="http://schemas.openxmlformats.org/drawingml/2006/picture">
+                  <pic:nvPicPr>
+                    <pic:cNvPr id="1" name=""/>
+                    <pic:cNvPicPr/>
+                  </pic:nvPicPr>
+                  <pic:blipFill>
+                    <a:blip r:embed="rId9"/>
+                    <a:stretch>
+                      <a:fillRect/>
+                    </a:stretch>
+                  </pic:blipFill>
+                  <pic:spPr>
+                    <a:xfrm>
+                      <a:off x="0" y="0"/>
+                      <a:ext cx="6422390" cy="3016885"/>
+                    </a:xfrm>
+                    <a:prstGeom prst="rect">
+                      <a:avLst/>
+                    </a:prstGeom>
+                  </pic:spPr>
+                </pic:pic>
+              </a:graphicData>
+            </a:graphic>
+          </wp:inline>
+        </w:drawing>
       </w:r>
     </w:p>
     <w:p>
@@ -12712,75 +14680,49 @@
           <w:lang w:val="ru-RU"/>
         </w:rPr>
       </w:pPr>
-    </w:p>
-    <w:p>
-      <w:pPr>
-        <w:spacing w:after="0" w:line="360" w:lineRule="auto"/>
-        <w:ind w:firstLine="709"/>
-        <w:jc w:val="both"/>
-        <w:rPr>
-          <w:rFonts w:cs="Times New Roman"/>
-          <w:lang w:val="ru-RU"/>
-        </w:rPr>
-      </w:pPr>
-    </w:p>
-    <w:p>
-      <w:pPr>
-        <w:spacing w:after="0" w:line="360" w:lineRule="auto"/>
-        <w:ind w:firstLine="709"/>
-        <w:jc w:val="both"/>
-        <w:rPr>
-          <w:rFonts w:cs="Times New Roman"/>
-          <w:lang w:val="ru-RU"/>
-        </w:rPr>
-      </w:pPr>
-    </w:p>
-    <w:p>
-      <w:pPr>
-        <w:spacing w:after="0" w:line="360" w:lineRule="auto"/>
-        <w:ind w:firstLine="709"/>
-        <w:jc w:val="both"/>
-        <w:rPr>
-          <w:rFonts w:cs="Times New Roman"/>
-          <w:lang w:val="ru-RU"/>
-        </w:rPr>
-      </w:pPr>
-    </w:p>
-    <w:p>
-      <w:pPr>
-        <w:spacing w:after="0" w:line="360" w:lineRule="auto"/>
-        <w:ind w:firstLine="709"/>
-        <w:jc w:val="both"/>
-        <w:rPr>
-          <w:rFonts w:cs="Times New Roman"/>
-          <w:lang w:val="ru-RU"/>
-        </w:rPr>
-      </w:pPr>
-    </w:p>
-    <w:p>
-      <w:pPr>
-        <w:spacing w:after="0" w:line="360" w:lineRule="auto"/>
-        <w:ind w:firstLine="709"/>
-        <w:jc w:val="both"/>
-        <w:rPr>
-          <w:rFonts w:cs="Times New Roman"/>
-          <w:lang w:val="ru-RU"/>
-        </w:rPr>
-      </w:pPr>
-    </w:p>
-    <w:p>
-      <w:pPr>
-        <w:spacing w:after="0" w:line="360" w:lineRule="auto"/>
-        <w:ind w:firstLine="709"/>
-        <w:jc w:val="both"/>
-        <w:rPr>
-          <w:rFonts w:cs="Times New Roman"/>
-          <w:lang w:val="ru-RU"/>
-        </w:rPr>
-      </w:pPr>
+      <w:r>
+        <w:rPr>
+          <w:noProof/>
+        </w:rPr>
+        <w:drawing>
+          <wp:inline distT="0" distB="0" distL="0" distR="0" wp14:anchorId="477FA962" wp14:editId="797AED7B">
+            <wp:extent cx="6422390" cy="3023870"/>
+            <wp:effectExtent l="0" t="0" r="0" b="5080"/>
+            <wp:docPr id="3" name="Рисунок 3"/>
+            <wp:cNvGraphicFramePr>
+              <a:graphicFrameLocks xmlns:a="http://schemas.openxmlformats.org/drawingml/2006/main" noChangeAspect="1"/>
+            </wp:cNvGraphicFramePr>
+            <a:graphic xmlns:a="http://schemas.openxmlformats.org/drawingml/2006/main">
+              <a:graphicData uri="http://schemas.openxmlformats.org/drawingml/2006/picture">
+                <pic:pic xmlns:pic="http://schemas.openxmlformats.org/drawingml/2006/picture">
+                  <pic:nvPicPr>
+                    <pic:cNvPr id="1" name=""/>
+                    <pic:cNvPicPr/>
+                  </pic:nvPicPr>
+                  <pic:blipFill>
+                    <a:blip r:embed="rId10"/>
+                    <a:stretch>
+                      <a:fillRect/>
+                    </a:stretch>
+                  </pic:blipFill>
+                  <pic:spPr>
+                    <a:xfrm>
+                      <a:off x="0" y="0"/>
+                      <a:ext cx="6422390" cy="3023870"/>
+                    </a:xfrm>
+                    <a:prstGeom prst="rect">
+                      <a:avLst/>
+                    </a:prstGeom>
+                  </pic:spPr>
+                </pic:pic>
+              </a:graphicData>
+            </a:graphic>
+          </wp:inline>
+        </w:drawing>
+      </w:r>
     </w:p>
     <w:sectPr>
-      <w:footerReference w:type="default" r:id="rId8"/>
+      <w:footerReference w:type="default" r:id="rId11"/>
       <w:pgSz w:w="12240" w:h="15840"/>
       <w:pgMar w:top="1134" w:right="850" w:bottom="1134" w:left="1276" w:header="720" w:footer="720" w:gutter="0"/>
       <w:cols w:space="720"/>
@@ -12792,7 +14734,7 @@
 </file>
 
 <file path=word/endnotes.xml><?xml version="1.0" encoding="utf-8"?>
-<w:endnotes xmlns:wpc="http://schemas.microsoft.com/office/word/2010/wordprocessingCanvas" xmlns:mc="http://schemas.openxmlformats.org/markup-compatibility/2006" xmlns:o="urn:schemas-microsoft-com:office:office" xmlns:r="http://schemas.openxmlformats.org/officeDocument/2006/relationships" xmlns:m="http://schemas.openxmlformats.org/officeDocument/2006/math" xmlns:v="urn:schemas-microsoft-com:vml" xmlns:wp14="http://schemas.microsoft.com/office/word/2010/wordprocessingDrawing" xmlns:wp="http://schemas.openxmlformats.org/drawingml/2006/wordprocessingDrawing" xmlns:w10="urn:schemas-microsoft-com:office:word" xmlns:w="http://schemas.openxmlformats.org/wordprocessingml/2006/main" xmlns:w14="http://schemas.microsoft.com/office/word/2010/wordml" xmlns:w15="http://schemas.microsoft.com/office/word/2012/wordml" xmlns:wpg="http://schemas.microsoft.com/office/word/2010/wordprocessingGroup" xmlns:wpi="http://schemas.microsoft.com/office/word/2010/wordprocessingInk" xmlns:wne="http://schemas.microsoft.com/office/word/2006/wordml" xmlns:wps="http://schemas.microsoft.com/office/word/2010/wordprocessingShape" mc:Ignorable="w14 w15 wp14">
+<w:endnotes xmlns:wpc="http://schemas.microsoft.com/office/word/2010/wordprocessingCanvas" xmlns:cx="http://schemas.microsoft.com/office/drawing/2014/chartex" xmlns:cx1="http://schemas.microsoft.com/office/drawing/2015/9/8/chartex" xmlns:cx2="http://schemas.microsoft.com/office/drawing/2015/10/21/chartex" xmlns:cx3="http://schemas.microsoft.com/office/drawing/2016/5/9/chartex" xmlns:cx4="http://schemas.microsoft.com/office/drawing/2016/5/10/chartex" xmlns:cx5="http://schemas.microsoft.com/office/drawing/2016/5/11/chartex" xmlns:cx6="http://schemas.microsoft.com/office/drawing/2016/5/12/chartex" xmlns:cx7="http://schemas.microsoft.com/office/drawing/2016/5/13/chartex" xmlns:cx8="http://schemas.microsoft.com/office/drawing/2016/5/14/chartex" xmlns:mc="http://schemas.openxmlformats.org/markup-compatibility/2006" xmlns:aink="http://schemas.microsoft.com/office/drawing/2016/ink" xmlns:am3d="http://schemas.microsoft.com/office/drawing/2017/model3d" xmlns:o="urn:schemas-microsoft-com:office:office" xmlns:r="http://schemas.openxmlformats.org/officeDocument/2006/relationships" xmlns:m="http://schemas.openxmlformats.org/officeDocument/2006/math" xmlns:v="urn:schemas-microsoft-com:vml" xmlns:wp14="http://schemas.microsoft.com/office/word/2010/wordprocessingDrawing" xmlns:wp="http://schemas.openxmlformats.org/drawingml/2006/wordprocessingDrawing" xmlns:w10="urn:schemas-microsoft-com:office:word" xmlns:w="http://schemas.openxmlformats.org/wordprocessingml/2006/main" xmlns:w14="http://schemas.microsoft.com/office/word/2010/wordml" xmlns:w15="http://schemas.microsoft.com/office/word/2012/wordml" xmlns:w16cid="http://schemas.microsoft.com/office/word/2016/wordml/cid" xmlns:w16se="http://schemas.microsoft.com/office/word/2015/wordml/symex" xmlns:wpg="http://schemas.microsoft.com/office/word/2010/wordprocessingGroup" xmlns:wpi="http://schemas.microsoft.com/office/word/2010/wordprocessingInk" xmlns:wne="http://schemas.microsoft.com/office/word/2006/wordml" xmlns:wps="http://schemas.microsoft.com/office/word/2010/wordprocessingShape" mc:Ignorable="w14 w15 w16se w16cid wp14">
   <w:endnote w:type="separator" w:id="-1">
     <w:p>
       <w:pPr>
@@ -12817,7 +14759,7 @@
 </file>
 
 <file path=word/footer1.xml><?xml version="1.0" encoding="utf-8"?>
-<w:ftr xmlns:wpc="http://schemas.microsoft.com/office/word/2010/wordprocessingCanvas" xmlns:mc="http://schemas.openxmlformats.org/markup-compatibility/2006" xmlns:o="urn:schemas-microsoft-com:office:office" xmlns:r="http://schemas.openxmlformats.org/officeDocument/2006/relationships" xmlns:m="http://schemas.openxmlformats.org/officeDocument/2006/math" xmlns:v="urn:schemas-microsoft-com:vml" xmlns:wp14="http://schemas.microsoft.com/office/word/2010/wordprocessingDrawing" xmlns:wp="http://schemas.openxmlformats.org/drawingml/2006/wordprocessingDrawing" xmlns:w10="urn:schemas-microsoft-com:office:word" xmlns:w="http://schemas.openxmlformats.org/wordprocessingml/2006/main" xmlns:w14="http://schemas.microsoft.com/office/word/2010/wordml" xmlns:w15="http://schemas.microsoft.com/office/word/2012/wordml" xmlns:wpg="http://schemas.microsoft.com/office/word/2010/wordprocessingGroup" xmlns:wpi="http://schemas.microsoft.com/office/word/2010/wordprocessingInk" xmlns:wne="http://schemas.microsoft.com/office/word/2006/wordml" xmlns:wps="http://schemas.microsoft.com/office/word/2010/wordprocessingShape" mc:Ignorable="w14 w15 wp14">
+<w:ftr xmlns:wpc="http://schemas.microsoft.com/office/word/2010/wordprocessingCanvas" xmlns:cx="http://schemas.microsoft.com/office/drawing/2014/chartex" xmlns:cx1="http://schemas.microsoft.com/office/drawing/2015/9/8/chartex" xmlns:cx2="http://schemas.microsoft.com/office/drawing/2015/10/21/chartex" xmlns:cx3="http://schemas.microsoft.com/office/drawing/2016/5/9/chartex" xmlns:cx4="http://schemas.microsoft.com/office/drawing/2016/5/10/chartex" xmlns:cx5="http://schemas.microsoft.com/office/drawing/2016/5/11/chartex" xmlns:cx6="http://schemas.microsoft.com/office/drawing/2016/5/12/chartex" xmlns:cx7="http://schemas.microsoft.com/office/drawing/2016/5/13/chartex" xmlns:cx8="http://schemas.microsoft.com/office/drawing/2016/5/14/chartex" xmlns:mc="http://schemas.openxmlformats.org/markup-compatibility/2006" xmlns:aink="http://schemas.microsoft.com/office/drawing/2016/ink" xmlns:am3d="http://schemas.microsoft.com/office/drawing/2017/model3d" xmlns:o="urn:schemas-microsoft-com:office:office" xmlns:r="http://schemas.openxmlformats.org/officeDocument/2006/relationships" xmlns:m="http://schemas.openxmlformats.org/officeDocument/2006/math" xmlns:v="urn:schemas-microsoft-com:vml" xmlns:wp14="http://schemas.microsoft.com/office/word/2010/wordprocessingDrawing" xmlns:wp="http://schemas.openxmlformats.org/drawingml/2006/wordprocessingDrawing" xmlns:w10="urn:schemas-microsoft-com:office:word" xmlns:w="http://schemas.openxmlformats.org/wordprocessingml/2006/main" xmlns:w14="http://schemas.microsoft.com/office/word/2010/wordml" xmlns:w15="http://schemas.microsoft.com/office/word/2012/wordml" xmlns:w16cid="http://schemas.microsoft.com/office/word/2016/wordml/cid" xmlns:w16se="http://schemas.microsoft.com/office/word/2015/wordml/symex" xmlns:wpg="http://schemas.microsoft.com/office/word/2010/wordprocessingGroup" xmlns:wpi="http://schemas.microsoft.com/office/word/2010/wordprocessingInk" xmlns:wne="http://schemas.microsoft.com/office/word/2006/wordml" xmlns:wps="http://schemas.microsoft.com/office/word/2010/wordprocessingShape" mc:Ignorable="w14 w15 w16se w16cid wp14">
   <w:p>
     <w:pPr>
       <w:pStyle w:val="a7"/>
@@ -12846,7 +14788,7 @@
 </file>
 
 <file path=word/footnotes.xml><?xml version="1.0" encoding="utf-8"?>
-<w:footnotes xmlns:wpc="http://schemas.microsoft.com/office/word/2010/wordprocessingCanvas" xmlns:mc="http://schemas.openxmlformats.org/markup-compatibility/2006" xmlns:o="urn:schemas-microsoft-com:office:office" xmlns:r="http://schemas.openxmlformats.org/officeDocument/2006/relationships" xmlns:m="http://schemas.openxmlformats.org/officeDocument/2006/math" xmlns:v="urn:schemas-microsoft-com:vml" xmlns:wp14="http://schemas.microsoft.com/office/word/2010/wordprocessingDrawing" xmlns:wp="http://schemas.openxmlformats.org/drawingml/2006/wordprocessingDrawing" xmlns:w10="urn:schemas-microsoft-com:office:word" xmlns:w="http://schemas.openxmlformats.org/wordprocessingml/2006/main" xmlns:w14="http://schemas.microsoft.com/office/word/2010/wordml" xmlns:w15="http://schemas.microsoft.com/office/word/2012/wordml" xmlns:wpg="http://schemas.microsoft.com/office/word/2010/wordprocessingGroup" xmlns:wpi="http://schemas.microsoft.com/office/word/2010/wordprocessingInk" xmlns:wne="http://schemas.microsoft.com/office/word/2006/wordml" xmlns:wps="http://schemas.microsoft.com/office/word/2010/wordprocessingShape" mc:Ignorable="w14 w15 wp14">
+<w:footnotes xmlns:wpc="http://schemas.microsoft.com/office/word/2010/wordprocessingCanvas" xmlns:cx="http://schemas.microsoft.com/office/drawing/2014/chartex" xmlns:cx1="http://schemas.microsoft.com/office/drawing/2015/9/8/chartex" xmlns:cx2="http://schemas.microsoft.com/office/drawing/2015/10/21/chartex" xmlns:cx3="http://schemas.microsoft.com/office/drawing/2016/5/9/chartex" xmlns:cx4="http://schemas.microsoft.com/office/drawing/2016/5/10/chartex" xmlns:cx5="http://schemas.microsoft.com/office/drawing/2016/5/11/chartex" xmlns:cx6="http://schemas.microsoft.com/office/drawing/2016/5/12/chartex" xmlns:cx7="http://schemas.microsoft.com/office/drawing/2016/5/13/chartex" xmlns:cx8="http://schemas.microsoft.com/office/drawing/2016/5/14/chartex" xmlns:mc="http://schemas.openxmlformats.org/markup-compatibility/2006" xmlns:aink="http://schemas.microsoft.com/office/drawing/2016/ink" xmlns:am3d="http://schemas.microsoft.com/office/drawing/2017/model3d" xmlns:o="urn:schemas-microsoft-com:office:office" xmlns:r="http://schemas.openxmlformats.org/officeDocument/2006/relationships" xmlns:m="http://schemas.openxmlformats.org/officeDocument/2006/math" xmlns:v="urn:schemas-microsoft-com:vml" xmlns:wp14="http://schemas.microsoft.com/office/word/2010/wordprocessingDrawing" xmlns:wp="http://schemas.openxmlformats.org/drawingml/2006/wordprocessingDrawing" xmlns:w10="urn:schemas-microsoft-com:office:word" xmlns:w="http://schemas.openxmlformats.org/wordprocessingml/2006/main" xmlns:w14="http://schemas.microsoft.com/office/word/2010/wordml" xmlns:w15="http://schemas.microsoft.com/office/word/2012/wordml" xmlns:w16cid="http://schemas.microsoft.com/office/word/2016/wordml/cid" xmlns:w16se="http://schemas.microsoft.com/office/word/2015/wordml/symex" xmlns:wpg="http://schemas.microsoft.com/office/word/2010/wordprocessingGroup" xmlns:wpi="http://schemas.microsoft.com/office/word/2010/wordprocessingInk" xmlns:wne="http://schemas.microsoft.com/office/word/2006/wordml" xmlns:wps="http://schemas.microsoft.com/office/word/2010/wordprocessingShape" mc:Ignorable="w14 w15 w16se w16cid wp14">
   <w:footnote w:type="separator" w:id="-1">
     <w:p>
       <w:pPr>
@@ -12871,7 +14813,7 @@
 </file>
 
 <file path=word/numbering.xml><?xml version="1.0" encoding="utf-8"?>
-<w:numbering xmlns:wpc="http://schemas.microsoft.com/office/word/2010/wordprocessingCanvas" xmlns:mc="http://schemas.openxmlformats.org/markup-compatibility/2006" xmlns:o="urn:schemas-microsoft-com:office:office" xmlns:r="http://schemas.openxmlformats.org/officeDocument/2006/relationships" xmlns:m="http://schemas.openxmlformats.org/officeDocument/2006/math" xmlns:v="urn:schemas-microsoft-com:vml" xmlns:wp14="http://schemas.microsoft.com/office/word/2010/wordprocessingDrawing" xmlns:wp="http://schemas.openxmlformats.org/drawingml/2006/wordprocessingDrawing" xmlns:w10="urn:schemas-microsoft-com:office:word" xmlns:w="http://schemas.openxmlformats.org/wordprocessingml/2006/main" xmlns:w14="http://schemas.microsoft.com/office/word/2010/wordml" xmlns:w15="http://schemas.microsoft.com/office/word/2012/wordml" xmlns:wpg="http://schemas.microsoft.com/office/word/2010/wordprocessingGroup" xmlns:wpi="http://schemas.microsoft.com/office/word/2010/wordprocessingInk" xmlns:wne="http://schemas.microsoft.com/office/word/2006/wordml" xmlns:wps="http://schemas.microsoft.com/office/word/2010/wordprocessingShape" mc:Ignorable="w14 w15 wp14">
+<w:numbering xmlns:wpc="http://schemas.microsoft.com/office/word/2010/wordprocessingCanvas" xmlns:cx="http://schemas.microsoft.com/office/drawing/2014/chartex" xmlns:cx1="http://schemas.microsoft.com/office/drawing/2015/9/8/chartex" xmlns:cx2="http://schemas.microsoft.com/office/drawing/2015/10/21/chartex" xmlns:cx3="http://schemas.microsoft.com/office/drawing/2016/5/9/chartex" xmlns:cx4="http://schemas.microsoft.com/office/drawing/2016/5/10/chartex" xmlns:cx5="http://schemas.microsoft.com/office/drawing/2016/5/11/chartex" xmlns:cx6="http://schemas.microsoft.com/office/drawing/2016/5/12/chartex" xmlns:cx7="http://schemas.microsoft.com/office/drawing/2016/5/13/chartex" xmlns:cx8="http://schemas.microsoft.com/office/drawing/2016/5/14/chartex" xmlns:mc="http://schemas.openxmlformats.org/markup-compatibility/2006" xmlns:aink="http://schemas.microsoft.com/office/drawing/2016/ink" xmlns:am3d="http://schemas.microsoft.com/office/drawing/2017/model3d" xmlns:o="urn:schemas-microsoft-com:office:office" xmlns:r="http://schemas.openxmlformats.org/officeDocument/2006/relationships" xmlns:m="http://schemas.openxmlformats.org/officeDocument/2006/math" xmlns:v="urn:schemas-microsoft-com:vml" xmlns:wp14="http://schemas.microsoft.com/office/word/2010/wordprocessingDrawing" xmlns:wp="http://schemas.openxmlformats.org/drawingml/2006/wordprocessingDrawing" xmlns:w10="urn:schemas-microsoft-com:office:word" xmlns:w="http://schemas.openxmlformats.org/wordprocessingml/2006/main" xmlns:w14="http://schemas.microsoft.com/office/word/2010/wordml" xmlns:w15="http://schemas.microsoft.com/office/word/2012/wordml" xmlns:w16cid="http://schemas.microsoft.com/office/word/2016/wordml/cid" xmlns:w16se="http://schemas.microsoft.com/office/word/2015/wordml/symex" xmlns:wpg="http://schemas.microsoft.com/office/word/2010/wordprocessingGroup" xmlns:wpi="http://schemas.microsoft.com/office/word/2010/wordprocessingInk" xmlns:wne="http://schemas.microsoft.com/office/word/2006/wordml" xmlns:wps="http://schemas.microsoft.com/office/word/2010/wordprocessingShape" mc:Ignorable="w14 w15 w16se w16cid wp14">
   <w:abstractNum w:abstractNumId="0" w15:restartNumberingAfterBreak="0">
     <w:nsid w:val="FFFFFF7C"/>
     <w:multiLevelType w:val="singleLevel"/>
@@ -13255,7 +15197,7 @@
 </file>
 
 <file path=word/styles.xml><?xml version="1.0" encoding="utf-8"?>
-<w:styles xmlns:mc="http://schemas.openxmlformats.org/markup-compatibility/2006" xmlns:r="http://schemas.openxmlformats.org/officeDocument/2006/relationships" xmlns:w="http://schemas.openxmlformats.org/wordprocessingml/2006/main" xmlns:w14="http://schemas.microsoft.com/office/word/2010/wordml" xmlns:w15="http://schemas.microsoft.com/office/word/2012/wordml" mc:Ignorable="w14 w15">
+<w:styles xmlns:mc="http://schemas.openxmlformats.org/markup-compatibility/2006" xmlns:r="http://schemas.openxmlformats.org/officeDocument/2006/relationships" xmlns:w="http://schemas.openxmlformats.org/wordprocessingml/2006/main" xmlns:w14="http://schemas.microsoft.com/office/word/2010/wordml" xmlns:w15="http://schemas.microsoft.com/office/word/2012/wordml" xmlns:w16cid="http://schemas.microsoft.com/office/word/2016/wordml/cid" xmlns:w16se="http://schemas.microsoft.com/office/word/2015/wordml/symex" mc:Ignorable="w14 w15 w16se w16cid">
   <w:docDefaults>
     <w:rPrDefault>
       <w:rPr>
@@ -13271,7 +15213,7 @@
       </w:pPr>
     </w:pPrDefault>
   </w:docDefaults>
-  <w:latentStyles w:defLockedState="0" w:defUIPriority="99" w:defSemiHidden="0" w:defUnhideWhenUsed="0" w:defQFormat="0" w:count="371">
+  <w:latentStyles w:defLockedState="0" w:defUIPriority="99" w:defSemiHidden="0" w:defUnhideWhenUsed="0" w:defQFormat="0" w:count="375">
     <w:lsdException w:name="Normal" w:uiPriority="0" w:qFormat="1"/>
     <w:lsdException w:name="heading 1" w:uiPriority="9" w:qFormat="1"/>
     <w:lsdException w:name="heading 2" w:semiHidden="1" w:uiPriority="9" w:unhideWhenUsed="1" w:qFormat="1"/>
@@ -13377,7 +15319,6 @@
     <w:lsdException w:name="HTML Sample" w:semiHidden="1" w:unhideWhenUsed="1"/>
     <w:lsdException w:name="HTML Typewriter" w:semiHidden="1" w:unhideWhenUsed="1"/>
     <w:lsdException w:name="HTML Variable" w:semiHidden="1" w:unhideWhenUsed="1"/>
-    <w:lsdException w:name="Normal Table" w:semiHidden="1" w:unhideWhenUsed="1"/>
     <w:lsdException w:name="annotation subject" w:semiHidden="1" w:unhideWhenUsed="1"/>
     <w:lsdException w:name="No List" w:semiHidden="1" w:unhideWhenUsed="1"/>
     <w:lsdException w:name="Outline List 1" w:semiHidden="1" w:unhideWhenUsed="1"/>
@@ -13421,10 +15362,8 @@
     <w:lsdException w:name="Table Elegant" w:semiHidden="1" w:unhideWhenUsed="1"/>
     <w:lsdException w:name="Table Professional" w:semiHidden="1" w:unhideWhenUsed="1"/>
     <w:lsdException w:name="Table Subtle 1" w:semiHidden="1" w:unhideWhenUsed="1"/>
-    <w:lsdException w:name="Table Subtle 2" w:semiHidden="1" w:unhideWhenUsed="1"/>
     <w:lsdException w:name="Table Web 1" w:semiHidden="1" w:unhideWhenUsed="1"/>
     <w:lsdException w:name="Table Web 2" w:semiHidden="1" w:unhideWhenUsed="1"/>
-    <w:lsdException w:name="Table Web 3" w:semiHidden="1" w:unhideWhenUsed="1"/>
     <w:lsdException w:name="Balloon Text" w:semiHidden="1" w:unhideWhenUsed="1"/>
     <w:lsdException w:name="Table Grid" w:uiPriority="59"/>
     <w:lsdException w:name="Table Theme" w:semiHidden="1" w:unhideWhenUsed="1"/>
@@ -13634,6 +15573,10 @@
     <w:lsdException w:name="List Table 5 Dark Accent 6" w:uiPriority="50"/>
     <w:lsdException w:name="List Table 6 Colorful Accent 6" w:uiPriority="51"/>
     <w:lsdException w:name="List Table 7 Colorful Accent 6" w:uiPriority="52"/>
+    <w:lsdException w:name="Mention" w:semiHidden="1" w:unhideWhenUsed="1"/>
+    <w:lsdException w:name="Smart Hyperlink" w:semiHidden="1" w:unhideWhenUsed="1"/>
+    <w:lsdException w:name="Hashtag" w:semiHidden="1" w:unhideWhenUsed="1"/>
+    <w:lsdException w:name="Unresolved Mention" w:semiHidden="1" w:unhideWhenUsed="1"/>
   </w:latentStyles>
   <w:style w:type="paragraph" w:default="1" w:styleId="a1">
     <w:name w:val="Normal"/>
@@ -13999,7 +15942,7 @@
     </w:rPr>
   </w:style>
   <w:style w:type="character" w:customStyle="1" w:styleId="ab">
-    <w:name w:val="Название Знак"/>
+    <w:name w:val="Заголовок Знак"/>
     <w:basedOn w:val="a2"/>
     <w:link w:val="aa"/>
     <w:uiPriority w:val="10"/>
@@ -24981,7 +26924,7 @@
 </file>
 
 <file path=customXml/itemProps1.xml><?xml version="1.0" encoding="utf-8"?>
-<ds:datastoreItem xmlns:ds="http://schemas.openxmlformats.org/officeDocument/2006/customXml" ds:itemID="{C97088B5-3C3B-420A-B808-3B034492ABBC}">
+<ds:datastoreItem xmlns:ds="http://schemas.openxmlformats.org/officeDocument/2006/customXml" ds:itemID="{E2C6F616-1203-4D2E-8658-EE1B26C725F7}">
   <ds:schemaRefs>
     <ds:schemaRef ds:uri="http://schemas.openxmlformats.org/officeDocument/2006/bibliography"/>
   </ds:schemaRefs>

--- a/Отчет_по_практике_123.docx
+++ b/Отчет_по_практике_123.docx
@@ -3297,7 +3297,6 @@
         </w:tabs>
         <w:spacing w:after="0" w:line="360" w:lineRule="auto"/>
         <w:ind w:firstLine="567"/>
-        <w:jc w:val="both"/>
         <w:rPr>
           <w:rFonts w:cs="Times New Roman"/>
           <w:szCs w:val="28"/>
@@ -3311,7 +3310,41 @@
           <w:lang w:val="ru-RU"/>
         </w:rPr>
         <w:lastRenderedPageBreak/>
-        <w:t>Главная цель была проверить, может ли ИИ не только создать рабочий проект, но и потом исправлять ошибки, улучшать код, дорабатывать интерфейс и добавлять тесты.</w:t>
+        <w:t>Одна из</w:t>
+      </w:r>
+      <w:r>
+        <w:rPr>
+          <w:rFonts w:cs="Times New Roman"/>
+          <w:szCs w:val="28"/>
+          <w:lang w:val="ru-RU"/>
+        </w:rPr>
+        <w:t xml:space="preserve"> цел</w:t>
+      </w:r>
+      <w:r>
+        <w:rPr>
+          <w:rFonts w:cs="Times New Roman"/>
+          <w:szCs w:val="28"/>
+          <w:lang w:val="ru-RU"/>
+        </w:rPr>
+        <w:t>ей</w:t>
+      </w:r>
+      <w:r>
+        <w:rPr>
+          <w:rFonts w:cs="Times New Roman"/>
+          <w:szCs w:val="28"/>
+          <w:lang w:val="ru-RU"/>
+        </w:rPr>
+        <w:t xml:space="preserve"> была проверить, может ли И</w:t>
+      </w:r>
+      <w:bookmarkStart w:id="6" w:name="_GoBack"/>
+      <w:bookmarkEnd w:id="6"/>
+      <w:r>
+        <w:rPr>
+          <w:rFonts w:cs="Times New Roman"/>
+          <w:szCs w:val="28"/>
+          <w:lang w:val="ru-RU"/>
+        </w:rPr>
+        <w:t>И не только создать рабочий проект, но и потом исправлять ошибки, улучшать код, дорабатывать интерфейс и добавлять тесты.</w:t>
       </w:r>
     </w:p>
     <w:p>
@@ -12396,7 +12429,7 @@
           <w:lang w:val="ru-RU"/>
         </w:rPr>
       </w:pPr>
-      <w:bookmarkStart w:id="6" w:name="_Toc232520136"/>
+      <w:bookmarkStart w:id="7" w:name="_Toc232520136"/>
       <w:r>
         <w:rPr>
           <w:rFonts w:ascii="Times New Roman" w:hAnsi="Times New Roman" w:cs="Times New Roman"/>
@@ -12405,7 +12438,7 @@
         </w:rPr>
         <w:t>6. РЕЗУЛЬТАТЫ И АНАЛИЗ</w:t>
       </w:r>
-      <w:bookmarkEnd w:id="6"/>
+      <w:bookmarkEnd w:id="7"/>
     </w:p>
     <w:p>
       <w:pPr>
@@ -13571,8 +13604,6 @@
         </w:rPr>
         <w:t>.</w:t>
       </w:r>
-      <w:bookmarkStart w:id="7" w:name="_GoBack"/>
-      <w:bookmarkEnd w:id="7"/>
     </w:p>
     <w:p>
       <w:pPr>
@@ -15319,6 +15350,7 @@
     <w:lsdException w:name="HTML Sample" w:semiHidden="1" w:unhideWhenUsed="1"/>
     <w:lsdException w:name="HTML Typewriter" w:semiHidden="1" w:unhideWhenUsed="1"/>
     <w:lsdException w:name="HTML Variable" w:semiHidden="1" w:unhideWhenUsed="1"/>
+    <w:lsdException w:name="Normal Table" w:semiHidden="1" w:unhideWhenUsed="1"/>
     <w:lsdException w:name="annotation subject" w:semiHidden="1" w:unhideWhenUsed="1"/>
     <w:lsdException w:name="No List" w:semiHidden="1" w:unhideWhenUsed="1"/>
     <w:lsdException w:name="Outline List 1" w:semiHidden="1" w:unhideWhenUsed="1"/>
@@ -15362,8 +15394,10 @@
     <w:lsdException w:name="Table Elegant" w:semiHidden="1" w:unhideWhenUsed="1"/>
     <w:lsdException w:name="Table Professional" w:semiHidden="1" w:unhideWhenUsed="1"/>
     <w:lsdException w:name="Table Subtle 1" w:semiHidden="1" w:unhideWhenUsed="1"/>
+    <w:lsdException w:name="Table Subtle 2" w:semiHidden="1" w:unhideWhenUsed="1"/>
     <w:lsdException w:name="Table Web 1" w:semiHidden="1" w:unhideWhenUsed="1"/>
     <w:lsdException w:name="Table Web 2" w:semiHidden="1" w:unhideWhenUsed="1"/>
+    <w:lsdException w:name="Table Web 3" w:semiHidden="1" w:unhideWhenUsed="1"/>
     <w:lsdException w:name="Balloon Text" w:semiHidden="1" w:unhideWhenUsed="1"/>
     <w:lsdException w:name="Table Grid" w:uiPriority="59"/>
     <w:lsdException w:name="Table Theme" w:semiHidden="1" w:unhideWhenUsed="1"/>
@@ -26924,7 +26958,7 @@
 </file>
 
 <file path=customXml/itemProps1.xml><?xml version="1.0" encoding="utf-8"?>
-<ds:datastoreItem xmlns:ds="http://schemas.openxmlformats.org/officeDocument/2006/customXml" ds:itemID="{E2C6F616-1203-4D2E-8658-EE1B26C725F7}">
+<ds:datastoreItem xmlns:ds="http://schemas.openxmlformats.org/officeDocument/2006/customXml" ds:itemID="{56CAFA34-F2AB-4797-B542-741836DA9387}">
   <ds:schemaRefs>
     <ds:schemaRef ds:uri="http://schemas.openxmlformats.org/officeDocument/2006/bibliography"/>
   </ds:schemaRefs>
